--- a/Exercise 3.1.3 Solution.docx
+++ b/Exercise 3.1.3 Solution.docx
@@ -5,166 +5,98 @@
     <w:p>
       <w:pPr>
         <w:jc w:val="both"/>
+        <w:rPr>
+          <w:lang w:val="en-GR"/>
+        </w:rPr>
       </w:pPr>
       <w:r>
-        <w:t>Let</w:t>
-      </w:r>
-      <w:r>
-        <w:t xml:space="preserve"> </w:t>
-      </w:r>
-      <w:r>
-        <w:t>m</w:t>
-      </w:r>
-      <w:r>
-        <w:rPr>
-          <w:vertAlign w:val="subscript"/>
-        </w:rPr>
-        <w:t>1</w:t>
-      </w:r>
-      <w:r>
-        <w:t xml:space="preserve"> </w:t>
-      </w:r>
-      <w:r>
-        <w:t>be</w:t>
-      </w:r>
-      <w:r>
-        <w:t xml:space="preserve"> </w:t>
-      </w:r>
-      <w:r>
-        <w:t>the</w:t>
-      </w:r>
-      <w:r>
-        <w:t xml:space="preserve"> </w:t>
-      </w:r>
-      <w:r>
-        <w:t>number</w:t>
-      </w:r>
-      <w:r>
-        <w:t xml:space="preserve"> </w:t>
-      </w:r>
-      <w:r>
-        <w:t>of</w:t>
-      </w:r>
-      <w:r>
-        <w:t xml:space="preserve"> </w:t>
-      </w:r>
-      <w:r>
-        <w:t>elements</w:t>
-      </w:r>
-      <w:r>
-        <w:t xml:space="preserve"> </w:t>
-      </w:r>
-      <w:r>
-        <w:t>in</w:t>
-      </w:r>
-      <w:r>
-        <w:t xml:space="preserve"> </w:t>
-      </w:r>
-      <w:r>
-        <w:t>set</w:t>
-      </w:r>
-      <w:r>
-        <w:t xml:space="preserve"> </w:t>
-      </w:r>
-      <w:r>
-        <w:t>S</w:t>
-      </w:r>
-      <w:r>
-        <w:t xml:space="preserve"> </w:t>
-      </w:r>
-      <w:r>
-        <w:t>and</w:t>
-      </w:r>
-      <w:r>
-        <w:t xml:space="preserve"> </w:t>
-      </w:r>
-      <w:r>
-        <w:t>m</w:t>
-      </w:r>
-      <w:r>
-        <w:rPr>
-          <w:vertAlign w:val="subscript"/>
-        </w:rPr>
-        <w:t>2</w:t>
-      </w:r>
-      <w:r>
-        <w:t xml:space="preserve"> </w:t>
-      </w:r>
-      <w:r>
-        <w:t xml:space="preserve">the number of elements in set T that have been chosen randomly from the set U containing n elements. </w:t>
-      </w:r>
-      <w:bookmarkStart w:id="0" w:name="OLE_LINK11"/>
-      <w:r>
-        <w:t>Without harm we can assume</w:t>
-      </w:r>
-      <w:bookmarkEnd w:id="0"/>
-      <w:r>
-        <w:t xml:space="preserve"> that </w:t>
-      </w:r>
-      <w:r>
-        <w:t>m</w:t>
-      </w:r>
-      <w:r>
-        <w:rPr>
-          <w:vertAlign w:val="subscript"/>
-        </w:rPr>
-        <w:t>1</w:t>
-      </w:r>
-      <w:r>
-        <w:t xml:space="preserve"> &lt;</w:t>
-      </w:r>
-      <w:r>
-        <w:t>=</w:t>
-      </w:r>
-      <w:r>
-        <w:t xml:space="preserve"> </w:t>
-      </w:r>
-      <w:r>
-        <w:t>m</w:t>
-      </w:r>
-      <w:proofErr w:type="gramStart"/>
-      <w:r>
-        <w:rPr>
-          <w:vertAlign w:val="subscript"/>
-        </w:rPr>
-        <w:t>2</w:t>
-      </w:r>
-      <w:r>
-        <w:t xml:space="preserve"> .</w:t>
-      </w:r>
-      <w:proofErr w:type="gramEnd"/>
-      <w:r>
-        <w:t xml:space="preserve"> </w:t>
-      </w:r>
-      <w:r>
-        <w:t xml:space="preserve"> </w:t>
-      </w:r>
-      <w:r>
-        <w:t>Furthermore, e</w:t>
-      </w:r>
-      <w:r>
-        <w:t>lements in s</w:t>
-      </w:r>
-      <w:r>
-        <w:t xml:space="preserve">ets S and T </w:t>
-      </w:r>
-      <w:r>
-        <w:t xml:space="preserve">are chosen from set U without replacement (i.e. each element in S and T can appear </w:t>
-      </w:r>
-      <w:r>
-        <w:t xml:space="preserve">at most </w:t>
-      </w:r>
-      <w:r>
-        <w:t xml:space="preserve">only once in </w:t>
-      </w:r>
-      <w:r>
-        <w:t>respective set</w:t>
-      </w:r>
-      <w:r>
-        <w:t>).</w:t>
-      </w:r>
-      <w:r>
-        <w:t xml:space="preserve">  </w:t>
+        <w:rPr>
+          <w:lang w:val="en-GR"/>
+        </w:rPr>
+        <w:t xml:space="preserve">Exercise 3.1.3 page 86 in </w:t>
+      </w:r>
+      <w:r>
+        <w:rPr>
+          <w:lang w:val="en-GR"/>
+        </w:rPr>
+        <w:t xml:space="preserve">Mining of Massive Datasets by </w:t>
+      </w:r>
+      <w:r>
+        <w:rPr>
+          <w:lang w:val="en-GR"/>
+        </w:rPr>
+        <w:t xml:space="preserve">J. </w:t>
+      </w:r>
+      <w:r>
+        <w:rPr>
+          <w:lang w:val="en-GR"/>
+        </w:rPr>
+        <w:t xml:space="preserve">Leskovec, </w:t>
+      </w:r>
+      <w:r>
+        <w:rPr>
+          <w:lang w:val="en-GR"/>
+        </w:rPr>
+        <w:t xml:space="preserve">A. </w:t>
+      </w:r>
+      <w:r>
+        <w:rPr>
+          <w:lang w:val="en-GR"/>
+        </w:rPr>
+        <w:t xml:space="preserve">Rajaraman and </w:t>
+      </w:r>
+      <w:r>
+        <w:rPr>
+          <w:lang w:val="en-GR"/>
+        </w:rPr>
+        <w:t xml:space="preserve">J. D. </w:t>
+      </w:r>
+      <w:r>
+        <w:rPr>
+          <w:lang w:val="en-GR"/>
+        </w:rPr>
+        <w:t xml:space="preserve">Ullman </w:t>
+      </w:r>
+      <w:r>
+        <w:rPr>
+          <w:lang w:val="en-GR"/>
+        </w:rPr>
+        <w:t>3rd edition</w:t>
+      </w:r>
+      <w:r>
+        <w:rPr>
+          <w:lang w:val="en-GR"/>
+        </w:rPr>
+        <w:t xml:space="preserve"> which states:</w:t>
+      </w:r>
+    </w:p>
+    <w:p>
+      <w:pPr>
+        <w:jc w:val="both"/>
+        <w:rPr>
+          <w:lang w:val="en-GR"/>
+        </w:rPr>
+      </w:pPr>
+      <w:r>
+        <w:rPr>
+          <w:i/>
+          <w:iCs/>
+          <w:lang w:val="en-GR"/>
+        </w:rPr>
+        <w:t>"Suppose we have a universal set U of n elements, and we choose two subsets S and T at random, each with m of the n elements. What is the expected value of the Jaccard similarity of S and T ?"</w:t>
+      </w:r>
+    </w:p>
+    <w:p>
+      <w:pPr>
+        <w:pStyle w:val="Heading2"/>
+      </w:pPr>
+    </w:p>
+    <w:p>
+      <w:pPr>
+        <w:pStyle w:val="Heading2"/>
+      </w:pPr>
+      <w:r>
+        <w:t>Solution</w:t>
       </w:r>
     </w:p>
     <w:p>
@@ -172,13 +104,87 @@
         <w:jc w:val="both"/>
       </w:pPr>
       <w:r>
-        <w:t xml:space="preserve">If sets S and T have k elements in common, then the Jaccard similarity of </w:t>
-      </w:r>
-      <w:r>
-        <w:t xml:space="preserve">sets </w:t>
-      </w:r>
-      <w:r>
-        <w:t>S and T will be equal to</w:t>
+        <w:t>Let</w:t>
+      </w:r>
+      <w:r>
+        <w:t xml:space="preserve"> </w:t>
+      </w:r>
+      <w:r>
+        <w:t>m</w:t>
+      </w:r>
+      <w:r>
+        <w:t xml:space="preserve"> </w:t>
+      </w:r>
+      <w:r>
+        <w:t>be</w:t>
+      </w:r>
+      <w:r>
+        <w:t xml:space="preserve"> </w:t>
+      </w:r>
+      <w:r>
+        <w:t>the</w:t>
+      </w:r>
+      <w:r>
+        <w:t xml:space="preserve"> </w:t>
+      </w:r>
+      <w:r>
+        <w:t>number</w:t>
+      </w:r>
+      <w:r>
+        <w:t xml:space="preserve"> </w:t>
+      </w:r>
+      <w:r>
+        <w:t>of</w:t>
+      </w:r>
+      <w:r>
+        <w:t xml:space="preserve"> </w:t>
+      </w:r>
+      <w:r>
+        <w:t>elements</w:t>
+      </w:r>
+      <w:r>
+        <w:t xml:space="preserve"> </w:t>
+      </w:r>
+      <w:r>
+        <w:t>in</w:t>
+      </w:r>
+      <w:r>
+        <w:t xml:space="preserve"> </w:t>
+      </w:r>
+      <w:r>
+        <w:t>set</w:t>
+      </w:r>
+      <w:r>
+        <w:t>s</w:t>
+      </w:r>
+      <w:r>
+        <w:t xml:space="preserve"> </w:t>
+      </w:r>
+      <w:r>
+        <w:t>S</w:t>
+      </w:r>
+      <w:r>
+        <w:t xml:space="preserve"> </w:t>
+      </w:r>
+      <w:r>
+        <w:t xml:space="preserve">and T </w:t>
+      </w:r>
+      <w:r>
+        <w:t xml:space="preserve">that have been chosen randomly </w:t>
+      </w:r>
+      <w:r>
+        <w:t xml:space="preserve">and independently </w:t>
+      </w:r>
+      <w:r>
+        <w:t xml:space="preserve">from the set U containing n elements. Furthermore, elements in sets S and T are chosen from set U without replacement (i.e. each element in S and T can appear at most only once in respective set).  </w:t>
+      </w:r>
+    </w:p>
+    <w:p>
+      <w:pPr>
+        <w:jc w:val="both"/>
+      </w:pPr>
+      <w:r>
+        <w:t>If sets S and T have k elements in common, then the Jaccard similarity of sets S and T will be equal to</w:t>
       </w:r>
     </w:p>
     <w:p>
@@ -232,64 +238,12 @@
               </m:r>
             </m:num>
             <m:den>
-              <m:sSub>
-                <m:sSubPr>
-                  <m:ctrlPr>
-                    <w:rPr>
-                      <w:rFonts w:ascii="Cambria Math" w:hAnsi="Cambria Math"/>
-                      <w:i/>
-                    </w:rPr>
-                  </m:ctrlPr>
-                </m:sSubPr>
-                <m:e>
-                  <m:r>
-                    <w:rPr>
-                      <w:rFonts w:ascii="Cambria Math" w:hAnsi="Cambria Math"/>
-                    </w:rPr>
-                    <m:t>m</m:t>
-                  </m:r>
-                </m:e>
-                <m:sub>
-                  <m:r>
-                    <w:rPr>
-                      <w:rFonts w:ascii="Cambria Math" w:hAnsi="Cambria Math"/>
-                    </w:rPr>
-                    <m:t>1</m:t>
-                  </m:r>
-                </m:sub>
-              </m:sSub>
               <m:r>
                 <w:rPr>
                   <w:rFonts w:ascii="Cambria Math" w:hAnsi="Cambria Math"/>
                 </w:rPr>
-                <m:t>+</m:t>
+                <m:t>2m</m:t>
               </m:r>
-              <m:sSub>
-                <m:sSubPr>
-                  <m:ctrlPr>
-                    <w:rPr>
-                      <w:rFonts w:ascii="Cambria Math" w:hAnsi="Cambria Math"/>
-                      <w:i/>
-                    </w:rPr>
-                  </m:ctrlPr>
-                </m:sSubPr>
-                <m:e>
-                  <m:r>
-                    <w:rPr>
-                      <w:rFonts w:ascii="Cambria Math" w:hAnsi="Cambria Math"/>
-                    </w:rPr>
-                    <m:t>m</m:t>
-                  </m:r>
-                </m:e>
-                <m:sub>
-                  <m:r>
-                    <w:rPr>
-                      <w:rFonts w:ascii="Cambria Math" w:hAnsi="Cambria Math"/>
-                    </w:rPr>
-                    <m:t>2</m:t>
-                  </m:r>
-                </m:sub>
-              </m:sSub>
               <m:r>
                 <w:rPr>
                   <w:rFonts w:ascii="Cambria Math" w:hAnsi="Cambria Math"/>
@@ -301,1071 +255,23 @@
         </m:oMath>
       </m:oMathPara>
     </w:p>
-    <w:p/>
+    <w:p>
+      <w:pPr>
+        <w:jc w:val="both"/>
+        <w:rPr>
+          <w:lang w:val="en-GR"/>
+        </w:rPr>
+      </w:pPr>
+    </w:p>
     <w:p>
       <w:pPr>
         <w:jc w:val="both"/>
       </w:pPr>
       <w:r>
-        <w:t xml:space="preserve">The probability for sets S and T to have </w:t>
-      </w:r>
-      <w:r>
-        <w:t xml:space="preserve">exactly </w:t>
-      </w:r>
-      <w:r>
-        <w:t>k elements in common is equal to</w:t>
+        <w:t>The probability for sets S and T to have exactly k elements in common is equal to</w:t>
       </w:r>
     </w:p>
     <w:p>
-      <w:bookmarkStart w:id="1" w:name="OLE_LINK5"/>
-      <m:oMathPara>
-        <m:oMath>
-          <m:r>
-            <w:rPr>
-              <w:rFonts w:ascii="Cambria Math" w:hAnsi="Cambria Math"/>
-              <w:lang w:val="el-GR"/>
-            </w:rPr>
-            <m:t>P</m:t>
-          </m:r>
-          <m:r>
-            <w:rPr>
-              <w:rFonts w:ascii="Cambria Math" w:hAnsi="Cambria Math"/>
-            </w:rPr>
-            <m:t>robability</m:t>
-          </m:r>
-          <m:d>
-            <m:dPr>
-              <m:ctrlPr>
-                <w:rPr>
-                  <w:rFonts w:ascii="Cambria Math" w:hAnsi="Cambria Math"/>
-                  <w:i/>
-                </w:rPr>
-              </m:ctrlPr>
-            </m:dPr>
-            <m:e>
-              <m:r>
-                <w:rPr>
-                  <w:rFonts w:ascii="Cambria Math" w:hAnsi="Cambria Math"/>
-                </w:rPr>
-                <m:t>k-common</m:t>
-              </m:r>
-            </m:e>
-          </m:d>
-          <m:r>
-            <w:rPr>
-              <w:rFonts w:ascii="Cambria Math" w:hAnsi="Cambria Math"/>
-            </w:rPr>
-            <m:t xml:space="preserve">= </m:t>
-          </m:r>
-          <m:f>
-            <m:fPr>
-              <m:ctrlPr>
-                <w:rPr>
-                  <w:rFonts w:ascii="Cambria Math" w:hAnsi="Cambria Math"/>
-                  <w:i/>
-                </w:rPr>
-              </m:ctrlPr>
-            </m:fPr>
-            <m:num>
-              <w:bookmarkStart w:id="2" w:name="OLE_LINK4"/>
-              <m:sSubSup>
-                <m:sSubSupPr>
-                  <m:ctrlPr>
-                    <w:rPr>
-                      <w:rFonts w:ascii="Cambria Math" w:hAnsi="Cambria Math"/>
-                      <w:i/>
-                    </w:rPr>
-                  </m:ctrlPr>
-                </m:sSubSupPr>
-                <m:e>
-                  <m:r>
-                    <w:rPr>
-                      <w:rFonts w:ascii="Cambria Math" w:hAnsi="Cambria Math"/>
-                    </w:rPr>
-                    <m:t>C</m:t>
-                  </m:r>
-                </m:e>
-                <m:sub>
-                  <m:r>
-                    <w:rPr>
-                      <w:rFonts w:ascii="Cambria Math" w:hAnsi="Cambria Math"/>
-                    </w:rPr>
-                    <m:t>k</m:t>
-                  </m:r>
-                </m:sub>
-                <m:sup>
-                  <m:r>
-                    <w:rPr>
-                      <w:rFonts w:ascii="Cambria Math" w:hAnsi="Cambria Math"/>
-                    </w:rPr>
-                    <m:t>n</m:t>
-                  </m:r>
-                </m:sup>
-              </m:sSubSup>
-              <m:sSubSup>
-                <m:sSubSupPr>
-                  <m:ctrlPr>
-                    <w:rPr>
-                      <w:rFonts w:ascii="Cambria Math" w:hAnsi="Cambria Math"/>
-                      <w:i/>
-                    </w:rPr>
-                  </m:ctrlPr>
-                </m:sSubSupPr>
-                <m:e>
-                  <m:r>
-                    <w:rPr>
-                      <w:rFonts w:ascii="Cambria Math" w:hAnsi="Cambria Math"/>
-                    </w:rPr>
-                    <m:t>C</m:t>
-                  </m:r>
-                </m:e>
-                <m:sub>
-                  <m:sSub>
-                    <m:sSubPr>
-                      <m:ctrlPr>
-                        <w:rPr>
-                          <w:rFonts w:ascii="Cambria Math" w:hAnsi="Cambria Math"/>
-                          <w:i/>
-                        </w:rPr>
-                      </m:ctrlPr>
-                    </m:sSubPr>
-                    <m:e>
-                      <m:r>
-                        <w:rPr>
-                          <w:rFonts w:ascii="Cambria Math" w:hAnsi="Cambria Math"/>
-                        </w:rPr>
-                        <m:t>m</m:t>
-                      </m:r>
-                    </m:e>
-                    <m:sub>
-                      <m:r>
-                        <w:rPr>
-                          <w:rFonts w:ascii="Cambria Math" w:hAnsi="Cambria Math"/>
-                        </w:rPr>
-                        <m:t>1</m:t>
-                      </m:r>
-                    </m:sub>
-                  </m:sSub>
-                  <m:r>
-                    <w:rPr>
-                      <w:rFonts w:ascii="Cambria Math" w:hAnsi="Cambria Math"/>
-                    </w:rPr>
-                    <m:t>-k</m:t>
-                  </m:r>
-                </m:sub>
-                <m:sup>
-                  <m:r>
-                    <w:rPr>
-                      <w:rFonts w:ascii="Cambria Math" w:hAnsi="Cambria Math"/>
-                    </w:rPr>
-                    <m:t>n-k</m:t>
-                  </m:r>
-                </m:sup>
-              </m:sSubSup>
-              <m:sSubSup>
-                <m:sSubSupPr>
-                  <m:ctrlPr>
-                    <w:rPr>
-                      <w:rFonts w:ascii="Cambria Math" w:hAnsi="Cambria Math"/>
-                      <w:i/>
-                    </w:rPr>
-                  </m:ctrlPr>
-                </m:sSubSupPr>
-                <m:e>
-                  <m:r>
-                    <w:rPr>
-                      <w:rFonts w:ascii="Cambria Math" w:hAnsi="Cambria Math"/>
-                    </w:rPr>
-                    <m:t>C</m:t>
-                  </m:r>
-                </m:e>
-                <m:sub>
-                  <m:sSub>
-                    <m:sSubPr>
-                      <m:ctrlPr>
-                        <w:rPr>
-                          <w:rFonts w:ascii="Cambria Math" w:hAnsi="Cambria Math"/>
-                          <w:i/>
-                        </w:rPr>
-                      </m:ctrlPr>
-                    </m:sSubPr>
-                    <m:e>
-                      <m:r>
-                        <w:rPr>
-                          <w:rFonts w:ascii="Cambria Math" w:hAnsi="Cambria Math"/>
-                        </w:rPr>
-                        <m:t>m</m:t>
-                      </m:r>
-                    </m:e>
-                    <m:sub>
-                      <m:r>
-                        <w:rPr>
-                          <w:rFonts w:ascii="Cambria Math" w:hAnsi="Cambria Math"/>
-                        </w:rPr>
-                        <m:t>2</m:t>
-                      </m:r>
-                    </m:sub>
-                  </m:sSub>
-                  <m:r>
-                    <w:rPr>
-                      <w:rFonts w:ascii="Cambria Math" w:hAnsi="Cambria Math"/>
-                    </w:rPr>
-                    <m:t>-k</m:t>
-                  </m:r>
-                </m:sub>
-                <m:sup>
-                  <m:r>
-                    <w:rPr>
-                      <w:rFonts w:ascii="Cambria Math" w:hAnsi="Cambria Math"/>
-                    </w:rPr>
-                    <m:t>n-</m:t>
-                  </m:r>
-                  <m:sSub>
-                    <m:sSubPr>
-                      <m:ctrlPr>
-                        <w:rPr>
-                          <w:rFonts w:ascii="Cambria Math" w:hAnsi="Cambria Math"/>
-                          <w:i/>
-                        </w:rPr>
-                      </m:ctrlPr>
-                    </m:sSubPr>
-                    <m:e>
-                      <m:r>
-                        <w:rPr>
-                          <w:rFonts w:ascii="Cambria Math" w:hAnsi="Cambria Math"/>
-                        </w:rPr>
-                        <m:t>m</m:t>
-                      </m:r>
-                    </m:e>
-                    <m:sub>
-                      <m:r>
-                        <w:rPr>
-                          <w:rFonts w:ascii="Cambria Math" w:hAnsi="Cambria Math"/>
-                        </w:rPr>
-                        <m:t>1</m:t>
-                      </m:r>
-                    </m:sub>
-                  </m:sSub>
-                </m:sup>
-              </m:sSubSup>
-              <w:bookmarkEnd w:id="2"/>
-            </m:num>
-            <m:den>
-              <m:sSubSup>
-                <m:sSubSupPr>
-                  <m:ctrlPr>
-                    <w:rPr>
-                      <w:rFonts w:ascii="Cambria Math" w:hAnsi="Cambria Math"/>
-                      <w:i/>
-                    </w:rPr>
-                  </m:ctrlPr>
-                </m:sSubSupPr>
-                <m:e>
-                  <m:r>
-                    <w:rPr>
-                      <w:rFonts w:ascii="Cambria Math" w:hAnsi="Cambria Math"/>
-                    </w:rPr>
-                    <m:t>C</m:t>
-                  </m:r>
-                </m:e>
-                <m:sub>
-                  <m:sSub>
-                    <m:sSubPr>
-                      <m:ctrlPr>
-                        <w:rPr>
-                          <w:rFonts w:ascii="Cambria Math" w:hAnsi="Cambria Math"/>
-                          <w:i/>
-                        </w:rPr>
-                      </m:ctrlPr>
-                    </m:sSubPr>
-                    <m:e>
-                      <m:r>
-                        <w:rPr>
-                          <w:rFonts w:ascii="Cambria Math" w:hAnsi="Cambria Math"/>
-                        </w:rPr>
-                        <m:t>m</m:t>
-                      </m:r>
-                    </m:e>
-                    <m:sub>
-                      <m:r>
-                        <w:rPr>
-                          <w:rFonts w:ascii="Cambria Math" w:hAnsi="Cambria Math"/>
-                        </w:rPr>
-                        <m:t>1</m:t>
-                      </m:r>
-                    </m:sub>
-                  </m:sSub>
-                </m:sub>
-                <m:sup>
-                  <m:r>
-                    <w:rPr>
-                      <w:rFonts w:ascii="Cambria Math" w:hAnsi="Cambria Math"/>
-                    </w:rPr>
-                    <m:t>n</m:t>
-                  </m:r>
-                </m:sup>
-              </m:sSubSup>
-              <m:sSubSup>
-                <m:sSubSupPr>
-                  <m:ctrlPr>
-                    <w:rPr>
-                      <w:rFonts w:ascii="Cambria Math" w:hAnsi="Cambria Math"/>
-                      <w:i/>
-                    </w:rPr>
-                  </m:ctrlPr>
-                </m:sSubSupPr>
-                <m:e>
-                  <m:r>
-                    <w:rPr>
-                      <w:rFonts w:ascii="Cambria Math" w:hAnsi="Cambria Math"/>
-                    </w:rPr>
-                    <m:t>C</m:t>
-                  </m:r>
-                </m:e>
-                <m:sub>
-                  <m:sSub>
-                    <m:sSubPr>
-                      <m:ctrlPr>
-                        <w:rPr>
-                          <w:rFonts w:ascii="Cambria Math" w:hAnsi="Cambria Math"/>
-                          <w:i/>
-                        </w:rPr>
-                      </m:ctrlPr>
-                    </m:sSubPr>
-                    <m:e>
-                      <m:r>
-                        <w:rPr>
-                          <w:rFonts w:ascii="Cambria Math" w:hAnsi="Cambria Math"/>
-                        </w:rPr>
-                        <m:t>m</m:t>
-                      </m:r>
-                    </m:e>
-                    <m:sub>
-                      <m:r>
-                        <w:rPr>
-                          <w:rFonts w:ascii="Cambria Math" w:hAnsi="Cambria Math"/>
-                        </w:rPr>
-                        <m:t>2</m:t>
-                      </m:r>
-                    </m:sub>
-                  </m:sSub>
-                </m:sub>
-                <m:sup>
-                  <m:r>
-                    <w:rPr>
-                      <w:rFonts w:ascii="Cambria Math" w:hAnsi="Cambria Math"/>
-                    </w:rPr>
-                    <m:t>n</m:t>
-                  </m:r>
-                </m:sup>
-              </m:sSubSup>
-            </m:den>
-          </m:f>
-        </m:oMath>
-      </m:oMathPara>
-      <w:bookmarkEnd w:id="1"/>
-    </w:p>
-    <w:p>
-      <w:pPr>
-        <w:jc w:val="both"/>
-        <w:rPr>
-          <w:rFonts w:eastAsiaTheme="minorEastAsia"/>
-        </w:rPr>
-      </w:pPr>
-      <w:r>
-        <w:t xml:space="preserve">Where </w:t>
-      </w:r>
-      <w:bookmarkStart w:id="3" w:name="OLE_LINK1"/>
-      <m:oMath>
-        <m:sSubSup>
-          <m:sSubSupPr>
-            <m:ctrlPr>
-              <w:rPr>
-                <w:rFonts w:ascii="Cambria Math" w:hAnsi="Cambria Math"/>
-                <w:i/>
-              </w:rPr>
-            </m:ctrlPr>
-          </m:sSubSupPr>
-          <m:e>
-            <m:r>
-              <w:rPr>
-                <w:rFonts w:ascii="Cambria Math" w:hAnsi="Cambria Math"/>
-              </w:rPr>
-              <m:t>C</m:t>
-            </m:r>
-          </m:e>
-          <m:sub>
-            <m:r>
-              <w:rPr>
-                <w:rFonts w:ascii="Cambria Math" w:hAnsi="Cambria Math"/>
-              </w:rPr>
-              <m:t>k</m:t>
-            </m:r>
-          </m:sub>
-          <m:sup>
-            <m:r>
-              <w:rPr>
-                <w:rFonts w:ascii="Cambria Math" w:hAnsi="Cambria Math"/>
-              </w:rPr>
-              <m:t>n</m:t>
-            </m:r>
-          </m:sup>
-        </m:sSubSup>
-      </m:oMath>
-      <w:bookmarkEnd w:id="3"/>
-      <w:r>
-        <w:rPr>
-          <w:rFonts w:eastAsiaTheme="minorEastAsia"/>
-        </w:rPr>
-        <w:t xml:space="preserve"> the number of ways to cho</w:t>
-      </w:r>
-      <w:proofErr w:type="spellStart"/>
-      <w:r>
-        <w:rPr>
-          <w:rFonts w:eastAsiaTheme="minorEastAsia"/>
-        </w:rPr>
-        <w:t>o</w:t>
-      </w:r>
-      <w:r>
-        <w:rPr>
-          <w:rFonts w:eastAsiaTheme="minorEastAsia"/>
-        </w:rPr>
-        <w:t>se</w:t>
-      </w:r>
-      <w:proofErr w:type="spellEnd"/>
-      <w:r>
-        <w:rPr>
-          <w:rFonts w:eastAsiaTheme="minorEastAsia"/>
-        </w:rPr>
-        <w:t xml:space="preserve"> k elements out of n.</w:t>
-      </w:r>
-      <w:r>
-        <w:rPr>
-          <w:rFonts w:eastAsiaTheme="minorEastAsia"/>
-        </w:rPr>
-        <w:t xml:space="preserve"> </w:t>
-      </w:r>
-    </w:p>
-    <w:p>
-      <w:pPr>
-        <w:jc w:val="both"/>
-        <w:rPr>
-          <w:rFonts w:eastAsiaTheme="minorEastAsia"/>
-        </w:rPr>
-      </w:pPr>
-      <w:r>
-        <w:rPr>
-          <w:rFonts w:eastAsiaTheme="minorEastAsia"/>
-        </w:rPr>
-        <w:t xml:space="preserve">The above probability is justified as follows: </w:t>
-      </w:r>
-      <m:oMath>
-        <m:sSubSup>
-          <m:sSubSupPr>
-            <m:ctrlPr>
-              <w:rPr>
-                <w:rFonts w:ascii="Cambria Math" w:hAnsi="Cambria Math"/>
-                <w:i/>
-              </w:rPr>
-            </m:ctrlPr>
-          </m:sSubSupPr>
-          <m:e>
-            <m:r>
-              <w:rPr>
-                <w:rFonts w:ascii="Cambria Math" w:hAnsi="Cambria Math"/>
-              </w:rPr>
-              <m:t>C</m:t>
-            </m:r>
-          </m:e>
-          <m:sub>
-            <m:r>
-              <w:rPr>
-                <w:rFonts w:ascii="Cambria Math" w:hAnsi="Cambria Math"/>
-              </w:rPr>
-              <m:t>k</m:t>
-            </m:r>
-          </m:sub>
-          <m:sup>
-            <m:r>
-              <w:rPr>
-                <w:rFonts w:ascii="Cambria Math" w:hAnsi="Cambria Math"/>
-              </w:rPr>
-              <m:t>n</m:t>
-            </m:r>
-          </m:sup>
-        </m:sSubSup>
-      </m:oMath>
-      <w:r>
-        <w:rPr>
-          <w:rFonts w:eastAsiaTheme="minorEastAsia"/>
-        </w:rPr>
-        <w:t xml:space="preserve"> is the number of ways to </w:t>
-      </w:r>
-      <w:r>
-        <w:rPr>
-          <w:rFonts w:eastAsiaTheme="minorEastAsia"/>
-        </w:rPr>
-        <w:t>choose</w:t>
-      </w:r>
-      <w:r>
-        <w:rPr>
-          <w:rFonts w:eastAsiaTheme="minorEastAsia"/>
-        </w:rPr>
-        <w:t xml:space="preserve"> the k common elements from the universal set k. Since each set S and T will have these elements as members (the k common), S will have an additional </w:t>
-      </w:r>
-      <w:proofErr w:type="gramStart"/>
-      <w:r>
-        <w:rPr>
-          <w:rFonts w:eastAsiaTheme="minorEastAsia"/>
-        </w:rPr>
-        <w:t>of  m</w:t>
-      </w:r>
-      <w:proofErr w:type="gramEnd"/>
-      <w:r>
-        <w:rPr>
-          <w:rFonts w:eastAsiaTheme="minorEastAsia"/>
-          <w:vertAlign w:val="subscript"/>
-        </w:rPr>
-        <w:t>1</w:t>
-      </w:r>
-      <w:r>
-        <w:rPr>
-          <w:rFonts w:eastAsiaTheme="minorEastAsia"/>
-        </w:rPr>
-        <w:t xml:space="preserve">-k </w:t>
-      </w:r>
-      <w:r>
-        <w:rPr>
-          <w:rFonts w:eastAsiaTheme="minorEastAsia"/>
-        </w:rPr>
-        <w:t>elements</w:t>
-      </w:r>
-      <w:r>
-        <w:rPr>
-          <w:rFonts w:eastAsiaTheme="minorEastAsia"/>
-        </w:rPr>
-        <w:t xml:space="preserve"> </w:t>
-      </w:r>
-      <w:r>
-        <w:rPr>
-          <w:rFonts w:eastAsiaTheme="minorEastAsia"/>
-        </w:rPr>
-        <w:t xml:space="preserve">that are only in S </w:t>
-      </w:r>
-      <w:r>
-        <w:rPr>
-          <w:rFonts w:eastAsiaTheme="minorEastAsia"/>
-        </w:rPr>
-        <w:t>and T will have an additional of m</w:t>
-      </w:r>
-      <w:r>
-        <w:rPr>
-          <w:rFonts w:eastAsiaTheme="minorEastAsia"/>
-          <w:vertAlign w:val="subscript"/>
-        </w:rPr>
-        <w:t>2</w:t>
-      </w:r>
-      <w:r>
-        <w:rPr>
-          <w:rFonts w:eastAsiaTheme="minorEastAsia"/>
-        </w:rPr>
-        <w:t xml:space="preserve">-k </w:t>
-      </w:r>
-      <w:r>
-        <w:rPr>
-          <w:rFonts w:eastAsiaTheme="minorEastAsia"/>
-        </w:rPr>
-        <w:t>elements</w:t>
-      </w:r>
-      <w:r>
-        <w:rPr>
-          <w:rFonts w:eastAsiaTheme="minorEastAsia"/>
-        </w:rPr>
-        <w:t xml:space="preserve"> </w:t>
-      </w:r>
-      <w:r>
-        <w:rPr>
-          <w:rFonts w:eastAsiaTheme="minorEastAsia"/>
-        </w:rPr>
-        <w:t>that are only in set T.  The m</w:t>
-      </w:r>
-      <w:r>
-        <w:rPr>
-          <w:rFonts w:eastAsiaTheme="minorEastAsia"/>
-          <w:vertAlign w:val="subscript"/>
-        </w:rPr>
-        <w:t>1</w:t>
-      </w:r>
-      <w:r>
-        <w:rPr>
-          <w:rFonts w:eastAsiaTheme="minorEastAsia"/>
-        </w:rPr>
-        <w:t xml:space="preserve">-k elements of S must be chosen from n-k elements (since k are already in S) and the way to do this is </w:t>
-      </w:r>
-      <w:bookmarkStart w:id="4" w:name="OLE_LINK2"/>
-      <m:oMath>
-        <m:sSubSup>
-          <m:sSubSupPr>
-            <m:ctrlPr>
-              <w:rPr>
-                <w:rFonts w:ascii="Cambria Math" w:hAnsi="Cambria Math"/>
-                <w:i/>
-              </w:rPr>
-            </m:ctrlPr>
-          </m:sSubSupPr>
-          <m:e>
-            <m:r>
-              <w:rPr>
-                <w:rFonts w:ascii="Cambria Math" w:hAnsi="Cambria Math"/>
-              </w:rPr>
-              <m:t>C</m:t>
-            </m:r>
-          </m:e>
-          <m:sub>
-            <m:sSub>
-              <m:sSubPr>
-                <m:ctrlPr>
-                  <w:rPr>
-                    <w:rFonts w:ascii="Cambria Math" w:hAnsi="Cambria Math"/>
-                    <w:i/>
-                  </w:rPr>
-                </m:ctrlPr>
-              </m:sSubPr>
-              <m:e>
-                <m:r>
-                  <w:rPr>
-                    <w:rFonts w:ascii="Cambria Math" w:hAnsi="Cambria Math"/>
-                  </w:rPr>
-                  <m:t>m</m:t>
-                </m:r>
-              </m:e>
-              <m:sub>
-                <m:r>
-                  <w:rPr>
-                    <w:rFonts w:ascii="Cambria Math" w:hAnsi="Cambria Math"/>
-                  </w:rPr>
-                  <m:t>1</m:t>
-                </m:r>
-              </m:sub>
-            </m:sSub>
-            <m:r>
-              <w:rPr>
-                <w:rFonts w:ascii="Cambria Math" w:hAnsi="Cambria Math"/>
-              </w:rPr>
-              <m:t>-k</m:t>
-            </m:r>
-          </m:sub>
-          <m:sup>
-            <m:r>
-              <w:rPr>
-                <w:rFonts w:ascii="Cambria Math" w:hAnsi="Cambria Math"/>
-              </w:rPr>
-              <m:t>n-k</m:t>
-            </m:r>
-          </m:sup>
-        </m:sSubSup>
-      </m:oMath>
-      <w:bookmarkEnd w:id="4"/>
-      <w:r>
-        <w:rPr>
-          <w:rFonts w:eastAsiaTheme="minorEastAsia"/>
-        </w:rPr>
-        <w:t xml:space="preserve"> , while the m</w:t>
-      </w:r>
-      <w:r>
-        <w:rPr>
-          <w:rFonts w:eastAsiaTheme="minorEastAsia"/>
-          <w:vertAlign w:val="subscript"/>
-        </w:rPr>
-        <w:t>2</w:t>
-      </w:r>
-      <w:r>
-        <w:rPr>
-          <w:rFonts w:eastAsiaTheme="minorEastAsia"/>
-        </w:rPr>
-        <w:t>-k elements of T must be chosen from n-m</w:t>
-      </w:r>
-      <w:r>
-        <w:rPr>
-          <w:rFonts w:eastAsiaTheme="minorEastAsia"/>
-          <w:vertAlign w:val="subscript"/>
-        </w:rPr>
-        <w:t>1</w:t>
-      </w:r>
-      <w:r>
-        <w:rPr>
-          <w:rFonts w:eastAsiaTheme="minorEastAsia"/>
-        </w:rPr>
-        <w:t xml:space="preserve"> elements (since m</w:t>
-      </w:r>
-      <w:r>
-        <w:rPr>
-          <w:rFonts w:eastAsiaTheme="minorEastAsia"/>
-          <w:vertAlign w:val="subscript"/>
-        </w:rPr>
-        <w:t>1</w:t>
-      </w:r>
-      <w:r>
-        <w:rPr>
-          <w:rFonts w:eastAsiaTheme="minorEastAsia"/>
-        </w:rPr>
-        <w:t xml:space="preserve"> &lt; m</w:t>
-      </w:r>
-      <w:r>
-        <w:rPr>
-          <w:rFonts w:eastAsiaTheme="minorEastAsia"/>
-          <w:vertAlign w:val="subscript"/>
-        </w:rPr>
-        <w:t>2</w:t>
-      </w:r>
-      <w:r>
-        <w:rPr>
-          <w:rFonts w:eastAsiaTheme="minorEastAsia"/>
-        </w:rPr>
-        <w:t xml:space="preserve">) to make sure that no other common element will occur in S and T except for the k already chosen. The ways to do this is </w:t>
-      </w:r>
-      <m:oMath>
-        <m:sSubSup>
-          <m:sSubSupPr>
-            <m:ctrlPr>
-              <w:rPr>
-                <w:rFonts w:ascii="Cambria Math" w:hAnsi="Cambria Math"/>
-                <w:i/>
-              </w:rPr>
-            </m:ctrlPr>
-          </m:sSubSupPr>
-          <m:e>
-            <m:r>
-              <w:rPr>
-                <w:rFonts w:ascii="Cambria Math" w:hAnsi="Cambria Math"/>
-              </w:rPr>
-              <m:t>C</m:t>
-            </m:r>
-          </m:e>
-          <m:sub>
-            <w:bookmarkStart w:id="5" w:name="OLE_LINK3"/>
-            <m:sSub>
-              <m:sSubPr>
-                <m:ctrlPr>
-                  <w:rPr>
-                    <w:rFonts w:ascii="Cambria Math" w:hAnsi="Cambria Math"/>
-                    <w:i/>
-                  </w:rPr>
-                </m:ctrlPr>
-              </m:sSubPr>
-              <m:e>
-                <m:r>
-                  <w:rPr>
-                    <w:rFonts w:ascii="Cambria Math" w:hAnsi="Cambria Math"/>
-                  </w:rPr>
-                  <m:t>m</m:t>
-                </m:r>
-              </m:e>
-              <m:sub>
-                <m:r>
-                  <w:rPr>
-                    <w:rFonts w:ascii="Cambria Math" w:hAnsi="Cambria Math"/>
-                  </w:rPr>
-                  <m:t>2</m:t>
-                </m:r>
-              </m:sub>
-            </m:sSub>
-            <w:bookmarkEnd w:id="5"/>
-            <m:r>
-              <w:rPr>
-                <w:rFonts w:ascii="Cambria Math" w:hAnsi="Cambria Math"/>
-              </w:rPr>
-              <m:t>-k</m:t>
-            </m:r>
-          </m:sub>
-          <m:sup>
-            <m:r>
-              <w:rPr>
-                <w:rFonts w:ascii="Cambria Math" w:hAnsi="Cambria Math"/>
-              </w:rPr>
-              <m:t>n-</m:t>
-            </m:r>
-            <m:sSub>
-              <m:sSubPr>
-                <m:ctrlPr>
-                  <w:rPr>
-                    <w:rFonts w:ascii="Cambria Math" w:hAnsi="Cambria Math"/>
-                    <w:i/>
-                  </w:rPr>
-                </m:ctrlPr>
-              </m:sSubPr>
-              <m:e>
-                <m:r>
-                  <w:rPr>
-                    <w:rFonts w:ascii="Cambria Math" w:hAnsi="Cambria Math"/>
-                  </w:rPr>
-                  <m:t>m</m:t>
-                </m:r>
-              </m:e>
-              <m:sub>
-                <m:r>
-                  <w:rPr>
-                    <w:rFonts w:ascii="Cambria Math" w:hAnsi="Cambria Math"/>
-                  </w:rPr>
-                  <m:t>1</m:t>
-                </m:r>
-              </m:sub>
-            </m:sSub>
-          </m:sup>
-        </m:sSubSup>
-      </m:oMath>
-      <w:r>
-        <w:rPr>
-          <w:rFonts w:eastAsiaTheme="minorEastAsia"/>
-        </w:rPr>
-        <w:t xml:space="preserve">. </w:t>
-      </w:r>
-      <w:r>
-        <w:rPr>
-          <w:rFonts w:eastAsiaTheme="minorEastAsia"/>
-        </w:rPr>
-        <w:t xml:space="preserve">Applying the </w:t>
-      </w:r>
-      <w:r>
-        <w:rPr>
-          <w:rFonts w:eastAsiaTheme="minorEastAsia"/>
-        </w:rPr>
-        <w:t>fundamental principle of counting</w:t>
-      </w:r>
-      <w:r>
-        <w:rPr>
-          <w:rFonts w:eastAsiaTheme="minorEastAsia"/>
-        </w:rPr>
-        <w:t xml:space="preserve"> the ways to choose sets S and T so that they have exactly k elements in common is  </w:t>
-      </w:r>
-      <w:bookmarkStart w:id="6" w:name="OLE_LINK7"/>
-      <m:oMath>
-        <m:sSubSup>
-          <m:sSubSupPr>
-            <m:ctrlPr>
-              <w:rPr>
-                <w:rFonts w:ascii="Cambria Math" w:hAnsi="Cambria Math"/>
-                <w:i/>
-              </w:rPr>
-            </m:ctrlPr>
-          </m:sSubSupPr>
-          <m:e>
-            <m:r>
-              <w:rPr>
-                <w:rFonts w:ascii="Cambria Math" w:hAnsi="Cambria Math"/>
-              </w:rPr>
-              <m:t>C</m:t>
-            </m:r>
-          </m:e>
-          <m:sub>
-            <m:r>
-              <w:rPr>
-                <w:rFonts w:ascii="Cambria Math" w:hAnsi="Cambria Math"/>
-              </w:rPr>
-              <m:t>k</m:t>
-            </m:r>
-          </m:sub>
-          <m:sup>
-            <m:r>
-              <w:rPr>
-                <w:rFonts w:ascii="Cambria Math" w:hAnsi="Cambria Math"/>
-              </w:rPr>
-              <m:t>n</m:t>
-            </m:r>
-          </m:sup>
-        </m:sSubSup>
-        <m:sSubSup>
-          <m:sSubSupPr>
-            <m:ctrlPr>
-              <w:rPr>
-                <w:rFonts w:ascii="Cambria Math" w:hAnsi="Cambria Math"/>
-                <w:i/>
-              </w:rPr>
-            </m:ctrlPr>
-          </m:sSubSupPr>
-          <m:e>
-            <m:r>
-              <w:rPr>
-                <w:rFonts w:ascii="Cambria Math" w:hAnsi="Cambria Math"/>
-              </w:rPr>
-              <m:t>C</m:t>
-            </m:r>
-          </m:e>
-          <m:sub>
-            <m:sSub>
-              <m:sSubPr>
-                <m:ctrlPr>
-                  <w:rPr>
-                    <w:rFonts w:ascii="Cambria Math" w:hAnsi="Cambria Math"/>
-                    <w:i/>
-                  </w:rPr>
-                </m:ctrlPr>
-              </m:sSubPr>
-              <m:e>
-                <m:r>
-                  <w:rPr>
-                    <w:rFonts w:ascii="Cambria Math" w:hAnsi="Cambria Math"/>
-                  </w:rPr>
-                  <m:t>m</m:t>
-                </m:r>
-              </m:e>
-              <m:sub>
-                <m:r>
-                  <w:rPr>
-                    <w:rFonts w:ascii="Cambria Math" w:hAnsi="Cambria Math"/>
-                  </w:rPr>
-                  <m:t>1</m:t>
-                </m:r>
-              </m:sub>
-            </m:sSub>
-            <m:r>
-              <w:rPr>
-                <w:rFonts w:ascii="Cambria Math" w:hAnsi="Cambria Math"/>
-              </w:rPr>
-              <m:t>-k</m:t>
-            </m:r>
-          </m:sub>
-          <m:sup>
-            <m:r>
-              <w:rPr>
-                <w:rFonts w:ascii="Cambria Math" w:hAnsi="Cambria Math"/>
-              </w:rPr>
-              <m:t>n-k</m:t>
-            </m:r>
-          </m:sup>
-        </m:sSubSup>
-        <m:sSubSup>
-          <m:sSubSupPr>
-            <m:ctrlPr>
-              <w:rPr>
-                <w:rFonts w:ascii="Cambria Math" w:hAnsi="Cambria Math"/>
-                <w:i/>
-              </w:rPr>
-            </m:ctrlPr>
-          </m:sSubSupPr>
-          <m:e>
-            <m:r>
-              <w:rPr>
-                <w:rFonts w:ascii="Cambria Math" w:hAnsi="Cambria Math"/>
-              </w:rPr>
-              <m:t>C</m:t>
-            </m:r>
-          </m:e>
-          <m:sub>
-            <m:sSub>
-              <m:sSubPr>
-                <m:ctrlPr>
-                  <w:rPr>
-                    <w:rFonts w:ascii="Cambria Math" w:hAnsi="Cambria Math"/>
-                    <w:i/>
-                  </w:rPr>
-                </m:ctrlPr>
-              </m:sSubPr>
-              <m:e>
-                <m:r>
-                  <w:rPr>
-                    <w:rFonts w:ascii="Cambria Math" w:hAnsi="Cambria Math"/>
-                  </w:rPr>
-                  <m:t>m</m:t>
-                </m:r>
-              </m:e>
-              <m:sub>
-                <m:r>
-                  <w:rPr>
-                    <w:rFonts w:ascii="Cambria Math" w:hAnsi="Cambria Math"/>
-                  </w:rPr>
-                  <m:t>2</m:t>
-                </m:r>
-              </m:sub>
-            </m:sSub>
-            <m:r>
-              <w:rPr>
-                <w:rFonts w:ascii="Cambria Math" w:hAnsi="Cambria Math"/>
-              </w:rPr>
-              <m:t>-k</m:t>
-            </m:r>
-          </m:sub>
-          <m:sup>
-            <m:r>
-              <w:rPr>
-                <w:rFonts w:ascii="Cambria Math" w:hAnsi="Cambria Math"/>
-              </w:rPr>
-              <m:t>n-</m:t>
-            </m:r>
-            <m:sSub>
-              <m:sSubPr>
-                <m:ctrlPr>
-                  <w:rPr>
-                    <w:rFonts w:ascii="Cambria Math" w:hAnsi="Cambria Math"/>
-                    <w:i/>
-                  </w:rPr>
-                </m:ctrlPr>
-              </m:sSubPr>
-              <m:e>
-                <m:r>
-                  <w:rPr>
-                    <w:rFonts w:ascii="Cambria Math" w:hAnsi="Cambria Math"/>
-                  </w:rPr>
-                  <m:t>m</m:t>
-                </m:r>
-              </m:e>
-              <m:sub>
-                <m:r>
-                  <w:rPr>
-                    <w:rFonts w:ascii="Cambria Math" w:hAnsi="Cambria Math"/>
-                  </w:rPr>
-                  <m:t>1</m:t>
-                </m:r>
-              </m:sub>
-            </m:sSub>
-          </m:sup>
-        </m:sSubSup>
-      </m:oMath>
-      <w:bookmarkEnd w:id="6"/>
-      <w:r>
-        <w:rPr>
-          <w:rFonts w:eastAsiaTheme="minorEastAsia"/>
-        </w:rPr>
-        <w:t xml:space="preserve"> . </w:t>
-      </w:r>
-    </w:p>
-    <w:p>
-      <w:pPr>
-        <w:rPr>
-          <w:rFonts w:eastAsiaTheme="minorEastAsia"/>
-        </w:rPr>
-      </w:pPr>
-      <w:r>
-        <w:rPr>
-          <w:rFonts w:eastAsiaTheme="minorEastAsia"/>
-        </w:rPr>
-        <w:t xml:space="preserve">The probability </w:t>
-      </w:r>
-      <w:r>
-        <w:rPr>
-          <w:rFonts w:eastAsiaTheme="minorEastAsia"/>
-        </w:rPr>
-        <w:t xml:space="preserve">of </w:t>
-      </w:r>
-      <w:r>
-        <w:rPr>
-          <w:rFonts w:eastAsiaTheme="minorEastAsia"/>
-        </w:rPr>
-        <w:t>choosing</w:t>
-      </w:r>
-      <w:r>
-        <w:rPr>
-          <w:rFonts w:eastAsiaTheme="minorEastAsia"/>
-        </w:rPr>
-        <w:t xml:space="preserve"> sets S and T so that they have exactly k elements in common is </w:t>
-      </w:r>
-    </w:p>
-    <w:p>
-      <w:pPr>
-        <w:rPr>
-          <w:rFonts w:eastAsiaTheme="minorEastAsia"/>
-        </w:rPr>
-      </w:pPr>
       <m:oMathPara>
         <m:oMath>
           <m:r>
@@ -1467,32 +373,12 @@
                   </m:r>
                 </m:e>
                 <m:sub>
-                  <m:sSub>
-                    <m:sSubPr>
-                      <m:ctrlPr>
-                        <w:rPr>
-                          <w:rFonts w:ascii="Cambria Math" w:hAnsi="Cambria Math"/>
-                          <w:i/>
-                        </w:rPr>
-                      </m:ctrlPr>
-                    </m:sSubPr>
-                    <m:e>
-                      <m:r>
-                        <w:rPr>
-                          <w:rFonts w:ascii="Cambria Math" w:hAnsi="Cambria Math"/>
-                        </w:rPr>
-                        <m:t>m</m:t>
-                      </m:r>
-                    </m:e>
-                    <m:sub>
-                      <m:r>
-                        <w:rPr>
-                          <w:rFonts w:ascii="Cambria Math" w:hAnsi="Cambria Math"/>
-                        </w:rPr>
-                        <m:t>1</m:t>
-                      </m:r>
-                    </m:sub>
-                  </m:sSub>
+                  <m:r>
+                    <w:rPr>
+                      <w:rFonts w:ascii="Cambria Math" w:hAnsi="Cambria Math"/>
+                    </w:rPr>
+                    <m:t>m</m:t>
+                  </m:r>
                   <m:r>
                     <w:rPr>
                       <w:rFonts w:ascii="Cambria Math" w:hAnsi="Cambria Math"/>
@@ -1527,32 +413,12 @@
                   </m:r>
                 </m:e>
                 <m:sub>
-                  <m:sSub>
-                    <m:sSubPr>
-                      <m:ctrlPr>
-                        <w:rPr>
-                          <w:rFonts w:ascii="Cambria Math" w:hAnsi="Cambria Math"/>
-                          <w:i/>
-                        </w:rPr>
-                      </m:ctrlPr>
-                    </m:sSubPr>
-                    <m:e>
-                      <m:r>
-                        <w:rPr>
-                          <w:rFonts w:ascii="Cambria Math" w:hAnsi="Cambria Math"/>
-                        </w:rPr>
-                        <m:t>m</m:t>
-                      </m:r>
-                    </m:e>
-                    <m:sub>
-                      <m:r>
-                        <w:rPr>
-                          <w:rFonts w:ascii="Cambria Math" w:hAnsi="Cambria Math"/>
-                        </w:rPr>
-                        <m:t>2</m:t>
-                      </m:r>
-                    </m:sub>
-                  </m:sSub>
+                  <m:r>
+                    <w:rPr>
+                      <w:rFonts w:ascii="Cambria Math" w:hAnsi="Cambria Math"/>
+                    </w:rPr>
+                    <m:t>m</m:t>
+                  </m:r>
                   <m:r>
                     <w:rPr>
                       <w:rFonts w:ascii="Cambria Math" w:hAnsi="Cambria Math"/>
@@ -1567,37 +433,16 @@
                     </w:rPr>
                     <m:t>n-</m:t>
                   </m:r>
-                  <m:sSub>
-                    <m:sSubPr>
-                      <m:ctrlPr>
-                        <w:rPr>
-                          <w:rFonts w:ascii="Cambria Math" w:hAnsi="Cambria Math"/>
-                          <w:i/>
-                        </w:rPr>
-                      </m:ctrlPr>
-                    </m:sSubPr>
-                    <m:e>
-                      <m:r>
-                        <w:rPr>
-                          <w:rFonts w:ascii="Cambria Math" w:hAnsi="Cambria Math"/>
-                        </w:rPr>
-                        <m:t>m</m:t>
-                      </m:r>
-                    </m:e>
-                    <m:sub>
-                      <m:r>
-                        <w:rPr>
-                          <w:rFonts w:ascii="Cambria Math" w:hAnsi="Cambria Math"/>
-                        </w:rPr>
-                        <m:t>1</m:t>
-                      </m:r>
-                    </m:sub>
-                  </m:sSub>
+                  <m:r>
+                    <w:rPr>
+                      <w:rFonts w:ascii="Cambria Math" w:hAnsi="Cambria Math"/>
+                    </w:rPr>
+                    <m:t>m</m:t>
+                  </m:r>
                 </m:sup>
               </m:sSubSup>
             </m:num>
             <m:den>
-              <w:bookmarkStart w:id="7" w:name="OLE_LINK6"/>
               <m:sSubSup>
                 <m:sSubSupPr>
                   <m:ctrlPr>
@@ -1616,32 +461,12 @@
                   </m:r>
                 </m:e>
                 <m:sub>
-                  <m:sSub>
-                    <m:sSubPr>
-                      <m:ctrlPr>
-                        <w:rPr>
-                          <w:rFonts w:ascii="Cambria Math" w:hAnsi="Cambria Math"/>
-                          <w:i/>
-                        </w:rPr>
-                      </m:ctrlPr>
-                    </m:sSubPr>
-                    <m:e>
-                      <m:r>
-                        <w:rPr>
-                          <w:rFonts w:ascii="Cambria Math" w:hAnsi="Cambria Math"/>
-                        </w:rPr>
-                        <m:t>m</m:t>
-                      </m:r>
-                    </m:e>
-                    <m:sub>
-                      <m:r>
-                        <w:rPr>
-                          <w:rFonts w:ascii="Cambria Math" w:hAnsi="Cambria Math"/>
-                        </w:rPr>
-                        <m:t>1</m:t>
-                      </m:r>
-                    </m:sub>
-                  </m:sSub>
+                  <m:r>
+                    <w:rPr>
+                      <w:rFonts w:ascii="Cambria Math" w:hAnsi="Cambria Math"/>
+                    </w:rPr>
+                    <m:t>m</m:t>
+                  </m:r>
                 </m:sub>
                 <m:sup>
                   <m:r>
@@ -1670,32 +495,12 @@
                   </m:r>
                 </m:e>
                 <m:sub>
-                  <m:sSub>
-                    <m:sSubPr>
-                      <m:ctrlPr>
-                        <w:rPr>
-                          <w:rFonts w:ascii="Cambria Math" w:hAnsi="Cambria Math"/>
-                          <w:i/>
-                        </w:rPr>
-                      </m:ctrlPr>
-                    </m:sSubPr>
-                    <m:e>
-                      <m:r>
-                        <w:rPr>
-                          <w:rFonts w:ascii="Cambria Math" w:hAnsi="Cambria Math"/>
-                        </w:rPr>
-                        <m:t>m</m:t>
-                      </m:r>
-                    </m:e>
-                    <m:sub>
-                      <m:r>
-                        <w:rPr>
-                          <w:rFonts w:ascii="Cambria Math" w:hAnsi="Cambria Math"/>
-                        </w:rPr>
-                        <m:t>2</m:t>
-                      </m:r>
-                    </m:sub>
-                  </m:sSub>
+                  <m:r>
+                    <w:rPr>
+                      <w:rFonts w:ascii="Cambria Math" w:hAnsi="Cambria Math"/>
+                    </w:rPr>
+                    <m:t>m</m:t>
+                  </m:r>
                 </m:sub>
                 <m:sup>
                   <m:r>
@@ -1706,7 +511,764 @@
                   </m:r>
                 </m:sup>
               </m:sSubSup>
-              <w:bookmarkEnd w:id="7"/>
+            </m:den>
+          </m:f>
+        </m:oMath>
+      </m:oMathPara>
+    </w:p>
+    <w:p>
+      <w:pPr>
+        <w:jc w:val="both"/>
+        <w:rPr>
+          <w:rFonts w:eastAsiaTheme="minorEastAsia"/>
+        </w:rPr>
+      </w:pPr>
+      <w:r>
+        <w:t xml:space="preserve">Where </w:t>
+      </w:r>
+      <m:oMath>
+        <m:sSubSup>
+          <m:sSubSupPr>
+            <m:ctrlPr>
+              <w:rPr>
+                <w:rFonts w:ascii="Cambria Math" w:hAnsi="Cambria Math"/>
+                <w:i/>
+              </w:rPr>
+            </m:ctrlPr>
+          </m:sSubSupPr>
+          <m:e>
+            <m:r>
+              <w:rPr>
+                <w:rFonts w:ascii="Cambria Math" w:hAnsi="Cambria Math"/>
+              </w:rPr>
+              <m:t>C</m:t>
+            </m:r>
+          </m:e>
+          <m:sub>
+            <m:r>
+              <w:rPr>
+                <w:rFonts w:ascii="Cambria Math" w:hAnsi="Cambria Math"/>
+              </w:rPr>
+              <m:t>k</m:t>
+            </m:r>
+          </m:sub>
+          <m:sup>
+            <m:r>
+              <w:rPr>
+                <w:rFonts w:ascii="Cambria Math" w:hAnsi="Cambria Math"/>
+              </w:rPr>
+              <m:t>n</m:t>
+            </m:r>
+          </m:sup>
+        </m:sSubSup>
+      </m:oMath>
+      <w:r>
+        <w:rPr>
+          <w:rFonts w:eastAsiaTheme="minorEastAsia"/>
+        </w:rPr>
+        <w:t xml:space="preserve"> the </w:t>
+      </w:r>
+      <w:r>
+        <w:rPr>
+          <w:rFonts w:eastAsiaTheme="minorEastAsia"/>
+        </w:rPr>
+        <w:t xml:space="preserve">binomial coefficient i.e. </w:t>
+      </w:r>
+      <w:r>
+        <w:rPr>
+          <w:rFonts w:eastAsiaTheme="minorEastAsia"/>
+        </w:rPr>
+        <w:t xml:space="preserve">the </w:t>
+      </w:r>
+      <w:r>
+        <w:rPr>
+          <w:rFonts w:eastAsiaTheme="minorEastAsia"/>
+        </w:rPr>
+        <w:t xml:space="preserve">number of ways to choose k elements out of n. </w:t>
+      </w:r>
+    </w:p>
+    <w:p>
+      <w:pPr>
+        <w:jc w:val="both"/>
+        <w:rPr>
+          <w:rFonts w:eastAsiaTheme="minorEastAsia"/>
+        </w:rPr>
+      </w:pPr>
+      <w:r>
+        <w:rPr>
+          <w:rFonts w:eastAsiaTheme="minorEastAsia"/>
+        </w:rPr>
+        <w:t xml:space="preserve">The above probability is justified as follows: </w:t>
+      </w:r>
+      <m:oMath>
+        <m:sSubSup>
+          <m:sSubSupPr>
+            <m:ctrlPr>
+              <w:rPr>
+                <w:rFonts w:ascii="Cambria Math" w:hAnsi="Cambria Math"/>
+                <w:i/>
+              </w:rPr>
+            </m:ctrlPr>
+          </m:sSubSupPr>
+          <m:e>
+            <m:r>
+              <w:rPr>
+                <w:rFonts w:ascii="Cambria Math" w:hAnsi="Cambria Math"/>
+              </w:rPr>
+              <m:t>C</m:t>
+            </m:r>
+          </m:e>
+          <m:sub>
+            <m:r>
+              <w:rPr>
+                <w:rFonts w:ascii="Cambria Math" w:hAnsi="Cambria Math"/>
+              </w:rPr>
+              <m:t>k</m:t>
+            </m:r>
+          </m:sub>
+          <m:sup>
+            <m:r>
+              <w:rPr>
+                <w:rFonts w:ascii="Cambria Math" w:hAnsi="Cambria Math"/>
+              </w:rPr>
+              <m:t>n</m:t>
+            </m:r>
+          </m:sup>
+        </m:sSubSup>
+      </m:oMath>
+      <w:r>
+        <w:rPr>
+          <w:rFonts w:eastAsiaTheme="minorEastAsia"/>
+        </w:rPr>
+        <w:t xml:space="preserve"> is the number of ways to choose the k common elements from the universal set k. Since each set S and T will have these elements as members (the k common), S will have an additional of  </w:t>
+      </w:r>
+      <w:r>
+        <w:rPr>
+          <w:rFonts w:eastAsiaTheme="minorEastAsia"/>
+        </w:rPr>
+        <w:t>m</w:t>
+      </w:r>
+      <w:r>
+        <w:rPr>
+          <w:rFonts w:eastAsiaTheme="minorEastAsia"/>
+        </w:rPr>
+        <w:t xml:space="preserve">-k elements that are only in S and T will have an additional of </w:t>
+      </w:r>
+      <w:r>
+        <w:rPr>
+          <w:rFonts w:eastAsiaTheme="minorEastAsia"/>
+        </w:rPr>
+        <w:t>m</w:t>
+      </w:r>
+      <w:r>
+        <w:rPr>
+          <w:rFonts w:eastAsiaTheme="minorEastAsia"/>
+        </w:rPr>
+        <w:t xml:space="preserve">-k elements that are only in set T.  The </w:t>
+      </w:r>
+      <w:r>
+        <w:rPr>
+          <w:rFonts w:eastAsiaTheme="minorEastAsia"/>
+        </w:rPr>
+        <w:t>m</w:t>
+      </w:r>
+      <w:r>
+        <w:rPr>
+          <w:rFonts w:eastAsiaTheme="minorEastAsia"/>
+        </w:rPr>
+        <w:t xml:space="preserve">-k elements of S must be chosen from n-k elements (since k are already in S) and the way to do this is </w:t>
+      </w:r>
+      <m:oMath>
+        <m:sSubSup>
+          <m:sSubSupPr>
+            <m:ctrlPr>
+              <w:rPr>
+                <w:rFonts w:ascii="Cambria Math" w:hAnsi="Cambria Math"/>
+                <w:i/>
+              </w:rPr>
+            </m:ctrlPr>
+          </m:sSubSupPr>
+          <m:e>
+            <m:r>
+              <w:rPr>
+                <w:rFonts w:ascii="Cambria Math" w:hAnsi="Cambria Math"/>
+              </w:rPr>
+              <m:t>C</m:t>
+            </m:r>
+          </m:e>
+          <m:sub>
+            <m:r>
+              <w:rPr>
+                <w:rFonts w:ascii="Cambria Math" w:hAnsi="Cambria Math"/>
+              </w:rPr>
+              <m:t>m</m:t>
+            </m:r>
+            <m:r>
+              <w:rPr>
+                <w:rFonts w:ascii="Cambria Math" w:hAnsi="Cambria Math"/>
+              </w:rPr>
+              <m:t>-k</m:t>
+            </m:r>
+          </m:sub>
+          <m:sup>
+            <m:r>
+              <w:rPr>
+                <w:rFonts w:ascii="Cambria Math" w:hAnsi="Cambria Math"/>
+              </w:rPr>
+              <m:t>n-k</m:t>
+            </m:r>
+          </m:sup>
+        </m:sSubSup>
+      </m:oMath>
+      <w:r>
+        <w:rPr>
+          <w:rFonts w:eastAsiaTheme="minorEastAsia"/>
+        </w:rPr>
+        <w:t xml:space="preserve"> , while the </w:t>
+      </w:r>
+      <w:r>
+        <w:rPr>
+          <w:rFonts w:eastAsiaTheme="minorEastAsia"/>
+        </w:rPr>
+        <w:t>m</w:t>
+      </w:r>
+      <w:r>
+        <w:rPr>
+          <w:rFonts w:eastAsiaTheme="minorEastAsia"/>
+        </w:rPr>
+        <w:t>-k elements of T must be chosen from n-</w:t>
+      </w:r>
+      <w:r>
+        <w:rPr>
+          <w:rFonts w:eastAsiaTheme="minorEastAsia"/>
+        </w:rPr>
+        <w:t>m</w:t>
+      </w:r>
+      <w:r>
+        <w:rPr>
+          <w:rFonts w:eastAsiaTheme="minorEastAsia"/>
+        </w:rPr>
+        <w:t xml:space="preserve"> elements (</w:t>
+      </w:r>
+      <w:r>
+        <w:rPr>
+          <w:rFonts w:eastAsiaTheme="minorEastAsia"/>
+        </w:rPr>
+        <w:t xml:space="preserve"> </w:t>
+      </w:r>
+      <w:r>
+        <w:rPr>
+          <w:rFonts w:eastAsiaTheme="minorEastAsia"/>
+        </w:rPr>
+        <w:t xml:space="preserve">i.e. must be chosen from </w:t>
+      </w:r>
+      <w:r>
+        <w:rPr>
+          <w:rFonts w:eastAsiaTheme="minorEastAsia"/>
+        </w:rPr>
+        <w:t>n-k – (</w:t>
+      </w:r>
+      <w:r>
+        <w:rPr>
+          <w:rFonts w:eastAsiaTheme="minorEastAsia"/>
+        </w:rPr>
+        <w:t>m-k</w:t>
+      </w:r>
+      <w:r>
+        <w:rPr>
+          <w:rFonts w:eastAsiaTheme="minorEastAsia"/>
+        </w:rPr>
+        <w:t xml:space="preserve">) </w:t>
+      </w:r>
+      <w:r>
+        <w:rPr>
+          <w:rFonts w:eastAsiaTheme="minorEastAsia"/>
+        </w:rPr>
+        <w:t xml:space="preserve">= n-m elements where the m-k </w:t>
+      </w:r>
+      <w:r>
+        <w:rPr>
+          <w:rFonts w:eastAsiaTheme="minorEastAsia"/>
+        </w:rPr>
+        <w:t xml:space="preserve">the number </w:t>
+      </w:r>
+      <w:r>
+        <w:rPr>
+          <w:rFonts w:eastAsiaTheme="minorEastAsia"/>
+        </w:rPr>
+        <w:t xml:space="preserve">elements </w:t>
+      </w:r>
+      <w:r>
+        <w:rPr>
+          <w:rFonts w:eastAsiaTheme="minorEastAsia"/>
+        </w:rPr>
+        <w:t xml:space="preserve">only </w:t>
+      </w:r>
+      <w:r>
+        <w:rPr>
+          <w:rFonts w:eastAsiaTheme="minorEastAsia"/>
+        </w:rPr>
+        <w:t>in S</w:t>
+      </w:r>
+      <w:r>
+        <w:rPr>
+          <w:rFonts w:eastAsiaTheme="minorEastAsia"/>
+        </w:rPr>
+        <w:t xml:space="preserve">) to make sure that no other common element will occur in S and T except for the k already chosen. The ways to do this is </w:t>
+      </w:r>
+      <m:oMath>
+        <m:sSubSup>
+          <m:sSubSupPr>
+            <m:ctrlPr>
+              <w:rPr>
+                <w:rFonts w:ascii="Cambria Math" w:hAnsi="Cambria Math"/>
+                <w:i/>
+              </w:rPr>
+            </m:ctrlPr>
+          </m:sSubSupPr>
+          <m:e>
+            <m:r>
+              <w:rPr>
+                <w:rFonts w:ascii="Cambria Math" w:hAnsi="Cambria Math"/>
+              </w:rPr>
+              <m:t>C</m:t>
+            </m:r>
+          </m:e>
+          <m:sub>
+            <m:r>
+              <w:rPr>
+                <w:rFonts w:ascii="Cambria Math" w:hAnsi="Cambria Math"/>
+              </w:rPr>
+              <m:t>m</m:t>
+            </m:r>
+            <m:r>
+              <w:rPr>
+                <w:rFonts w:ascii="Cambria Math" w:hAnsi="Cambria Math"/>
+              </w:rPr>
+              <m:t>-k</m:t>
+            </m:r>
+          </m:sub>
+          <m:sup>
+            <m:r>
+              <w:rPr>
+                <w:rFonts w:ascii="Cambria Math" w:hAnsi="Cambria Math"/>
+              </w:rPr>
+              <m:t>n-</m:t>
+            </m:r>
+            <m:r>
+              <w:rPr>
+                <w:rFonts w:ascii="Cambria Math" w:hAnsi="Cambria Math"/>
+              </w:rPr>
+              <m:t>m</m:t>
+            </m:r>
+          </m:sup>
+        </m:sSubSup>
+      </m:oMath>
+      <w:r>
+        <w:rPr>
+          <w:rFonts w:eastAsiaTheme="minorEastAsia"/>
+        </w:rPr>
+        <w:t xml:space="preserve">. Applying the </w:t>
+      </w:r>
+      <w:r>
+        <w:rPr>
+          <w:rFonts w:eastAsiaTheme="minorEastAsia"/>
+        </w:rPr>
+        <w:t>fundamental principle of counting</w:t>
+      </w:r>
+      <w:r>
+        <w:rPr>
+          <w:rFonts w:eastAsiaTheme="minorEastAsia"/>
+        </w:rPr>
+        <w:t xml:space="preserve"> the ways to choose sets S and T so that they have exactly k elements in common is  </w:t>
+      </w:r>
+      <m:oMath>
+        <m:sSubSup>
+          <m:sSubSupPr>
+            <m:ctrlPr>
+              <w:rPr>
+                <w:rFonts w:ascii="Cambria Math" w:hAnsi="Cambria Math"/>
+                <w:i/>
+              </w:rPr>
+            </m:ctrlPr>
+          </m:sSubSupPr>
+          <m:e>
+            <m:r>
+              <w:rPr>
+                <w:rFonts w:ascii="Cambria Math" w:hAnsi="Cambria Math"/>
+              </w:rPr>
+              <m:t>C</m:t>
+            </m:r>
+          </m:e>
+          <m:sub>
+            <m:r>
+              <w:rPr>
+                <w:rFonts w:ascii="Cambria Math" w:hAnsi="Cambria Math"/>
+              </w:rPr>
+              <m:t>k</m:t>
+            </m:r>
+          </m:sub>
+          <m:sup>
+            <m:r>
+              <w:rPr>
+                <w:rFonts w:ascii="Cambria Math" w:hAnsi="Cambria Math"/>
+              </w:rPr>
+              <m:t>n</m:t>
+            </m:r>
+          </m:sup>
+        </m:sSubSup>
+        <m:sSubSup>
+          <m:sSubSupPr>
+            <m:ctrlPr>
+              <w:rPr>
+                <w:rFonts w:ascii="Cambria Math" w:hAnsi="Cambria Math"/>
+                <w:i/>
+              </w:rPr>
+            </m:ctrlPr>
+          </m:sSubSupPr>
+          <m:e>
+            <m:r>
+              <w:rPr>
+                <w:rFonts w:ascii="Cambria Math" w:hAnsi="Cambria Math"/>
+              </w:rPr>
+              <m:t>C</m:t>
+            </m:r>
+          </m:e>
+          <m:sub>
+            <m:r>
+              <w:rPr>
+                <w:rFonts w:ascii="Cambria Math" w:hAnsi="Cambria Math"/>
+              </w:rPr>
+              <m:t>m</m:t>
+            </m:r>
+            <m:r>
+              <w:rPr>
+                <w:rFonts w:ascii="Cambria Math" w:hAnsi="Cambria Math"/>
+              </w:rPr>
+              <m:t>-k</m:t>
+            </m:r>
+          </m:sub>
+          <m:sup>
+            <m:r>
+              <w:rPr>
+                <w:rFonts w:ascii="Cambria Math" w:hAnsi="Cambria Math"/>
+              </w:rPr>
+              <m:t>n-k</m:t>
+            </m:r>
+          </m:sup>
+        </m:sSubSup>
+        <m:sSubSup>
+          <m:sSubSupPr>
+            <m:ctrlPr>
+              <w:rPr>
+                <w:rFonts w:ascii="Cambria Math" w:hAnsi="Cambria Math"/>
+                <w:i/>
+              </w:rPr>
+            </m:ctrlPr>
+          </m:sSubSupPr>
+          <m:e>
+            <m:r>
+              <w:rPr>
+                <w:rFonts w:ascii="Cambria Math" w:hAnsi="Cambria Math"/>
+              </w:rPr>
+              <m:t>C</m:t>
+            </m:r>
+          </m:e>
+          <m:sub>
+            <m:r>
+              <w:rPr>
+                <w:rFonts w:ascii="Cambria Math" w:hAnsi="Cambria Math"/>
+              </w:rPr>
+              <m:t>m</m:t>
+            </m:r>
+            <m:r>
+              <w:rPr>
+                <w:rFonts w:ascii="Cambria Math" w:hAnsi="Cambria Math"/>
+              </w:rPr>
+              <m:t>-k</m:t>
+            </m:r>
+          </m:sub>
+          <m:sup>
+            <m:r>
+              <w:rPr>
+                <w:rFonts w:ascii="Cambria Math" w:hAnsi="Cambria Math"/>
+              </w:rPr>
+              <m:t>n-</m:t>
+            </m:r>
+            <m:r>
+              <w:rPr>
+                <w:rFonts w:ascii="Cambria Math" w:hAnsi="Cambria Math"/>
+              </w:rPr>
+              <m:t>m</m:t>
+            </m:r>
+          </m:sup>
+        </m:sSubSup>
+      </m:oMath>
+      <w:r>
+        <w:rPr>
+          <w:rFonts w:eastAsiaTheme="minorEastAsia"/>
+        </w:rPr>
+        <w:t xml:space="preserve"> . </w:t>
+      </w:r>
+      <w:r>
+        <w:rPr>
+          <w:rFonts w:eastAsiaTheme="minorEastAsia"/>
+        </w:rPr>
+        <w:t xml:space="preserve">The probability of choosing sets S and T so that they have exactly k elements in common is </w:t>
+      </w:r>
+      <w:r>
+        <w:rPr>
+          <w:rFonts w:eastAsiaTheme="minorEastAsia"/>
+        </w:rPr>
+        <w:t>hence</w:t>
+      </w:r>
+    </w:p>
+    <w:p>
+      <w:pPr>
+        <w:rPr>
+          <w:rFonts w:eastAsiaTheme="minorEastAsia"/>
+        </w:rPr>
+      </w:pPr>
+      <m:oMathPara>
+        <m:oMath>
+          <m:r>
+            <w:rPr>
+              <w:rFonts w:ascii="Cambria Math" w:hAnsi="Cambria Math"/>
+              <w:lang w:val="el-GR"/>
+            </w:rPr>
+            <w:lastRenderedPageBreak/>
+            <m:t>P</m:t>
+          </m:r>
+          <m:r>
+            <w:rPr>
+              <w:rFonts w:ascii="Cambria Math" w:hAnsi="Cambria Math"/>
+            </w:rPr>
+            <m:t>robability</m:t>
+          </m:r>
+          <m:d>
+            <m:dPr>
+              <m:ctrlPr>
+                <w:rPr>
+                  <w:rFonts w:ascii="Cambria Math" w:hAnsi="Cambria Math"/>
+                  <w:i/>
+                </w:rPr>
+              </m:ctrlPr>
+            </m:dPr>
+            <m:e>
+              <m:r>
+                <w:rPr>
+                  <w:rFonts w:ascii="Cambria Math" w:hAnsi="Cambria Math"/>
+                </w:rPr>
+                <m:t>k-common</m:t>
+              </m:r>
+            </m:e>
+          </m:d>
+          <m:r>
+            <w:rPr>
+              <w:rFonts w:ascii="Cambria Math" w:hAnsi="Cambria Math"/>
+            </w:rPr>
+            <m:t xml:space="preserve">= </m:t>
+          </m:r>
+          <m:f>
+            <m:fPr>
+              <m:ctrlPr>
+                <w:rPr>
+                  <w:rFonts w:ascii="Cambria Math" w:hAnsi="Cambria Math"/>
+                  <w:i/>
+                </w:rPr>
+              </m:ctrlPr>
+            </m:fPr>
+            <m:num>
+              <m:sSubSup>
+                <m:sSubSupPr>
+                  <m:ctrlPr>
+                    <w:rPr>
+                      <w:rFonts w:ascii="Cambria Math" w:hAnsi="Cambria Math"/>
+                      <w:i/>
+                    </w:rPr>
+                  </m:ctrlPr>
+                </m:sSubSupPr>
+                <m:e>
+                  <m:r>
+                    <w:rPr>
+                      <w:rFonts w:ascii="Cambria Math" w:hAnsi="Cambria Math"/>
+                    </w:rPr>
+                    <m:t>C</m:t>
+                  </m:r>
+                </m:e>
+                <m:sub>
+                  <m:r>
+                    <w:rPr>
+                      <w:rFonts w:ascii="Cambria Math" w:hAnsi="Cambria Math"/>
+                    </w:rPr>
+                    <m:t>k</m:t>
+                  </m:r>
+                </m:sub>
+                <m:sup>
+                  <m:r>
+                    <w:rPr>
+                      <w:rFonts w:ascii="Cambria Math" w:hAnsi="Cambria Math"/>
+                    </w:rPr>
+                    <m:t>n</m:t>
+                  </m:r>
+                </m:sup>
+              </m:sSubSup>
+              <m:sSubSup>
+                <m:sSubSupPr>
+                  <m:ctrlPr>
+                    <w:rPr>
+                      <w:rFonts w:ascii="Cambria Math" w:hAnsi="Cambria Math"/>
+                      <w:i/>
+                    </w:rPr>
+                  </m:ctrlPr>
+                </m:sSubSupPr>
+                <m:e>
+                  <m:r>
+                    <w:rPr>
+                      <w:rFonts w:ascii="Cambria Math" w:hAnsi="Cambria Math"/>
+                    </w:rPr>
+                    <m:t>C</m:t>
+                  </m:r>
+                </m:e>
+                <m:sub>
+                  <m:r>
+                    <w:rPr>
+                      <w:rFonts w:ascii="Cambria Math" w:hAnsi="Cambria Math"/>
+                    </w:rPr>
+                    <m:t>m</m:t>
+                  </m:r>
+                  <m:r>
+                    <w:rPr>
+                      <w:rFonts w:ascii="Cambria Math" w:hAnsi="Cambria Math"/>
+                    </w:rPr>
+                    <m:t>-k</m:t>
+                  </m:r>
+                </m:sub>
+                <m:sup>
+                  <m:r>
+                    <w:rPr>
+                      <w:rFonts w:ascii="Cambria Math" w:hAnsi="Cambria Math"/>
+                    </w:rPr>
+                    <m:t>n-k</m:t>
+                  </m:r>
+                </m:sup>
+              </m:sSubSup>
+              <m:sSubSup>
+                <m:sSubSupPr>
+                  <m:ctrlPr>
+                    <w:rPr>
+                      <w:rFonts w:ascii="Cambria Math" w:hAnsi="Cambria Math"/>
+                      <w:i/>
+                    </w:rPr>
+                  </m:ctrlPr>
+                </m:sSubSupPr>
+                <m:e>
+                  <m:r>
+                    <w:rPr>
+                      <w:rFonts w:ascii="Cambria Math" w:hAnsi="Cambria Math"/>
+                    </w:rPr>
+                    <m:t>C</m:t>
+                  </m:r>
+                </m:e>
+                <m:sub>
+                  <m:r>
+                    <w:rPr>
+                      <w:rFonts w:ascii="Cambria Math" w:hAnsi="Cambria Math"/>
+                    </w:rPr>
+                    <m:t>m</m:t>
+                  </m:r>
+                  <m:r>
+                    <w:rPr>
+                      <w:rFonts w:ascii="Cambria Math" w:hAnsi="Cambria Math"/>
+                    </w:rPr>
+                    <m:t>-k</m:t>
+                  </m:r>
+                </m:sub>
+                <m:sup>
+                  <m:r>
+                    <w:rPr>
+                      <w:rFonts w:ascii="Cambria Math" w:hAnsi="Cambria Math"/>
+                    </w:rPr>
+                    <m:t>n-</m:t>
+                  </m:r>
+                  <m:r>
+                    <w:rPr>
+                      <w:rFonts w:ascii="Cambria Math" w:hAnsi="Cambria Math"/>
+                    </w:rPr>
+                    <m:t>m</m:t>
+                  </m:r>
+                </m:sup>
+              </m:sSubSup>
+            </m:num>
+            <m:den>
+              <m:sSubSup>
+                <m:sSubSupPr>
+                  <m:ctrlPr>
+                    <w:rPr>
+                      <w:rFonts w:ascii="Cambria Math" w:hAnsi="Cambria Math"/>
+                      <w:i/>
+                    </w:rPr>
+                  </m:ctrlPr>
+                </m:sSubSupPr>
+                <m:e>
+                  <m:r>
+                    <w:rPr>
+                      <w:rFonts w:ascii="Cambria Math" w:hAnsi="Cambria Math"/>
+                    </w:rPr>
+                    <m:t>C</m:t>
+                  </m:r>
+                </m:e>
+                <m:sub>
+                  <m:r>
+                    <w:rPr>
+                      <w:rFonts w:ascii="Cambria Math" w:hAnsi="Cambria Math"/>
+                    </w:rPr>
+                    <m:t>m</m:t>
+                  </m:r>
+                </m:sub>
+                <m:sup>
+                  <m:r>
+                    <w:rPr>
+                      <w:rFonts w:ascii="Cambria Math" w:hAnsi="Cambria Math"/>
+                    </w:rPr>
+                    <m:t>n</m:t>
+                  </m:r>
+                </m:sup>
+              </m:sSubSup>
+              <m:sSubSup>
+                <m:sSubSupPr>
+                  <m:ctrlPr>
+                    <w:rPr>
+                      <w:rFonts w:ascii="Cambria Math" w:hAnsi="Cambria Math"/>
+                      <w:i/>
+                    </w:rPr>
+                  </m:ctrlPr>
+                </m:sSubSupPr>
+                <m:e>
+                  <m:r>
+                    <w:rPr>
+                      <w:rFonts w:ascii="Cambria Math" w:hAnsi="Cambria Math"/>
+                    </w:rPr>
+                    <m:t>C</m:t>
+                  </m:r>
+                </m:e>
+                <m:sub>
+                  <m:r>
+                    <w:rPr>
+                      <w:rFonts w:ascii="Cambria Math" w:hAnsi="Cambria Math"/>
+                    </w:rPr>
+                    <m:t>m</m:t>
+                  </m:r>
+                </m:sub>
+                <m:sup>
+                  <m:r>
+                    <w:rPr>
+                      <w:rFonts w:ascii="Cambria Math" w:hAnsi="Cambria Math"/>
+                    </w:rPr>
+                    <m:t>n</m:t>
+                  </m:r>
+                </m:sup>
+              </m:sSubSup>
             </m:den>
           </m:f>
           <m:r>
@@ -1749,19 +1311,67 @@
         <w:rPr>
           <w:rFonts w:eastAsiaTheme="minorEastAsia"/>
         </w:rPr>
-        <w:t xml:space="preserve">i.e. the number of ways for S and T to have exactly k elements in common divided by total number of ways to choose the m1 elements of S and the m2 elements of T, </w:t>
-      </w:r>
-      <w:r>
-        <w:rPr>
-          <w:rFonts w:eastAsiaTheme="minorEastAsia"/>
-        </w:rPr>
-        <w:t>without</w:t>
-      </w:r>
-      <w:r>
-        <w:rPr>
-          <w:rFonts w:eastAsiaTheme="minorEastAsia"/>
-        </w:rPr>
-        <w:t xml:space="preserve"> any constraint</w:t>
+        <w:t xml:space="preserve">i.e. the number of ways for S and T to have exactly k elements in common divided by total number of ways to choose </w:t>
+      </w:r>
+      <w:r>
+        <w:rPr>
+          <w:rFonts w:eastAsiaTheme="minorEastAsia"/>
+        </w:rPr>
+        <w:t xml:space="preserve">independently and without replacements </w:t>
+      </w:r>
+      <w:r>
+        <w:rPr>
+          <w:rFonts w:eastAsiaTheme="minorEastAsia"/>
+        </w:rPr>
+        <w:t xml:space="preserve">the </w:t>
+      </w:r>
+      <w:r>
+        <w:rPr>
+          <w:rFonts w:eastAsiaTheme="minorEastAsia"/>
+        </w:rPr>
+        <w:t>m</w:t>
+      </w:r>
+      <w:r>
+        <w:rPr>
+          <w:rFonts w:eastAsiaTheme="minorEastAsia"/>
+        </w:rPr>
+        <w:t xml:space="preserve"> elements of S and the </w:t>
+      </w:r>
+      <w:r>
+        <w:rPr>
+          <w:rFonts w:eastAsiaTheme="minorEastAsia"/>
+        </w:rPr>
+        <w:t>m</w:t>
+      </w:r>
+      <w:r>
+        <w:rPr>
+          <w:rFonts w:eastAsiaTheme="minorEastAsia"/>
+        </w:rPr>
+        <w:t xml:space="preserve"> elements of T</w:t>
+      </w:r>
+      <w:r>
+        <w:rPr>
+          <w:rFonts w:eastAsiaTheme="minorEastAsia"/>
+        </w:rPr>
+        <w:t xml:space="preserve"> (</w:t>
+      </w:r>
+      <w:r>
+        <w:rPr>
+          <w:rFonts w:eastAsiaTheme="minorEastAsia"/>
+        </w:rPr>
+        <w:t xml:space="preserve">without any constraint </w:t>
+      </w:r>
+      <w:r>
+        <w:rPr>
+          <w:rFonts w:eastAsiaTheme="minorEastAsia"/>
+        </w:rPr>
+        <w:t>related to common elements</w:t>
+      </w:r>
+      <w:r>
+        <w:rPr>
+          <w:rFonts w:eastAsiaTheme="minorEastAsia"/>
+        </w:rPr>
+        <w:t>)</w:t>
       </w:r>
       <w:r>
         <w:rPr>
@@ -1773,7 +1383,13 @@
         <w:rPr>
           <w:rFonts w:eastAsiaTheme="minorEastAsia"/>
         </w:rPr>
-        <w:t xml:space="preserve"> is equal to </w:t>
+        <w:t xml:space="preserve"> </w:t>
+      </w:r>
+      <w:r>
+        <w:rPr>
+          <w:rFonts w:eastAsiaTheme="minorEastAsia"/>
+        </w:rPr>
+        <w:t xml:space="preserve">is equal to </w:t>
       </w:r>
       <m:oMath>
         <m:sSubSup>
@@ -1794,32 +1410,12 @@
             </m:r>
           </m:e>
           <m:sub>
-            <m:sSub>
-              <m:sSubPr>
-                <m:ctrlPr>
-                  <w:rPr>
-                    <w:rFonts w:ascii="Cambria Math" w:hAnsi="Cambria Math"/>
-                    <w:i/>
-                  </w:rPr>
-                </m:ctrlPr>
-              </m:sSubPr>
-              <m:e>
-                <m:r>
-                  <w:rPr>
-                    <w:rFonts w:ascii="Cambria Math" w:hAnsi="Cambria Math"/>
-                  </w:rPr>
-                  <m:t>m</m:t>
-                </m:r>
-              </m:e>
-              <m:sub>
-                <m:r>
-                  <w:rPr>
-                    <w:rFonts w:ascii="Cambria Math" w:hAnsi="Cambria Math"/>
-                  </w:rPr>
-                  <m:t>1</m:t>
-                </m:r>
-              </m:sub>
-            </m:sSub>
+            <m:r>
+              <w:rPr>
+                <w:rFonts w:ascii="Cambria Math" w:hAnsi="Cambria Math"/>
+              </w:rPr>
+              <m:t>m</m:t>
+            </m:r>
           </m:sub>
           <m:sup>
             <m:r>
@@ -1848,32 +1444,12 @@
             </m:r>
           </m:e>
           <m:sub>
-            <m:sSub>
-              <m:sSubPr>
-                <m:ctrlPr>
-                  <w:rPr>
-                    <w:rFonts w:ascii="Cambria Math" w:hAnsi="Cambria Math"/>
-                    <w:i/>
-                  </w:rPr>
-                </m:ctrlPr>
-              </m:sSubPr>
-              <m:e>
-                <m:r>
-                  <w:rPr>
-                    <w:rFonts w:ascii="Cambria Math" w:hAnsi="Cambria Math"/>
-                  </w:rPr>
-                  <m:t>m</m:t>
-                </m:r>
-              </m:e>
-              <m:sub>
-                <m:r>
-                  <w:rPr>
-                    <w:rFonts w:ascii="Cambria Math" w:hAnsi="Cambria Math"/>
-                  </w:rPr>
-                  <m:t>2</m:t>
-                </m:r>
-              </m:sub>
-            </m:sSub>
+            <m:r>
+              <w:rPr>
+                <w:rFonts w:ascii="Cambria Math" w:hAnsi="Cambria Math"/>
+              </w:rPr>
+              <m:t>m</m:t>
+            </m:r>
           </m:sub>
           <m:sup>
             <m:r>
@@ -1903,153 +1479,31 @@
         <w:rPr>
           <w:rFonts w:eastAsiaTheme="minorEastAsia"/>
         </w:rPr>
-        <w:t xml:space="preserve">The expected value of the Jaccard similarity </w:t>
-      </w:r>
-      <w:r>
-        <w:rPr>
-          <w:rFonts w:eastAsiaTheme="minorEastAsia"/>
-        </w:rPr>
-        <w:t xml:space="preserve">is equal to the Jaccard similarity of having k elements in common multiplied by the probability for S and T to </w:t>
-      </w:r>
-      <w:proofErr w:type="gramStart"/>
-      <w:r>
-        <w:rPr>
-          <w:rFonts w:eastAsiaTheme="minorEastAsia"/>
-        </w:rPr>
-        <w:t>have  k</w:t>
-      </w:r>
-      <w:proofErr w:type="gramEnd"/>
-      <w:r>
-        <w:rPr>
-          <w:rFonts w:eastAsiaTheme="minorEastAsia"/>
-        </w:rPr>
-        <w:t xml:space="preserve"> elements in common summing </w:t>
-      </w:r>
-      <w:r>
-        <w:rPr>
-          <w:rFonts w:eastAsiaTheme="minorEastAsia"/>
-        </w:rPr>
-        <w:t>these</w:t>
-      </w:r>
-      <w:r>
-        <w:rPr>
-          <w:rFonts w:eastAsiaTheme="minorEastAsia"/>
-        </w:rPr>
-        <w:t xml:space="preserve"> product</w:t>
-      </w:r>
-      <w:r>
-        <w:rPr>
-          <w:rFonts w:eastAsiaTheme="minorEastAsia"/>
-        </w:rPr>
-        <w:t>s</w:t>
-      </w:r>
-      <w:r>
-        <w:rPr>
-          <w:rFonts w:eastAsiaTheme="minorEastAsia"/>
-        </w:rPr>
-        <w:t xml:space="preserve"> up </w:t>
-      </w:r>
-      <w:r>
-        <w:rPr>
-          <w:rFonts w:eastAsiaTheme="minorEastAsia"/>
-        </w:rPr>
-        <w:t xml:space="preserve">over </w:t>
-      </w:r>
-      <w:r>
-        <w:rPr>
-          <w:rFonts w:eastAsiaTheme="minorEastAsia"/>
-        </w:rPr>
-        <w:t>all possible values of k, i.e. from 0 to m</w:t>
-      </w:r>
-      <w:r>
-        <w:rPr>
-          <w:rFonts w:eastAsiaTheme="minorEastAsia"/>
-          <w:vertAlign w:val="subscript"/>
-        </w:rPr>
-        <w:t>1</w:t>
-      </w:r>
-      <w:r>
-        <w:rPr>
-          <w:rFonts w:eastAsiaTheme="minorEastAsia"/>
-        </w:rPr>
-        <w:t xml:space="preserve"> (since m</w:t>
-      </w:r>
-      <w:r>
-        <w:rPr>
-          <w:rFonts w:eastAsiaTheme="minorEastAsia"/>
-          <w:vertAlign w:val="subscript"/>
-        </w:rPr>
-        <w:t>1</w:t>
-      </w:r>
-      <w:r>
-        <w:rPr>
-          <w:rFonts w:eastAsiaTheme="minorEastAsia"/>
-        </w:rPr>
-        <w:t xml:space="preserve"> &lt;</w:t>
-      </w:r>
-      <w:r>
-        <w:rPr>
-          <w:rFonts w:eastAsiaTheme="minorEastAsia"/>
-        </w:rPr>
-        <w:t>=</w:t>
-      </w:r>
-      <w:r>
-        <w:rPr>
-          <w:rFonts w:eastAsiaTheme="minorEastAsia"/>
-        </w:rPr>
-        <w:t xml:space="preserve"> m</w:t>
-      </w:r>
-      <w:r>
-        <w:rPr>
-          <w:rFonts w:eastAsiaTheme="minorEastAsia"/>
-          <w:vertAlign w:val="subscript"/>
-        </w:rPr>
-        <w:t>2</w:t>
-      </w:r>
-      <w:r>
-        <w:rPr>
-          <w:rFonts w:eastAsiaTheme="minorEastAsia"/>
-        </w:rPr>
-        <w:t xml:space="preserve">). </w:t>
-      </w:r>
-    </w:p>
-    <w:p>
-      <w:pPr>
-        <w:jc w:val="both"/>
-        <w:rPr>
-          <w:rFonts w:eastAsiaTheme="minorEastAsia"/>
-        </w:rPr>
-      </w:pPr>
-      <w:r>
-        <w:rPr>
-          <w:rFonts w:eastAsiaTheme="minorEastAsia"/>
-        </w:rPr>
-        <w:lastRenderedPageBreak/>
-        <w:t xml:space="preserve">Hence, the expected value of the Jaccard similarity </w:t>
-      </w:r>
-      <w:r>
-        <w:rPr>
-          <w:rFonts w:eastAsiaTheme="minorEastAsia"/>
-        </w:rPr>
-        <w:t xml:space="preserve">of sets S and T </w:t>
-      </w:r>
-      <w:r>
-        <w:rPr>
-          <w:rFonts w:eastAsiaTheme="minorEastAsia"/>
-        </w:rPr>
-        <w:t xml:space="preserve">is </w:t>
-      </w:r>
-      <w:r>
-        <w:rPr>
-          <w:rFonts w:eastAsiaTheme="minorEastAsia"/>
-        </w:rPr>
-        <w:t>given by the formula</w:t>
-      </w:r>
-      <w:r>
-        <w:rPr>
-          <w:rFonts w:eastAsiaTheme="minorEastAsia"/>
-        </w:rPr>
-        <w:t>:</w:t>
+        <w:t xml:space="preserve">The expected value of the Jaccard similarity is equal to the Jaccard similarity of having k elements in common multiplied by the probability for S and T to have  k elements in common summing these products up over all possible values of k, i.e. from 0 to </w:t>
+      </w:r>
+      <w:r>
+        <w:rPr>
+          <w:rFonts w:eastAsiaTheme="minorEastAsia"/>
+        </w:rPr>
+        <w:t>m</w:t>
+      </w:r>
+      <w:r>
+        <w:rPr>
+          <w:rFonts w:eastAsiaTheme="minorEastAsia"/>
+        </w:rPr>
+        <w:t xml:space="preserve">. </w:t>
+      </w:r>
+      <w:r>
+        <w:rPr>
+          <w:rFonts w:eastAsiaTheme="minorEastAsia"/>
+        </w:rPr>
+        <w:t xml:space="preserve"> </w:t>
+      </w:r>
+      <w:r>
+        <w:rPr>
+          <w:rFonts w:eastAsiaTheme="minorEastAsia"/>
+        </w:rPr>
+        <w:t>Hence, the expected value of the Jaccard similarity of sets S and T is given by the formula:</w:t>
       </w:r>
     </w:p>
     <w:p>
@@ -2185,67 +1639,12 @@
                   </m:r>
                 </m:num>
                 <m:den>
-                  <m:sSub>
-                    <m:sSubPr>
-                      <m:ctrlPr>
-                        <w:rPr>
-                          <w:rFonts w:ascii="Cambria Math" w:eastAsiaTheme="minorEastAsia" w:hAnsi="Cambria Math"/>
-                          <w:i/>
-                        </w:rPr>
-                      </m:ctrlPr>
-                    </m:sSubPr>
-                    <m:e>
-                      <m:r>
-                        <w:rPr>
-                          <w:rFonts w:ascii="Cambria Math" w:eastAsiaTheme="minorEastAsia" w:hAnsi="Cambria Math"/>
-                        </w:rPr>
-                        <m:t>m</m:t>
-                      </m:r>
-                    </m:e>
-                    <m:sub>
-                      <m:r>
-                        <w:rPr>
-                          <w:rFonts w:ascii="Cambria Math" w:eastAsiaTheme="minorEastAsia" w:hAnsi="Cambria Math"/>
-                          <w:lang w:val="el-GR"/>
-                        </w:rPr>
-                        <m:t>1</m:t>
-                      </m:r>
-                    </m:sub>
-                  </m:sSub>
                   <m:r>
                     <w:rPr>
                       <w:rFonts w:ascii="Cambria Math" w:eastAsiaTheme="minorEastAsia" w:hAnsi="Cambria Math"/>
-                      <w:lang w:val="el-GR"/>
-                    </w:rPr>
-                    <m:t xml:space="preserve">+ </m:t>
-                  </m:r>
-                  <m:sSub>
-                    <m:sSubPr>
-                      <m:ctrlPr>
-                        <w:rPr>
-                          <w:rFonts w:ascii="Cambria Math" w:eastAsiaTheme="minorEastAsia" w:hAnsi="Cambria Math"/>
-                          <w:i/>
-                        </w:rPr>
-                      </m:ctrlPr>
-                    </m:sSubPr>
-                    <m:e>
-                      <m:r>
-                        <w:rPr>
-                          <w:rFonts w:ascii="Cambria Math" w:eastAsiaTheme="minorEastAsia" w:hAnsi="Cambria Math"/>
-                        </w:rPr>
-                        <m:t>m</m:t>
-                      </m:r>
-                    </m:e>
-                    <m:sub>
-                      <m:r>
-                        <w:rPr>
-                          <w:rFonts w:ascii="Cambria Math" w:eastAsiaTheme="minorEastAsia" w:hAnsi="Cambria Math"/>
-                          <w:lang w:val="el-GR"/>
-                        </w:rPr>
-                        <m:t>2</m:t>
-                      </m:r>
-                    </m:sub>
-                  </m:sSub>
+                    </w:rPr>
+                    <m:t>2m</m:t>
+                  </m:r>
                   <m:r>
                     <w:rPr>
                       <w:rFonts w:ascii="Cambria Math" w:eastAsiaTheme="minorEastAsia" w:hAnsi="Cambria Math"/>
@@ -2330,33 +1729,12 @@
                       </m:r>
                     </m:e>
                     <m:sub>
-                      <m:sSub>
-                        <m:sSubPr>
-                          <m:ctrlPr>
-                            <w:rPr>
-                              <w:rFonts w:ascii="Cambria Math" w:hAnsi="Cambria Math"/>
-                              <w:i/>
-                            </w:rPr>
-                          </m:ctrlPr>
-                        </m:sSubPr>
-                        <m:e>
-                          <m:r>
-                            <w:rPr>
-                              <w:rFonts w:ascii="Cambria Math" w:hAnsi="Cambria Math"/>
-                            </w:rPr>
-                            <m:t>m</m:t>
-                          </m:r>
-                        </m:e>
-                        <m:sub>
-                          <m:r>
-                            <w:rPr>
-                              <w:rFonts w:ascii="Cambria Math" w:hAnsi="Cambria Math"/>
-                              <w:lang w:val="el-GR"/>
-                            </w:rPr>
-                            <m:t>1</m:t>
-                          </m:r>
-                        </m:sub>
-                      </m:sSub>
+                      <m:r>
+                        <w:rPr>
+                          <w:rFonts w:ascii="Cambria Math" w:hAnsi="Cambria Math"/>
+                        </w:rPr>
+                        <m:t>m</m:t>
+                      </m:r>
                       <m:r>
                         <w:rPr>
                           <w:rFonts w:ascii="Cambria Math" w:hAnsi="Cambria Math"/>
@@ -2411,33 +1789,12 @@
                       </m:r>
                     </m:e>
                     <m:sub>
-                      <m:sSub>
-                        <m:sSubPr>
-                          <m:ctrlPr>
-                            <w:rPr>
-                              <w:rFonts w:ascii="Cambria Math" w:hAnsi="Cambria Math"/>
-                              <w:i/>
-                            </w:rPr>
-                          </m:ctrlPr>
-                        </m:sSubPr>
-                        <m:e>
-                          <m:r>
-                            <w:rPr>
-                              <w:rFonts w:ascii="Cambria Math" w:hAnsi="Cambria Math"/>
-                            </w:rPr>
-                            <m:t>m</m:t>
-                          </m:r>
-                        </m:e>
-                        <m:sub>
-                          <m:r>
-                            <w:rPr>
-                              <w:rFonts w:ascii="Cambria Math" w:hAnsi="Cambria Math"/>
-                              <w:lang w:val="el-GR"/>
-                            </w:rPr>
-                            <m:t>2</m:t>
-                          </m:r>
-                        </m:sub>
-                      </m:sSub>
+                      <m:r>
+                        <w:rPr>
+                          <w:rFonts w:ascii="Cambria Math" w:hAnsi="Cambria Math"/>
+                        </w:rPr>
+                        <m:t>m</m:t>
+                      </m:r>
                       <m:r>
                         <w:rPr>
                           <w:rFonts w:ascii="Cambria Math" w:hAnsi="Cambria Math"/>
@@ -2515,33 +1872,12 @@
                       </m:r>
                     </m:e>
                     <m:sub>
-                      <m:sSub>
-                        <m:sSubPr>
-                          <m:ctrlPr>
-                            <w:rPr>
-                              <w:rFonts w:ascii="Cambria Math" w:hAnsi="Cambria Math"/>
-                              <w:i/>
-                            </w:rPr>
-                          </m:ctrlPr>
-                        </m:sSubPr>
-                        <m:e>
-                          <m:r>
-                            <w:rPr>
-                              <w:rFonts w:ascii="Cambria Math" w:hAnsi="Cambria Math"/>
-                            </w:rPr>
-                            <m:t>m</m:t>
-                          </m:r>
-                        </m:e>
-                        <m:sub>
-                          <m:r>
-                            <w:rPr>
-                              <w:rFonts w:ascii="Cambria Math" w:hAnsi="Cambria Math"/>
-                              <w:lang w:val="el-GR"/>
-                            </w:rPr>
-                            <m:t>1</m:t>
-                          </m:r>
-                        </m:sub>
-                      </m:sSub>
+                      <m:r>
+                        <w:rPr>
+                          <w:rFonts w:ascii="Cambria Math" w:hAnsi="Cambria Math"/>
+                        </w:rPr>
+                        <m:t>m</m:t>
+                      </m:r>
                     </m:sub>
                     <m:sup>
                       <m:r>
@@ -2570,33 +1906,12 @@
                       </m:r>
                     </m:e>
                     <m:sub>
-                      <m:sSub>
-                        <m:sSubPr>
-                          <m:ctrlPr>
-                            <w:rPr>
-                              <w:rFonts w:ascii="Cambria Math" w:hAnsi="Cambria Math"/>
-                              <w:i/>
-                            </w:rPr>
-                          </m:ctrlPr>
-                        </m:sSubPr>
-                        <m:e>
-                          <m:r>
-                            <w:rPr>
-                              <w:rFonts w:ascii="Cambria Math" w:hAnsi="Cambria Math"/>
-                            </w:rPr>
-                            <m:t>m</m:t>
-                          </m:r>
-                        </m:e>
-                        <m:sub>
-                          <m:r>
-                            <w:rPr>
-                              <w:rFonts w:ascii="Cambria Math" w:hAnsi="Cambria Math"/>
-                              <w:lang w:val="el-GR"/>
-                            </w:rPr>
-                            <m:t>2</m:t>
-                          </m:r>
-                        </m:sub>
-                      </m:sSub>
+                      <m:r>
+                        <w:rPr>
+                          <w:rFonts w:ascii="Cambria Math" w:hAnsi="Cambria Math"/>
+                        </w:rPr>
+                        <m:t>m</m:t>
+                      </m:r>
                     </m:sub>
                     <m:sup>
                       <m:r>
@@ -2649,6 +1964,2673 @@
     </w:p>
     <w:p>
       <w:pPr>
+        <w:jc w:val="both"/>
+      </w:pPr>
+    </w:p>
+    <w:p>
+      <w:pPr>
+        <w:pStyle w:val="Heading2"/>
+      </w:pPr>
+      <w:r>
+        <w:t xml:space="preserve">Generalizing the formula </w:t>
+      </w:r>
+    </w:p>
+    <w:p>
+      <w:pPr>
+        <w:jc w:val="both"/>
+      </w:pPr>
+      <w:r>
+        <w:t>Below the generalization of formula [2] for the case where the sets S and T do not have the same number of elements.</w:t>
+      </w:r>
+      <w:r>
+        <w:t xml:space="preserve"> The reasoning is exactly the same as in the case </w:t>
+      </w:r>
+      <w:r>
+        <w:t xml:space="preserve">where </w:t>
+      </w:r>
+      <w:r>
+        <w:t xml:space="preserve">sets </w:t>
+      </w:r>
+      <w:r>
+        <w:t>S and T have the same number of elements.</w:t>
+      </w:r>
+    </w:p>
+    <w:p>
+      <w:pPr>
+        <w:jc w:val="both"/>
+      </w:pPr>
+      <w:r>
+        <w:t>Let</w:t>
+      </w:r>
+      <w:r>
+        <w:t xml:space="preserve"> </w:t>
+      </w:r>
+      <w:r>
+        <w:t>m</w:t>
+      </w:r>
+      <w:r>
+        <w:rPr>
+          <w:vertAlign w:val="subscript"/>
+        </w:rPr>
+        <w:t>1</w:t>
+      </w:r>
+      <w:r>
+        <w:t xml:space="preserve"> </w:t>
+      </w:r>
+      <w:r>
+        <w:t>be</w:t>
+      </w:r>
+      <w:r>
+        <w:t xml:space="preserve"> </w:t>
+      </w:r>
+      <w:r>
+        <w:t>the</w:t>
+      </w:r>
+      <w:r>
+        <w:t xml:space="preserve"> </w:t>
+      </w:r>
+      <w:r>
+        <w:t>number</w:t>
+      </w:r>
+      <w:r>
+        <w:t xml:space="preserve"> </w:t>
+      </w:r>
+      <w:r>
+        <w:t>of</w:t>
+      </w:r>
+      <w:r>
+        <w:t xml:space="preserve"> </w:t>
+      </w:r>
+      <w:r>
+        <w:t>elements</w:t>
+      </w:r>
+      <w:r>
+        <w:t xml:space="preserve"> </w:t>
+      </w:r>
+      <w:r>
+        <w:t>in</w:t>
+      </w:r>
+      <w:r>
+        <w:t xml:space="preserve"> </w:t>
+      </w:r>
+      <w:r>
+        <w:t>set</w:t>
+      </w:r>
+      <w:r>
+        <w:t xml:space="preserve"> </w:t>
+      </w:r>
+      <w:r>
+        <w:t>S</w:t>
+      </w:r>
+      <w:r>
+        <w:t xml:space="preserve"> </w:t>
+      </w:r>
+      <w:r>
+        <w:t>and</w:t>
+      </w:r>
+      <w:r>
+        <w:t xml:space="preserve"> </w:t>
+      </w:r>
+      <w:r>
+        <w:t>m</w:t>
+      </w:r>
+      <w:r>
+        <w:rPr>
+          <w:vertAlign w:val="subscript"/>
+        </w:rPr>
+        <w:t>2</w:t>
+      </w:r>
+      <w:r>
+        <w:t xml:space="preserve"> </w:t>
+      </w:r>
+      <w:r>
+        <w:t xml:space="preserve">the number of elements in set T that have been chosen randomly from the set U containing n elements. </w:t>
+      </w:r>
+      <w:bookmarkStart w:id="0" w:name="OLE_LINK11"/>
+      <w:r>
+        <w:t>Without harm we can assume</w:t>
+      </w:r>
+      <w:bookmarkEnd w:id="0"/>
+      <w:r>
+        <w:t xml:space="preserve"> that </w:t>
+      </w:r>
+      <w:r>
+        <w:t>m</w:t>
+      </w:r>
+      <w:r>
+        <w:rPr>
+          <w:vertAlign w:val="subscript"/>
+        </w:rPr>
+        <w:t>1</w:t>
+      </w:r>
+      <w:r>
+        <w:t xml:space="preserve"> &lt;</w:t>
+      </w:r>
+      <w:r>
+        <w:t>=</w:t>
+      </w:r>
+      <w:r>
+        <w:t xml:space="preserve"> </w:t>
+      </w:r>
+      <w:r>
+        <w:t>m</w:t>
+      </w:r>
+      <w:r>
+        <w:rPr>
+          <w:vertAlign w:val="subscript"/>
+        </w:rPr>
+        <w:t>2</w:t>
+      </w:r>
+      <w:r>
+        <w:t xml:space="preserve"> . </w:t>
+      </w:r>
+      <w:r>
+        <w:t xml:space="preserve"> </w:t>
+      </w:r>
+      <w:r>
+        <w:t>Furthermore, e</w:t>
+      </w:r>
+      <w:r>
+        <w:t>lements in s</w:t>
+      </w:r>
+      <w:r>
+        <w:t xml:space="preserve">ets S and T </w:t>
+      </w:r>
+      <w:r>
+        <w:t xml:space="preserve">are chosen from set U without replacement (i.e. each element in S and T can appear </w:t>
+      </w:r>
+      <w:r>
+        <w:t xml:space="preserve">at most </w:t>
+      </w:r>
+      <w:r>
+        <w:t xml:space="preserve">only once in </w:t>
+      </w:r>
+      <w:r>
+        <w:t>respective set</w:t>
+      </w:r>
+      <w:r>
+        <w:t>).</w:t>
+      </w:r>
+      <w:r>
+        <w:t xml:space="preserve">  </w:t>
+      </w:r>
+    </w:p>
+    <w:p>
+      <w:pPr>
+        <w:jc w:val="both"/>
+      </w:pPr>
+      <w:r>
+        <w:t xml:space="preserve">If sets S and T have k elements in common, then the Jaccard similarity of </w:t>
+      </w:r>
+      <w:r>
+        <w:t xml:space="preserve">sets </w:t>
+      </w:r>
+      <w:r>
+        <w:t>S and T will be equal to</w:t>
+      </w:r>
+    </w:p>
+    <w:p>
+      <m:oMathPara>
+        <m:oMath>
+          <m:r>
+            <w:rPr>
+              <w:rFonts w:ascii="Cambria Math" w:hAnsi="Cambria Math"/>
+            </w:rPr>
+            <m:t>Jaccard similarity</m:t>
+          </m:r>
+          <m:d>
+            <m:dPr>
+              <m:ctrlPr>
+                <w:rPr>
+                  <w:rFonts w:ascii="Cambria Math" w:hAnsi="Cambria Math"/>
+                  <w:i/>
+                </w:rPr>
+              </m:ctrlPr>
+            </m:dPr>
+            <m:e>
+              <m:r>
+                <w:rPr>
+                  <w:rFonts w:ascii="Cambria Math" w:hAnsi="Cambria Math"/>
+                </w:rPr>
+                <m:t>k-common elements in S and T</m:t>
+              </m:r>
+            </m:e>
+          </m:d>
+          <m:r>
+            <w:rPr>
+              <w:rFonts w:ascii="Cambria Math" w:hAnsi="Cambria Math"/>
+            </w:rPr>
+            <m:t>=</m:t>
+          </m:r>
+          <m:f>
+            <m:fPr>
+              <m:ctrlPr>
+                <w:rPr>
+                  <w:rFonts w:ascii="Cambria Math" w:hAnsi="Cambria Math"/>
+                  <w:i/>
+                </w:rPr>
+              </m:ctrlPr>
+            </m:fPr>
+            <m:num>
+              <m:r>
+                <w:rPr>
+                  <w:rFonts w:ascii="Cambria Math" w:hAnsi="Cambria Math"/>
+                </w:rPr>
+                <m:t>k</m:t>
+              </m:r>
+            </m:num>
+            <m:den>
+              <m:sSub>
+                <m:sSubPr>
+                  <m:ctrlPr>
+                    <w:rPr>
+                      <w:rFonts w:ascii="Cambria Math" w:hAnsi="Cambria Math"/>
+                      <w:i/>
+                    </w:rPr>
+                  </m:ctrlPr>
+                </m:sSubPr>
+                <m:e>
+                  <m:r>
+                    <w:rPr>
+                      <w:rFonts w:ascii="Cambria Math" w:hAnsi="Cambria Math"/>
+                    </w:rPr>
+                    <m:t>m</m:t>
+                  </m:r>
+                </m:e>
+                <m:sub>
+                  <m:r>
+                    <w:rPr>
+                      <w:rFonts w:ascii="Cambria Math" w:hAnsi="Cambria Math"/>
+                    </w:rPr>
+                    <m:t>1</m:t>
+                  </m:r>
+                </m:sub>
+              </m:sSub>
+              <m:r>
+                <w:rPr>
+                  <w:rFonts w:ascii="Cambria Math" w:hAnsi="Cambria Math"/>
+                </w:rPr>
+                <m:t>+</m:t>
+              </m:r>
+              <m:sSub>
+                <m:sSubPr>
+                  <m:ctrlPr>
+                    <w:rPr>
+                      <w:rFonts w:ascii="Cambria Math" w:hAnsi="Cambria Math"/>
+                      <w:i/>
+                    </w:rPr>
+                  </m:ctrlPr>
+                </m:sSubPr>
+                <m:e>
+                  <m:r>
+                    <w:rPr>
+                      <w:rFonts w:ascii="Cambria Math" w:hAnsi="Cambria Math"/>
+                    </w:rPr>
+                    <m:t>m</m:t>
+                  </m:r>
+                </m:e>
+                <m:sub>
+                  <m:r>
+                    <w:rPr>
+                      <w:rFonts w:ascii="Cambria Math" w:hAnsi="Cambria Math"/>
+                    </w:rPr>
+                    <m:t>2</m:t>
+                  </m:r>
+                </m:sub>
+              </m:sSub>
+              <m:r>
+                <w:rPr>
+                  <w:rFonts w:ascii="Cambria Math" w:hAnsi="Cambria Math"/>
+                </w:rPr>
+                <m:t>-k</m:t>
+              </m:r>
+            </m:den>
+          </m:f>
+        </m:oMath>
+      </m:oMathPara>
+    </w:p>
+    <w:p/>
+    <w:p>
+      <w:pPr>
+        <w:jc w:val="both"/>
+      </w:pPr>
+      <w:r>
+        <w:t xml:space="preserve">The probability for sets S and T to have </w:t>
+      </w:r>
+      <w:r>
+        <w:t xml:space="preserve">exactly </w:t>
+      </w:r>
+      <w:r>
+        <w:t>k elements in common is equal to</w:t>
+      </w:r>
+    </w:p>
+    <w:p>
+      <w:bookmarkStart w:id="1" w:name="OLE_LINK5"/>
+      <m:oMathPara>
+        <m:oMath>
+          <m:r>
+            <w:rPr>
+              <w:rFonts w:ascii="Cambria Math" w:hAnsi="Cambria Math"/>
+              <w:lang w:val="el-GR"/>
+            </w:rPr>
+            <m:t>P</m:t>
+          </m:r>
+          <m:r>
+            <w:rPr>
+              <w:rFonts w:ascii="Cambria Math" w:hAnsi="Cambria Math"/>
+            </w:rPr>
+            <m:t>robability</m:t>
+          </m:r>
+          <m:d>
+            <m:dPr>
+              <m:ctrlPr>
+                <w:rPr>
+                  <w:rFonts w:ascii="Cambria Math" w:hAnsi="Cambria Math"/>
+                  <w:i/>
+                </w:rPr>
+              </m:ctrlPr>
+            </m:dPr>
+            <m:e>
+              <m:r>
+                <w:rPr>
+                  <w:rFonts w:ascii="Cambria Math" w:hAnsi="Cambria Math"/>
+                </w:rPr>
+                <m:t>k-common</m:t>
+              </m:r>
+            </m:e>
+          </m:d>
+          <m:r>
+            <w:rPr>
+              <w:rFonts w:ascii="Cambria Math" w:hAnsi="Cambria Math"/>
+            </w:rPr>
+            <m:t xml:space="preserve">= </m:t>
+          </m:r>
+          <m:f>
+            <m:fPr>
+              <m:ctrlPr>
+                <w:rPr>
+                  <w:rFonts w:ascii="Cambria Math" w:hAnsi="Cambria Math"/>
+                  <w:i/>
+                </w:rPr>
+              </m:ctrlPr>
+            </m:fPr>
+            <m:num>
+              <w:bookmarkStart w:id="2" w:name="OLE_LINK4"/>
+              <m:sSubSup>
+                <m:sSubSupPr>
+                  <m:ctrlPr>
+                    <w:rPr>
+                      <w:rFonts w:ascii="Cambria Math" w:hAnsi="Cambria Math"/>
+                      <w:i/>
+                    </w:rPr>
+                  </m:ctrlPr>
+                </m:sSubSupPr>
+                <m:e>
+                  <m:r>
+                    <w:rPr>
+                      <w:rFonts w:ascii="Cambria Math" w:hAnsi="Cambria Math"/>
+                    </w:rPr>
+                    <m:t>C</m:t>
+                  </m:r>
+                </m:e>
+                <m:sub>
+                  <m:r>
+                    <w:rPr>
+                      <w:rFonts w:ascii="Cambria Math" w:hAnsi="Cambria Math"/>
+                    </w:rPr>
+                    <m:t>k</m:t>
+                  </m:r>
+                </m:sub>
+                <m:sup>
+                  <m:r>
+                    <w:rPr>
+                      <w:rFonts w:ascii="Cambria Math" w:hAnsi="Cambria Math"/>
+                    </w:rPr>
+                    <m:t>n</m:t>
+                  </m:r>
+                </m:sup>
+              </m:sSubSup>
+              <m:sSubSup>
+                <m:sSubSupPr>
+                  <m:ctrlPr>
+                    <w:rPr>
+                      <w:rFonts w:ascii="Cambria Math" w:hAnsi="Cambria Math"/>
+                      <w:i/>
+                    </w:rPr>
+                  </m:ctrlPr>
+                </m:sSubSupPr>
+                <m:e>
+                  <m:r>
+                    <w:rPr>
+                      <w:rFonts w:ascii="Cambria Math" w:hAnsi="Cambria Math"/>
+                    </w:rPr>
+                    <m:t>C</m:t>
+                  </m:r>
+                </m:e>
+                <m:sub>
+                  <m:sSub>
+                    <m:sSubPr>
+                      <m:ctrlPr>
+                        <w:rPr>
+                          <w:rFonts w:ascii="Cambria Math" w:hAnsi="Cambria Math"/>
+                          <w:i/>
+                        </w:rPr>
+                      </m:ctrlPr>
+                    </m:sSubPr>
+                    <m:e>
+                      <m:r>
+                        <w:rPr>
+                          <w:rFonts w:ascii="Cambria Math" w:hAnsi="Cambria Math"/>
+                        </w:rPr>
+                        <m:t>m</m:t>
+                      </m:r>
+                    </m:e>
+                    <m:sub>
+                      <m:r>
+                        <w:rPr>
+                          <w:rFonts w:ascii="Cambria Math" w:hAnsi="Cambria Math"/>
+                        </w:rPr>
+                        <m:t>1</m:t>
+                      </m:r>
+                    </m:sub>
+                  </m:sSub>
+                  <m:r>
+                    <w:rPr>
+                      <w:rFonts w:ascii="Cambria Math" w:hAnsi="Cambria Math"/>
+                    </w:rPr>
+                    <m:t>-k</m:t>
+                  </m:r>
+                </m:sub>
+                <m:sup>
+                  <m:r>
+                    <w:rPr>
+                      <w:rFonts w:ascii="Cambria Math" w:hAnsi="Cambria Math"/>
+                    </w:rPr>
+                    <m:t>n-k</m:t>
+                  </m:r>
+                </m:sup>
+              </m:sSubSup>
+              <m:sSubSup>
+                <m:sSubSupPr>
+                  <m:ctrlPr>
+                    <w:rPr>
+                      <w:rFonts w:ascii="Cambria Math" w:hAnsi="Cambria Math"/>
+                      <w:i/>
+                    </w:rPr>
+                  </m:ctrlPr>
+                </m:sSubSupPr>
+                <m:e>
+                  <m:r>
+                    <w:rPr>
+                      <w:rFonts w:ascii="Cambria Math" w:hAnsi="Cambria Math"/>
+                    </w:rPr>
+                    <m:t>C</m:t>
+                  </m:r>
+                </m:e>
+                <m:sub>
+                  <m:sSub>
+                    <m:sSubPr>
+                      <m:ctrlPr>
+                        <w:rPr>
+                          <w:rFonts w:ascii="Cambria Math" w:hAnsi="Cambria Math"/>
+                          <w:i/>
+                        </w:rPr>
+                      </m:ctrlPr>
+                    </m:sSubPr>
+                    <m:e>
+                      <m:r>
+                        <w:rPr>
+                          <w:rFonts w:ascii="Cambria Math" w:hAnsi="Cambria Math"/>
+                        </w:rPr>
+                        <m:t>m</m:t>
+                      </m:r>
+                    </m:e>
+                    <m:sub>
+                      <m:r>
+                        <w:rPr>
+                          <w:rFonts w:ascii="Cambria Math" w:hAnsi="Cambria Math"/>
+                        </w:rPr>
+                        <m:t>2</m:t>
+                      </m:r>
+                    </m:sub>
+                  </m:sSub>
+                  <m:r>
+                    <w:rPr>
+                      <w:rFonts w:ascii="Cambria Math" w:hAnsi="Cambria Math"/>
+                    </w:rPr>
+                    <m:t>-k</m:t>
+                  </m:r>
+                </m:sub>
+                <m:sup>
+                  <m:r>
+                    <w:rPr>
+                      <w:rFonts w:ascii="Cambria Math" w:hAnsi="Cambria Math"/>
+                    </w:rPr>
+                    <m:t>n-</m:t>
+                  </m:r>
+                  <m:sSub>
+                    <m:sSubPr>
+                      <m:ctrlPr>
+                        <w:rPr>
+                          <w:rFonts w:ascii="Cambria Math" w:hAnsi="Cambria Math"/>
+                          <w:i/>
+                        </w:rPr>
+                      </m:ctrlPr>
+                    </m:sSubPr>
+                    <m:e>
+                      <m:r>
+                        <w:rPr>
+                          <w:rFonts w:ascii="Cambria Math" w:hAnsi="Cambria Math"/>
+                        </w:rPr>
+                        <m:t>m</m:t>
+                      </m:r>
+                    </m:e>
+                    <m:sub>
+                      <m:r>
+                        <w:rPr>
+                          <w:rFonts w:ascii="Cambria Math" w:hAnsi="Cambria Math"/>
+                        </w:rPr>
+                        <m:t>1</m:t>
+                      </m:r>
+                    </m:sub>
+                  </m:sSub>
+                </m:sup>
+              </m:sSubSup>
+              <w:bookmarkEnd w:id="2"/>
+            </m:num>
+            <m:den>
+              <m:sSubSup>
+                <m:sSubSupPr>
+                  <m:ctrlPr>
+                    <w:rPr>
+                      <w:rFonts w:ascii="Cambria Math" w:hAnsi="Cambria Math"/>
+                      <w:i/>
+                    </w:rPr>
+                  </m:ctrlPr>
+                </m:sSubSupPr>
+                <m:e>
+                  <m:r>
+                    <w:rPr>
+                      <w:rFonts w:ascii="Cambria Math" w:hAnsi="Cambria Math"/>
+                    </w:rPr>
+                    <m:t>C</m:t>
+                  </m:r>
+                </m:e>
+                <m:sub>
+                  <m:sSub>
+                    <m:sSubPr>
+                      <m:ctrlPr>
+                        <w:rPr>
+                          <w:rFonts w:ascii="Cambria Math" w:hAnsi="Cambria Math"/>
+                          <w:i/>
+                        </w:rPr>
+                      </m:ctrlPr>
+                    </m:sSubPr>
+                    <m:e>
+                      <m:r>
+                        <w:rPr>
+                          <w:rFonts w:ascii="Cambria Math" w:hAnsi="Cambria Math"/>
+                        </w:rPr>
+                        <m:t>m</m:t>
+                      </m:r>
+                    </m:e>
+                    <m:sub>
+                      <m:r>
+                        <w:rPr>
+                          <w:rFonts w:ascii="Cambria Math" w:hAnsi="Cambria Math"/>
+                        </w:rPr>
+                        <m:t>1</m:t>
+                      </m:r>
+                    </m:sub>
+                  </m:sSub>
+                </m:sub>
+                <m:sup>
+                  <m:r>
+                    <w:rPr>
+                      <w:rFonts w:ascii="Cambria Math" w:hAnsi="Cambria Math"/>
+                    </w:rPr>
+                    <m:t>n</m:t>
+                  </m:r>
+                </m:sup>
+              </m:sSubSup>
+              <m:sSubSup>
+                <m:sSubSupPr>
+                  <m:ctrlPr>
+                    <w:rPr>
+                      <w:rFonts w:ascii="Cambria Math" w:hAnsi="Cambria Math"/>
+                      <w:i/>
+                    </w:rPr>
+                  </m:ctrlPr>
+                </m:sSubSupPr>
+                <m:e>
+                  <m:r>
+                    <w:rPr>
+                      <w:rFonts w:ascii="Cambria Math" w:hAnsi="Cambria Math"/>
+                    </w:rPr>
+                    <m:t>C</m:t>
+                  </m:r>
+                </m:e>
+                <m:sub>
+                  <m:sSub>
+                    <m:sSubPr>
+                      <m:ctrlPr>
+                        <w:rPr>
+                          <w:rFonts w:ascii="Cambria Math" w:hAnsi="Cambria Math"/>
+                          <w:i/>
+                        </w:rPr>
+                      </m:ctrlPr>
+                    </m:sSubPr>
+                    <m:e>
+                      <m:r>
+                        <w:rPr>
+                          <w:rFonts w:ascii="Cambria Math" w:hAnsi="Cambria Math"/>
+                        </w:rPr>
+                        <m:t>m</m:t>
+                      </m:r>
+                    </m:e>
+                    <m:sub>
+                      <m:r>
+                        <w:rPr>
+                          <w:rFonts w:ascii="Cambria Math" w:hAnsi="Cambria Math"/>
+                        </w:rPr>
+                        <m:t>2</m:t>
+                      </m:r>
+                    </m:sub>
+                  </m:sSub>
+                </m:sub>
+                <m:sup>
+                  <m:r>
+                    <w:rPr>
+                      <w:rFonts w:ascii="Cambria Math" w:hAnsi="Cambria Math"/>
+                    </w:rPr>
+                    <m:t>n</m:t>
+                  </m:r>
+                </m:sup>
+              </m:sSubSup>
+            </m:den>
+          </m:f>
+        </m:oMath>
+      </m:oMathPara>
+      <w:bookmarkEnd w:id="1"/>
+    </w:p>
+    <w:p>
+      <w:pPr>
+        <w:jc w:val="both"/>
+        <w:rPr>
+          <w:rFonts w:eastAsiaTheme="minorEastAsia"/>
+        </w:rPr>
+      </w:pPr>
+      <w:r>
+        <w:lastRenderedPageBreak/>
+        <w:t xml:space="preserve">Where </w:t>
+      </w:r>
+      <w:bookmarkStart w:id="3" w:name="OLE_LINK1"/>
+      <m:oMath>
+        <m:sSubSup>
+          <m:sSubSupPr>
+            <m:ctrlPr>
+              <w:rPr>
+                <w:rFonts w:ascii="Cambria Math" w:hAnsi="Cambria Math"/>
+                <w:i/>
+              </w:rPr>
+            </m:ctrlPr>
+          </m:sSubSupPr>
+          <m:e>
+            <m:r>
+              <w:rPr>
+                <w:rFonts w:ascii="Cambria Math" w:hAnsi="Cambria Math"/>
+              </w:rPr>
+              <m:t>C</m:t>
+            </m:r>
+          </m:e>
+          <m:sub>
+            <m:r>
+              <w:rPr>
+                <w:rFonts w:ascii="Cambria Math" w:hAnsi="Cambria Math"/>
+              </w:rPr>
+              <m:t>k</m:t>
+            </m:r>
+          </m:sub>
+          <m:sup>
+            <m:r>
+              <w:rPr>
+                <w:rFonts w:ascii="Cambria Math" w:hAnsi="Cambria Math"/>
+              </w:rPr>
+              <m:t>n</m:t>
+            </m:r>
+          </m:sup>
+        </m:sSubSup>
+      </m:oMath>
+      <w:bookmarkEnd w:id="3"/>
+      <w:r>
+        <w:rPr>
+          <w:rFonts w:eastAsiaTheme="minorEastAsia"/>
+        </w:rPr>
+        <w:t xml:space="preserve"> the </w:t>
+      </w:r>
+      <w:r>
+        <w:rPr>
+          <w:rFonts w:eastAsiaTheme="minorEastAsia"/>
+        </w:rPr>
+        <w:t xml:space="preserve">binomial coefficient i.e. the </w:t>
+      </w:r>
+      <w:r>
+        <w:rPr>
+          <w:rFonts w:eastAsiaTheme="minorEastAsia"/>
+        </w:rPr>
+        <w:t>number of ways to cho</w:t>
+      </w:r>
+      <w:r>
+        <w:rPr>
+          <w:rFonts w:eastAsiaTheme="minorEastAsia"/>
+        </w:rPr>
+        <w:t>o</w:t>
+      </w:r>
+      <w:r>
+        <w:rPr>
+          <w:rFonts w:eastAsiaTheme="minorEastAsia"/>
+        </w:rPr>
+        <w:t>se k elements out of n.</w:t>
+      </w:r>
+      <w:r>
+        <w:rPr>
+          <w:rFonts w:eastAsiaTheme="minorEastAsia"/>
+        </w:rPr>
+        <w:t xml:space="preserve"> </w:t>
+      </w:r>
+    </w:p>
+    <w:p>
+      <w:pPr>
+        <w:jc w:val="both"/>
+        <w:rPr>
+          <w:rFonts w:eastAsiaTheme="minorEastAsia"/>
+        </w:rPr>
+      </w:pPr>
+      <w:r>
+        <w:rPr>
+          <w:rFonts w:eastAsiaTheme="minorEastAsia"/>
+        </w:rPr>
+        <w:t xml:space="preserve">The above probability is justified as follows: </w:t>
+      </w:r>
+      <m:oMath>
+        <m:sSubSup>
+          <m:sSubSupPr>
+            <m:ctrlPr>
+              <w:rPr>
+                <w:rFonts w:ascii="Cambria Math" w:hAnsi="Cambria Math"/>
+                <w:i/>
+              </w:rPr>
+            </m:ctrlPr>
+          </m:sSubSupPr>
+          <m:e>
+            <m:r>
+              <w:rPr>
+                <w:rFonts w:ascii="Cambria Math" w:hAnsi="Cambria Math"/>
+              </w:rPr>
+              <m:t>C</m:t>
+            </m:r>
+          </m:e>
+          <m:sub>
+            <m:r>
+              <w:rPr>
+                <w:rFonts w:ascii="Cambria Math" w:hAnsi="Cambria Math"/>
+              </w:rPr>
+              <m:t>k</m:t>
+            </m:r>
+          </m:sub>
+          <m:sup>
+            <m:r>
+              <w:rPr>
+                <w:rFonts w:ascii="Cambria Math" w:hAnsi="Cambria Math"/>
+              </w:rPr>
+              <m:t>n</m:t>
+            </m:r>
+          </m:sup>
+        </m:sSubSup>
+      </m:oMath>
+      <w:r>
+        <w:rPr>
+          <w:rFonts w:eastAsiaTheme="minorEastAsia"/>
+        </w:rPr>
+        <w:t xml:space="preserve"> is the number of ways to </w:t>
+      </w:r>
+      <w:r>
+        <w:rPr>
+          <w:rFonts w:eastAsiaTheme="minorEastAsia"/>
+        </w:rPr>
+        <w:t>choose</w:t>
+      </w:r>
+      <w:r>
+        <w:rPr>
+          <w:rFonts w:eastAsiaTheme="minorEastAsia"/>
+        </w:rPr>
+        <w:t xml:space="preserve"> the k common elements from the universal set k. Since each set S and T will have these elements as members (the k common), S will have an additional of  m</w:t>
+      </w:r>
+      <w:r>
+        <w:rPr>
+          <w:rFonts w:eastAsiaTheme="minorEastAsia"/>
+          <w:vertAlign w:val="subscript"/>
+        </w:rPr>
+        <w:t>1</w:t>
+      </w:r>
+      <w:r>
+        <w:rPr>
+          <w:rFonts w:eastAsiaTheme="minorEastAsia"/>
+        </w:rPr>
+        <w:t xml:space="preserve">-k </w:t>
+      </w:r>
+      <w:r>
+        <w:rPr>
+          <w:rFonts w:eastAsiaTheme="minorEastAsia"/>
+        </w:rPr>
+        <w:t>elements</w:t>
+      </w:r>
+      <w:r>
+        <w:rPr>
+          <w:rFonts w:eastAsiaTheme="minorEastAsia"/>
+        </w:rPr>
+        <w:t xml:space="preserve"> </w:t>
+      </w:r>
+      <w:r>
+        <w:rPr>
+          <w:rFonts w:eastAsiaTheme="minorEastAsia"/>
+        </w:rPr>
+        <w:t xml:space="preserve">that are only in S </w:t>
+      </w:r>
+      <w:r>
+        <w:rPr>
+          <w:rFonts w:eastAsiaTheme="minorEastAsia"/>
+        </w:rPr>
+        <w:t>and T will have an additional of m</w:t>
+      </w:r>
+      <w:r>
+        <w:rPr>
+          <w:rFonts w:eastAsiaTheme="minorEastAsia"/>
+          <w:vertAlign w:val="subscript"/>
+        </w:rPr>
+        <w:t>2</w:t>
+      </w:r>
+      <w:r>
+        <w:rPr>
+          <w:rFonts w:eastAsiaTheme="minorEastAsia"/>
+        </w:rPr>
+        <w:t xml:space="preserve">-k </w:t>
+      </w:r>
+      <w:r>
+        <w:rPr>
+          <w:rFonts w:eastAsiaTheme="minorEastAsia"/>
+        </w:rPr>
+        <w:t>elements</w:t>
+      </w:r>
+      <w:r>
+        <w:rPr>
+          <w:rFonts w:eastAsiaTheme="minorEastAsia"/>
+        </w:rPr>
+        <w:t xml:space="preserve"> </w:t>
+      </w:r>
+      <w:r>
+        <w:rPr>
+          <w:rFonts w:eastAsiaTheme="minorEastAsia"/>
+        </w:rPr>
+        <w:t>that are only in set T.  The m</w:t>
+      </w:r>
+      <w:r>
+        <w:rPr>
+          <w:rFonts w:eastAsiaTheme="minorEastAsia"/>
+          <w:vertAlign w:val="subscript"/>
+        </w:rPr>
+        <w:t>1</w:t>
+      </w:r>
+      <w:r>
+        <w:rPr>
+          <w:rFonts w:eastAsiaTheme="minorEastAsia"/>
+        </w:rPr>
+        <w:t xml:space="preserve">-k elements of S must be chosen from n-k elements (since k are already in S) and the way to do this is </w:t>
+      </w:r>
+      <w:bookmarkStart w:id="4" w:name="OLE_LINK2"/>
+      <m:oMath>
+        <m:sSubSup>
+          <m:sSubSupPr>
+            <m:ctrlPr>
+              <w:rPr>
+                <w:rFonts w:ascii="Cambria Math" w:hAnsi="Cambria Math"/>
+                <w:i/>
+              </w:rPr>
+            </m:ctrlPr>
+          </m:sSubSupPr>
+          <m:e>
+            <m:r>
+              <w:rPr>
+                <w:rFonts w:ascii="Cambria Math" w:hAnsi="Cambria Math"/>
+              </w:rPr>
+              <m:t>C</m:t>
+            </m:r>
+          </m:e>
+          <m:sub>
+            <m:sSub>
+              <m:sSubPr>
+                <m:ctrlPr>
+                  <w:rPr>
+                    <w:rFonts w:ascii="Cambria Math" w:hAnsi="Cambria Math"/>
+                    <w:i/>
+                  </w:rPr>
+                </m:ctrlPr>
+              </m:sSubPr>
+              <m:e>
+                <m:r>
+                  <w:rPr>
+                    <w:rFonts w:ascii="Cambria Math" w:hAnsi="Cambria Math"/>
+                  </w:rPr>
+                  <m:t>m</m:t>
+                </m:r>
+              </m:e>
+              <m:sub>
+                <m:r>
+                  <w:rPr>
+                    <w:rFonts w:ascii="Cambria Math" w:hAnsi="Cambria Math"/>
+                  </w:rPr>
+                  <m:t>1</m:t>
+                </m:r>
+              </m:sub>
+            </m:sSub>
+            <m:r>
+              <w:rPr>
+                <w:rFonts w:ascii="Cambria Math" w:hAnsi="Cambria Math"/>
+              </w:rPr>
+              <m:t>-k</m:t>
+            </m:r>
+          </m:sub>
+          <m:sup>
+            <m:r>
+              <w:rPr>
+                <w:rFonts w:ascii="Cambria Math" w:hAnsi="Cambria Math"/>
+              </w:rPr>
+              <m:t>n-k</m:t>
+            </m:r>
+          </m:sup>
+        </m:sSubSup>
+      </m:oMath>
+      <w:bookmarkEnd w:id="4"/>
+      <w:r>
+        <w:rPr>
+          <w:rFonts w:eastAsiaTheme="minorEastAsia"/>
+        </w:rPr>
+        <w:t xml:space="preserve"> , while the m</w:t>
+      </w:r>
+      <w:r>
+        <w:rPr>
+          <w:rFonts w:eastAsiaTheme="minorEastAsia"/>
+          <w:vertAlign w:val="subscript"/>
+        </w:rPr>
+        <w:t>2</w:t>
+      </w:r>
+      <w:r>
+        <w:rPr>
+          <w:rFonts w:eastAsiaTheme="minorEastAsia"/>
+        </w:rPr>
+        <w:t>-k elements of T must be chosen from n-m</w:t>
+      </w:r>
+      <w:r>
+        <w:rPr>
+          <w:rFonts w:eastAsiaTheme="minorEastAsia"/>
+          <w:vertAlign w:val="subscript"/>
+        </w:rPr>
+        <w:t>1</w:t>
+      </w:r>
+      <w:r>
+        <w:rPr>
+          <w:rFonts w:eastAsiaTheme="minorEastAsia"/>
+        </w:rPr>
+        <w:t xml:space="preserve"> elements (since m</w:t>
+      </w:r>
+      <w:r>
+        <w:rPr>
+          <w:rFonts w:eastAsiaTheme="minorEastAsia"/>
+          <w:vertAlign w:val="subscript"/>
+        </w:rPr>
+        <w:t>1</w:t>
+      </w:r>
+      <w:r>
+        <w:rPr>
+          <w:rFonts w:eastAsiaTheme="minorEastAsia"/>
+        </w:rPr>
+        <w:t xml:space="preserve"> &lt; m</w:t>
+      </w:r>
+      <w:r>
+        <w:rPr>
+          <w:rFonts w:eastAsiaTheme="minorEastAsia"/>
+          <w:vertAlign w:val="subscript"/>
+        </w:rPr>
+        <w:t>2</w:t>
+      </w:r>
+      <w:r>
+        <w:rPr>
+          <w:rFonts w:eastAsiaTheme="minorEastAsia"/>
+        </w:rPr>
+        <w:t xml:space="preserve">) to make sure that no other common element will occur in S and T except for the k already chosen. The ways to do this is </w:t>
+      </w:r>
+      <m:oMath>
+        <m:sSubSup>
+          <m:sSubSupPr>
+            <m:ctrlPr>
+              <w:rPr>
+                <w:rFonts w:ascii="Cambria Math" w:hAnsi="Cambria Math"/>
+                <w:i/>
+              </w:rPr>
+            </m:ctrlPr>
+          </m:sSubSupPr>
+          <m:e>
+            <m:r>
+              <w:rPr>
+                <w:rFonts w:ascii="Cambria Math" w:hAnsi="Cambria Math"/>
+              </w:rPr>
+              <m:t>C</m:t>
+            </m:r>
+          </m:e>
+          <m:sub>
+            <w:bookmarkStart w:id="5" w:name="OLE_LINK3"/>
+            <m:sSub>
+              <m:sSubPr>
+                <m:ctrlPr>
+                  <w:rPr>
+                    <w:rFonts w:ascii="Cambria Math" w:hAnsi="Cambria Math"/>
+                    <w:i/>
+                  </w:rPr>
+                </m:ctrlPr>
+              </m:sSubPr>
+              <m:e>
+                <m:r>
+                  <w:rPr>
+                    <w:rFonts w:ascii="Cambria Math" w:hAnsi="Cambria Math"/>
+                  </w:rPr>
+                  <m:t>m</m:t>
+                </m:r>
+              </m:e>
+              <m:sub>
+                <m:r>
+                  <w:rPr>
+                    <w:rFonts w:ascii="Cambria Math" w:hAnsi="Cambria Math"/>
+                  </w:rPr>
+                  <m:t>2</m:t>
+                </m:r>
+              </m:sub>
+            </m:sSub>
+            <w:bookmarkEnd w:id="5"/>
+            <m:r>
+              <w:rPr>
+                <w:rFonts w:ascii="Cambria Math" w:hAnsi="Cambria Math"/>
+              </w:rPr>
+              <m:t>-k</m:t>
+            </m:r>
+          </m:sub>
+          <m:sup>
+            <m:r>
+              <w:rPr>
+                <w:rFonts w:ascii="Cambria Math" w:hAnsi="Cambria Math"/>
+              </w:rPr>
+              <m:t>n-</m:t>
+            </m:r>
+            <m:sSub>
+              <m:sSubPr>
+                <m:ctrlPr>
+                  <w:rPr>
+                    <w:rFonts w:ascii="Cambria Math" w:hAnsi="Cambria Math"/>
+                    <w:i/>
+                  </w:rPr>
+                </m:ctrlPr>
+              </m:sSubPr>
+              <m:e>
+                <m:r>
+                  <w:rPr>
+                    <w:rFonts w:ascii="Cambria Math" w:hAnsi="Cambria Math"/>
+                  </w:rPr>
+                  <m:t>m</m:t>
+                </m:r>
+              </m:e>
+              <m:sub>
+                <m:r>
+                  <w:rPr>
+                    <w:rFonts w:ascii="Cambria Math" w:hAnsi="Cambria Math"/>
+                  </w:rPr>
+                  <m:t>1</m:t>
+                </m:r>
+              </m:sub>
+            </m:sSub>
+          </m:sup>
+        </m:sSubSup>
+      </m:oMath>
+      <w:r>
+        <w:rPr>
+          <w:rFonts w:eastAsiaTheme="minorEastAsia"/>
+        </w:rPr>
+        <w:t xml:space="preserve">. </w:t>
+      </w:r>
+      <w:r>
+        <w:rPr>
+          <w:rFonts w:eastAsiaTheme="minorEastAsia"/>
+        </w:rPr>
+        <w:t xml:space="preserve">Applying the </w:t>
+      </w:r>
+      <w:r>
+        <w:rPr>
+          <w:rFonts w:eastAsiaTheme="minorEastAsia"/>
+        </w:rPr>
+        <w:t>fundamental principle of counting</w:t>
+      </w:r>
+      <w:r>
+        <w:rPr>
+          <w:rFonts w:eastAsiaTheme="minorEastAsia"/>
+        </w:rPr>
+        <w:t xml:space="preserve"> the ways to choose sets S and T so that they have exactly k elements in common is  </w:t>
+      </w:r>
+      <w:bookmarkStart w:id="6" w:name="OLE_LINK7"/>
+      <m:oMath>
+        <m:sSubSup>
+          <m:sSubSupPr>
+            <m:ctrlPr>
+              <w:rPr>
+                <w:rFonts w:ascii="Cambria Math" w:hAnsi="Cambria Math"/>
+                <w:i/>
+              </w:rPr>
+            </m:ctrlPr>
+          </m:sSubSupPr>
+          <m:e>
+            <m:r>
+              <w:rPr>
+                <w:rFonts w:ascii="Cambria Math" w:hAnsi="Cambria Math"/>
+              </w:rPr>
+              <m:t>C</m:t>
+            </m:r>
+          </m:e>
+          <m:sub>
+            <m:r>
+              <w:rPr>
+                <w:rFonts w:ascii="Cambria Math" w:hAnsi="Cambria Math"/>
+              </w:rPr>
+              <m:t>k</m:t>
+            </m:r>
+          </m:sub>
+          <m:sup>
+            <m:r>
+              <w:rPr>
+                <w:rFonts w:ascii="Cambria Math" w:hAnsi="Cambria Math"/>
+              </w:rPr>
+              <m:t>n</m:t>
+            </m:r>
+          </m:sup>
+        </m:sSubSup>
+        <m:sSubSup>
+          <m:sSubSupPr>
+            <m:ctrlPr>
+              <w:rPr>
+                <w:rFonts w:ascii="Cambria Math" w:hAnsi="Cambria Math"/>
+                <w:i/>
+              </w:rPr>
+            </m:ctrlPr>
+          </m:sSubSupPr>
+          <m:e>
+            <m:r>
+              <w:rPr>
+                <w:rFonts w:ascii="Cambria Math" w:hAnsi="Cambria Math"/>
+              </w:rPr>
+              <m:t>C</m:t>
+            </m:r>
+          </m:e>
+          <m:sub>
+            <m:sSub>
+              <m:sSubPr>
+                <m:ctrlPr>
+                  <w:rPr>
+                    <w:rFonts w:ascii="Cambria Math" w:hAnsi="Cambria Math"/>
+                    <w:i/>
+                  </w:rPr>
+                </m:ctrlPr>
+              </m:sSubPr>
+              <m:e>
+                <m:r>
+                  <w:rPr>
+                    <w:rFonts w:ascii="Cambria Math" w:hAnsi="Cambria Math"/>
+                  </w:rPr>
+                  <m:t>m</m:t>
+                </m:r>
+              </m:e>
+              <m:sub>
+                <m:r>
+                  <w:rPr>
+                    <w:rFonts w:ascii="Cambria Math" w:hAnsi="Cambria Math"/>
+                  </w:rPr>
+                  <m:t>1</m:t>
+                </m:r>
+              </m:sub>
+            </m:sSub>
+            <m:r>
+              <w:rPr>
+                <w:rFonts w:ascii="Cambria Math" w:hAnsi="Cambria Math"/>
+              </w:rPr>
+              <m:t>-k</m:t>
+            </m:r>
+          </m:sub>
+          <m:sup>
+            <m:r>
+              <w:rPr>
+                <w:rFonts w:ascii="Cambria Math" w:hAnsi="Cambria Math"/>
+              </w:rPr>
+              <m:t>n-k</m:t>
+            </m:r>
+          </m:sup>
+        </m:sSubSup>
+        <m:sSubSup>
+          <m:sSubSupPr>
+            <m:ctrlPr>
+              <w:rPr>
+                <w:rFonts w:ascii="Cambria Math" w:hAnsi="Cambria Math"/>
+                <w:i/>
+              </w:rPr>
+            </m:ctrlPr>
+          </m:sSubSupPr>
+          <m:e>
+            <m:r>
+              <w:rPr>
+                <w:rFonts w:ascii="Cambria Math" w:hAnsi="Cambria Math"/>
+              </w:rPr>
+              <m:t>C</m:t>
+            </m:r>
+          </m:e>
+          <m:sub>
+            <m:sSub>
+              <m:sSubPr>
+                <m:ctrlPr>
+                  <w:rPr>
+                    <w:rFonts w:ascii="Cambria Math" w:hAnsi="Cambria Math"/>
+                    <w:i/>
+                  </w:rPr>
+                </m:ctrlPr>
+              </m:sSubPr>
+              <m:e>
+                <m:r>
+                  <w:rPr>
+                    <w:rFonts w:ascii="Cambria Math" w:hAnsi="Cambria Math"/>
+                  </w:rPr>
+                  <m:t>m</m:t>
+                </m:r>
+              </m:e>
+              <m:sub>
+                <m:r>
+                  <w:rPr>
+                    <w:rFonts w:ascii="Cambria Math" w:hAnsi="Cambria Math"/>
+                  </w:rPr>
+                  <m:t>2</m:t>
+                </m:r>
+              </m:sub>
+            </m:sSub>
+            <m:r>
+              <w:rPr>
+                <w:rFonts w:ascii="Cambria Math" w:hAnsi="Cambria Math"/>
+              </w:rPr>
+              <m:t>-k</m:t>
+            </m:r>
+          </m:sub>
+          <m:sup>
+            <m:r>
+              <w:rPr>
+                <w:rFonts w:ascii="Cambria Math" w:hAnsi="Cambria Math"/>
+              </w:rPr>
+              <m:t>n-</m:t>
+            </m:r>
+            <m:sSub>
+              <m:sSubPr>
+                <m:ctrlPr>
+                  <w:rPr>
+                    <w:rFonts w:ascii="Cambria Math" w:hAnsi="Cambria Math"/>
+                    <w:i/>
+                  </w:rPr>
+                </m:ctrlPr>
+              </m:sSubPr>
+              <m:e>
+                <m:r>
+                  <w:rPr>
+                    <w:rFonts w:ascii="Cambria Math" w:hAnsi="Cambria Math"/>
+                  </w:rPr>
+                  <m:t>m</m:t>
+                </m:r>
+              </m:e>
+              <m:sub>
+                <m:r>
+                  <w:rPr>
+                    <w:rFonts w:ascii="Cambria Math" w:hAnsi="Cambria Math"/>
+                  </w:rPr>
+                  <m:t>1</m:t>
+                </m:r>
+              </m:sub>
+            </m:sSub>
+          </m:sup>
+        </m:sSubSup>
+      </m:oMath>
+      <w:bookmarkEnd w:id="6"/>
+      <w:r>
+        <w:rPr>
+          <w:rFonts w:eastAsiaTheme="minorEastAsia"/>
+        </w:rPr>
+        <w:t xml:space="preserve"> . </w:t>
+      </w:r>
+    </w:p>
+    <w:p>
+      <w:pPr>
+        <w:rPr>
+          <w:rFonts w:eastAsiaTheme="minorEastAsia"/>
+        </w:rPr>
+      </w:pPr>
+      <w:r>
+        <w:rPr>
+          <w:rFonts w:eastAsiaTheme="minorEastAsia"/>
+        </w:rPr>
+        <w:t xml:space="preserve">The probability </w:t>
+      </w:r>
+      <w:r>
+        <w:rPr>
+          <w:rFonts w:eastAsiaTheme="minorEastAsia"/>
+        </w:rPr>
+        <w:t xml:space="preserve">of </w:t>
+      </w:r>
+      <w:r>
+        <w:rPr>
+          <w:rFonts w:eastAsiaTheme="minorEastAsia"/>
+        </w:rPr>
+        <w:t>choosing</w:t>
+      </w:r>
+      <w:r>
+        <w:rPr>
+          <w:rFonts w:eastAsiaTheme="minorEastAsia"/>
+        </w:rPr>
+        <w:t xml:space="preserve"> sets S and T so that they have exactly k elements in common is </w:t>
+      </w:r>
+    </w:p>
+    <w:p>
+      <w:pPr>
+        <w:rPr>
+          <w:rFonts w:eastAsiaTheme="minorEastAsia"/>
+        </w:rPr>
+      </w:pPr>
+      <m:oMathPara>
+        <m:oMath>
+          <m:r>
+            <w:rPr>
+              <w:rFonts w:ascii="Cambria Math" w:hAnsi="Cambria Math"/>
+              <w:lang w:val="el-GR"/>
+            </w:rPr>
+            <m:t>P</m:t>
+          </m:r>
+          <m:r>
+            <w:rPr>
+              <w:rFonts w:ascii="Cambria Math" w:hAnsi="Cambria Math"/>
+            </w:rPr>
+            <m:t>robability</m:t>
+          </m:r>
+          <m:d>
+            <m:dPr>
+              <m:ctrlPr>
+                <w:rPr>
+                  <w:rFonts w:ascii="Cambria Math" w:hAnsi="Cambria Math"/>
+                  <w:i/>
+                </w:rPr>
+              </m:ctrlPr>
+            </m:dPr>
+            <m:e>
+              <m:r>
+                <w:rPr>
+                  <w:rFonts w:ascii="Cambria Math" w:hAnsi="Cambria Math"/>
+                </w:rPr>
+                <m:t>k-common</m:t>
+              </m:r>
+            </m:e>
+          </m:d>
+          <m:r>
+            <w:rPr>
+              <w:rFonts w:ascii="Cambria Math" w:hAnsi="Cambria Math"/>
+            </w:rPr>
+            <m:t xml:space="preserve">= </m:t>
+          </m:r>
+          <m:f>
+            <m:fPr>
+              <m:ctrlPr>
+                <w:rPr>
+                  <w:rFonts w:ascii="Cambria Math" w:hAnsi="Cambria Math"/>
+                  <w:i/>
+                </w:rPr>
+              </m:ctrlPr>
+            </m:fPr>
+            <m:num>
+              <m:sSubSup>
+                <m:sSubSupPr>
+                  <m:ctrlPr>
+                    <w:rPr>
+                      <w:rFonts w:ascii="Cambria Math" w:hAnsi="Cambria Math"/>
+                      <w:i/>
+                    </w:rPr>
+                  </m:ctrlPr>
+                </m:sSubSupPr>
+                <m:e>
+                  <m:r>
+                    <w:rPr>
+                      <w:rFonts w:ascii="Cambria Math" w:hAnsi="Cambria Math"/>
+                    </w:rPr>
+                    <m:t>C</m:t>
+                  </m:r>
+                </m:e>
+                <m:sub>
+                  <m:r>
+                    <w:rPr>
+                      <w:rFonts w:ascii="Cambria Math" w:hAnsi="Cambria Math"/>
+                    </w:rPr>
+                    <m:t>k</m:t>
+                  </m:r>
+                </m:sub>
+                <m:sup>
+                  <m:r>
+                    <w:rPr>
+                      <w:rFonts w:ascii="Cambria Math" w:hAnsi="Cambria Math"/>
+                    </w:rPr>
+                    <m:t>n</m:t>
+                  </m:r>
+                </m:sup>
+              </m:sSubSup>
+              <m:sSubSup>
+                <m:sSubSupPr>
+                  <m:ctrlPr>
+                    <w:rPr>
+                      <w:rFonts w:ascii="Cambria Math" w:hAnsi="Cambria Math"/>
+                      <w:i/>
+                    </w:rPr>
+                  </m:ctrlPr>
+                </m:sSubSupPr>
+                <m:e>
+                  <m:r>
+                    <w:rPr>
+                      <w:rFonts w:ascii="Cambria Math" w:hAnsi="Cambria Math"/>
+                    </w:rPr>
+                    <m:t>C</m:t>
+                  </m:r>
+                </m:e>
+                <m:sub>
+                  <m:sSub>
+                    <m:sSubPr>
+                      <m:ctrlPr>
+                        <w:rPr>
+                          <w:rFonts w:ascii="Cambria Math" w:hAnsi="Cambria Math"/>
+                          <w:i/>
+                        </w:rPr>
+                      </m:ctrlPr>
+                    </m:sSubPr>
+                    <m:e>
+                      <m:r>
+                        <w:rPr>
+                          <w:rFonts w:ascii="Cambria Math" w:hAnsi="Cambria Math"/>
+                        </w:rPr>
+                        <m:t>m</m:t>
+                      </m:r>
+                    </m:e>
+                    <m:sub>
+                      <m:r>
+                        <w:rPr>
+                          <w:rFonts w:ascii="Cambria Math" w:hAnsi="Cambria Math"/>
+                        </w:rPr>
+                        <m:t>1</m:t>
+                      </m:r>
+                    </m:sub>
+                  </m:sSub>
+                  <m:r>
+                    <w:rPr>
+                      <w:rFonts w:ascii="Cambria Math" w:hAnsi="Cambria Math"/>
+                    </w:rPr>
+                    <m:t>-k</m:t>
+                  </m:r>
+                </m:sub>
+                <m:sup>
+                  <m:r>
+                    <w:rPr>
+                      <w:rFonts w:ascii="Cambria Math" w:hAnsi="Cambria Math"/>
+                    </w:rPr>
+                    <m:t>n-k</m:t>
+                  </m:r>
+                </m:sup>
+              </m:sSubSup>
+              <m:sSubSup>
+                <m:sSubSupPr>
+                  <m:ctrlPr>
+                    <w:rPr>
+                      <w:rFonts w:ascii="Cambria Math" w:hAnsi="Cambria Math"/>
+                      <w:i/>
+                    </w:rPr>
+                  </m:ctrlPr>
+                </m:sSubSupPr>
+                <m:e>
+                  <m:r>
+                    <w:rPr>
+                      <w:rFonts w:ascii="Cambria Math" w:hAnsi="Cambria Math"/>
+                    </w:rPr>
+                    <m:t>C</m:t>
+                  </m:r>
+                </m:e>
+                <m:sub>
+                  <m:sSub>
+                    <m:sSubPr>
+                      <m:ctrlPr>
+                        <w:rPr>
+                          <w:rFonts w:ascii="Cambria Math" w:hAnsi="Cambria Math"/>
+                          <w:i/>
+                        </w:rPr>
+                      </m:ctrlPr>
+                    </m:sSubPr>
+                    <m:e>
+                      <m:r>
+                        <w:rPr>
+                          <w:rFonts w:ascii="Cambria Math" w:hAnsi="Cambria Math"/>
+                        </w:rPr>
+                        <m:t>m</m:t>
+                      </m:r>
+                    </m:e>
+                    <m:sub>
+                      <m:r>
+                        <w:rPr>
+                          <w:rFonts w:ascii="Cambria Math" w:hAnsi="Cambria Math"/>
+                        </w:rPr>
+                        <m:t>2</m:t>
+                      </m:r>
+                    </m:sub>
+                  </m:sSub>
+                  <m:r>
+                    <w:rPr>
+                      <w:rFonts w:ascii="Cambria Math" w:hAnsi="Cambria Math"/>
+                    </w:rPr>
+                    <m:t>-k</m:t>
+                  </m:r>
+                </m:sub>
+                <m:sup>
+                  <m:r>
+                    <w:rPr>
+                      <w:rFonts w:ascii="Cambria Math" w:hAnsi="Cambria Math"/>
+                    </w:rPr>
+                    <m:t>n-</m:t>
+                  </m:r>
+                  <m:sSub>
+                    <m:sSubPr>
+                      <m:ctrlPr>
+                        <w:rPr>
+                          <w:rFonts w:ascii="Cambria Math" w:hAnsi="Cambria Math"/>
+                          <w:i/>
+                        </w:rPr>
+                      </m:ctrlPr>
+                    </m:sSubPr>
+                    <m:e>
+                      <m:r>
+                        <w:rPr>
+                          <w:rFonts w:ascii="Cambria Math" w:hAnsi="Cambria Math"/>
+                        </w:rPr>
+                        <m:t>m</m:t>
+                      </m:r>
+                    </m:e>
+                    <m:sub>
+                      <m:r>
+                        <w:rPr>
+                          <w:rFonts w:ascii="Cambria Math" w:hAnsi="Cambria Math"/>
+                        </w:rPr>
+                        <m:t>1</m:t>
+                      </m:r>
+                    </m:sub>
+                  </m:sSub>
+                </m:sup>
+              </m:sSubSup>
+            </m:num>
+            <m:den>
+              <w:bookmarkStart w:id="7" w:name="OLE_LINK6"/>
+              <m:sSubSup>
+                <m:sSubSupPr>
+                  <m:ctrlPr>
+                    <w:rPr>
+                      <w:rFonts w:ascii="Cambria Math" w:hAnsi="Cambria Math"/>
+                      <w:i/>
+                    </w:rPr>
+                  </m:ctrlPr>
+                </m:sSubSupPr>
+                <m:e>
+                  <m:r>
+                    <w:rPr>
+                      <w:rFonts w:ascii="Cambria Math" w:hAnsi="Cambria Math"/>
+                    </w:rPr>
+                    <m:t>C</m:t>
+                  </m:r>
+                </m:e>
+                <m:sub>
+                  <m:sSub>
+                    <m:sSubPr>
+                      <m:ctrlPr>
+                        <w:rPr>
+                          <w:rFonts w:ascii="Cambria Math" w:hAnsi="Cambria Math"/>
+                          <w:i/>
+                        </w:rPr>
+                      </m:ctrlPr>
+                    </m:sSubPr>
+                    <m:e>
+                      <m:r>
+                        <w:rPr>
+                          <w:rFonts w:ascii="Cambria Math" w:hAnsi="Cambria Math"/>
+                        </w:rPr>
+                        <m:t>m</m:t>
+                      </m:r>
+                    </m:e>
+                    <m:sub>
+                      <m:r>
+                        <w:rPr>
+                          <w:rFonts w:ascii="Cambria Math" w:hAnsi="Cambria Math"/>
+                        </w:rPr>
+                        <m:t>1</m:t>
+                      </m:r>
+                    </m:sub>
+                  </m:sSub>
+                </m:sub>
+                <m:sup>
+                  <m:r>
+                    <w:rPr>
+                      <w:rFonts w:ascii="Cambria Math" w:hAnsi="Cambria Math"/>
+                    </w:rPr>
+                    <m:t>n</m:t>
+                  </m:r>
+                </m:sup>
+              </m:sSubSup>
+              <m:sSubSup>
+                <m:sSubSupPr>
+                  <m:ctrlPr>
+                    <w:rPr>
+                      <w:rFonts w:ascii="Cambria Math" w:hAnsi="Cambria Math"/>
+                      <w:i/>
+                    </w:rPr>
+                  </m:ctrlPr>
+                </m:sSubSupPr>
+                <m:e>
+                  <m:r>
+                    <w:rPr>
+                      <w:rFonts w:ascii="Cambria Math" w:hAnsi="Cambria Math"/>
+                    </w:rPr>
+                    <m:t>C</m:t>
+                  </m:r>
+                </m:e>
+                <m:sub>
+                  <m:sSub>
+                    <m:sSubPr>
+                      <m:ctrlPr>
+                        <w:rPr>
+                          <w:rFonts w:ascii="Cambria Math" w:hAnsi="Cambria Math"/>
+                          <w:i/>
+                        </w:rPr>
+                      </m:ctrlPr>
+                    </m:sSubPr>
+                    <m:e>
+                      <m:r>
+                        <w:rPr>
+                          <w:rFonts w:ascii="Cambria Math" w:hAnsi="Cambria Math"/>
+                        </w:rPr>
+                        <m:t>m</m:t>
+                      </m:r>
+                    </m:e>
+                    <m:sub>
+                      <m:r>
+                        <w:rPr>
+                          <w:rFonts w:ascii="Cambria Math" w:hAnsi="Cambria Math"/>
+                        </w:rPr>
+                        <m:t>2</m:t>
+                      </m:r>
+                    </m:sub>
+                  </m:sSub>
+                </m:sub>
+                <m:sup>
+                  <m:r>
+                    <w:rPr>
+                      <w:rFonts w:ascii="Cambria Math" w:hAnsi="Cambria Math"/>
+                    </w:rPr>
+                    <m:t>n</m:t>
+                  </m:r>
+                </m:sup>
+              </m:sSubSup>
+              <w:bookmarkEnd w:id="7"/>
+            </m:den>
+          </m:f>
+          <m:r>
+            <w:rPr>
+              <w:rFonts w:ascii="Cambria Math" w:hAnsi="Cambria Math"/>
+            </w:rPr>
+            <m:t xml:space="preserve"> </m:t>
+          </m:r>
+          <m:d>
+            <m:dPr>
+              <m:begChr m:val="["/>
+              <m:endChr m:val="]"/>
+              <m:ctrlPr>
+                <w:rPr>
+                  <w:rFonts w:ascii="Cambria Math" w:hAnsi="Cambria Math"/>
+                  <w:i/>
+                </w:rPr>
+              </m:ctrlPr>
+            </m:dPr>
+            <m:e>
+              <m:r>
+                <w:rPr>
+                  <w:rFonts w:ascii="Cambria Math" w:hAnsi="Cambria Math"/>
+                </w:rPr>
+                <m:t>3</m:t>
+              </m:r>
+            </m:e>
+          </m:d>
+        </m:oMath>
+      </m:oMathPara>
+    </w:p>
+    <w:p>
+      <w:pPr>
+        <w:jc w:val="both"/>
+        <w:rPr>
+          <w:rFonts w:eastAsiaTheme="minorEastAsia"/>
+        </w:rPr>
+      </w:pPr>
+      <w:r>
+        <w:rPr>
+          <w:rFonts w:eastAsiaTheme="minorEastAsia"/>
+        </w:rPr>
+        <w:t xml:space="preserve">i.e. the number of ways for S and T to have exactly k elements in common divided by total number of ways to choose the m1 elements of S and the m2 elements of T, </w:t>
+      </w:r>
+      <w:r>
+        <w:rPr>
+          <w:rFonts w:eastAsiaTheme="minorEastAsia"/>
+        </w:rPr>
+        <w:t>without</w:t>
+      </w:r>
+      <w:r>
+        <w:rPr>
+          <w:rFonts w:eastAsiaTheme="minorEastAsia"/>
+        </w:rPr>
+        <w:t xml:space="preserve"> any constraint</w:t>
+      </w:r>
+      <w:r>
+        <w:rPr>
+          <w:rFonts w:eastAsiaTheme="minorEastAsia"/>
+        </w:rPr>
+        <w:t xml:space="preserve"> which</w:t>
+      </w:r>
+      <w:r>
+        <w:rPr>
+          <w:rFonts w:eastAsiaTheme="minorEastAsia"/>
+        </w:rPr>
+        <w:t xml:space="preserve"> is equal to </w:t>
+      </w:r>
+      <m:oMath>
+        <m:sSubSup>
+          <m:sSubSupPr>
+            <m:ctrlPr>
+              <w:rPr>
+                <w:rFonts w:ascii="Cambria Math" w:hAnsi="Cambria Math"/>
+                <w:i/>
+              </w:rPr>
+            </m:ctrlPr>
+          </m:sSubSupPr>
+          <m:e>
+            <m:r>
+              <w:rPr>
+                <w:rFonts w:ascii="Cambria Math" w:hAnsi="Cambria Math"/>
+              </w:rPr>
+              <m:t>C</m:t>
+            </m:r>
+          </m:e>
+          <m:sub>
+            <m:sSub>
+              <m:sSubPr>
+                <m:ctrlPr>
+                  <w:rPr>
+                    <w:rFonts w:ascii="Cambria Math" w:hAnsi="Cambria Math"/>
+                    <w:i/>
+                  </w:rPr>
+                </m:ctrlPr>
+              </m:sSubPr>
+              <m:e>
+                <m:r>
+                  <w:rPr>
+                    <w:rFonts w:ascii="Cambria Math" w:hAnsi="Cambria Math"/>
+                  </w:rPr>
+                  <m:t>m</m:t>
+                </m:r>
+              </m:e>
+              <m:sub>
+                <m:r>
+                  <w:rPr>
+                    <w:rFonts w:ascii="Cambria Math" w:hAnsi="Cambria Math"/>
+                  </w:rPr>
+                  <m:t>1</m:t>
+                </m:r>
+              </m:sub>
+            </m:sSub>
+          </m:sub>
+          <m:sup>
+            <m:r>
+              <w:rPr>
+                <w:rFonts w:ascii="Cambria Math" w:hAnsi="Cambria Math"/>
+              </w:rPr>
+              <m:t>n</m:t>
+            </m:r>
+          </m:sup>
+        </m:sSubSup>
+        <m:sSubSup>
+          <m:sSubSupPr>
+            <m:ctrlPr>
+              <w:rPr>
+                <w:rFonts w:ascii="Cambria Math" w:hAnsi="Cambria Math"/>
+                <w:i/>
+              </w:rPr>
+            </m:ctrlPr>
+          </m:sSubSupPr>
+          <m:e>
+            <m:r>
+              <w:rPr>
+                <w:rFonts w:ascii="Cambria Math" w:hAnsi="Cambria Math"/>
+              </w:rPr>
+              <m:t>C</m:t>
+            </m:r>
+          </m:e>
+          <m:sub>
+            <m:sSub>
+              <m:sSubPr>
+                <m:ctrlPr>
+                  <w:rPr>
+                    <w:rFonts w:ascii="Cambria Math" w:hAnsi="Cambria Math"/>
+                    <w:i/>
+                  </w:rPr>
+                </m:ctrlPr>
+              </m:sSubPr>
+              <m:e>
+                <m:r>
+                  <w:rPr>
+                    <w:rFonts w:ascii="Cambria Math" w:hAnsi="Cambria Math"/>
+                  </w:rPr>
+                  <m:t>m</m:t>
+                </m:r>
+              </m:e>
+              <m:sub>
+                <m:r>
+                  <w:rPr>
+                    <w:rFonts w:ascii="Cambria Math" w:hAnsi="Cambria Math"/>
+                  </w:rPr>
+                  <m:t>2</m:t>
+                </m:r>
+              </m:sub>
+            </m:sSub>
+          </m:sub>
+          <m:sup>
+            <m:r>
+              <w:rPr>
+                <w:rFonts w:ascii="Cambria Math" w:hAnsi="Cambria Math"/>
+              </w:rPr>
+              <m:t>n</m:t>
+            </m:r>
+          </m:sup>
+        </m:sSubSup>
+      </m:oMath>
+      <w:r>
+        <w:rPr>
+          <w:rFonts w:eastAsiaTheme="minorEastAsia"/>
+        </w:rPr>
+        <w:t xml:space="preserve"> .</w:t>
+      </w:r>
+    </w:p>
+    <w:p>
+      <w:pPr>
+        <w:jc w:val="both"/>
+        <w:rPr>
+          <w:rFonts w:eastAsiaTheme="minorEastAsia"/>
+        </w:rPr>
+      </w:pPr>
+      <w:r>
+        <w:rPr>
+          <w:rFonts w:eastAsiaTheme="minorEastAsia"/>
+        </w:rPr>
+        <w:t xml:space="preserve">The expected value of the Jaccard similarity </w:t>
+      </w:r>
+      <w:r>
+        <w:rPr>
+          <w:rFonts w:eastAsiaTheme="minorEastAsia"/>
+        </w:rPr>
+        <w:t xml:space="preserve">is equal to the Jaccard similarity of having k elements in common multiplied by the probability for S and T to have  k elements in common summing </w:t>
+      </w:r>
+      <w:r>
+        <w:rPr>
+          <w:rFonts w:eastAsiaTheme="minorEastAsia"/>
+        </w:rPr>
+        <w:t>these</w:t>
+      </w:r>
+      <w:r>
+        <w:rPr>
+          <w:rFonts w:eastAsiaTheme="minorEastAsia"/>
+        </w:rPr>
+        <w:t xml:space="preserve"> product</w:t>
+      </w:r>
+      <w:r>
+        <w:rPr>
+          <w:rFonts w:eastAsiaTheme="minorEastAsia"/>
+        </w:rPr>
+        <w:t>s</w:t>
+      </w:r>
+      <w:r>
+        <w:rPr>
+          <w:rFonts w:eastAsiaTheme="minorEastAsia"/>
+        </w:rPr>
+        <w:t xml:space="preserve"> up </w:t>
+      </w:r>
+      <w:r>
+        <w:rPr>
+          <w:rFonts w:eastAsiaTheme="minorEastAsia"/>
+        </w:rPr>
+        <w:t xml:space="preserve">over </w:t>
+      </w:r>
+      <w:r>
+        <w:rPr>
+          <w:rFonts w:eastAsiaTheme="minorEastAsia"/>
+        </w:rPr>
+        <w:t>all possible values of k, i.e. from 0 to m</w:t>
+      </w:r>
+      <w:r>
+        <w:rPr>
+          <w:rFonts w:eastAsiaTheme="minorEastAsia"/>
+          <w:vertAlign w:val="subscript"/>
+        </w:rPr>
+        <w:t>1</w:t>
+      </w:r>
+      <w:r>
+        <w:rPr>
+          <w:rFonts w:eastAsiaTheme="minorEastAsia"/>
+        </w:rPr>
+        <w:t xml:space="preserve"> (since m</w:t>
+      </w:r>
+      <w:r>
+        <w:rPr>
+          <w:rFonts w:eastAsiaTheme="minorEastAsia"/>
+          <w:vertAlign w:val="subscript"/>
+        </w:rPr>
+        <w:t>1</w:t>
+      </w:r>
+      <w:r>
+        <w:rPr>
+          <w:rFonts w:eastAsiaTheme="minorEastAsia"/>
+        </w:rPr>
+        <w:t xml:space="preserve"> &lt;</w:t>
+      </w:r>
+      <w:r>
+        <w:rPr>
+          <w:rFonts w:eastAsiaTheme="minorEastAsia"/>
+        </w:rPr>
+        <w:t>=</w:t>
+      </w:r>
+      <w:r>
+        <w:rPr>
+          <w:rFonts w:eastAsiaTheme="minorEastAsia"/>
+        </w:rPr>
+        <w:t xml:space="preserve"> m</w:t>
+      </w:r>
+      <w:r>
+        <w:rPr>
+          <w:rFonts w:eastAsiaTheme="minorEastAsia"/>
+          <w:vertAlign w:val="subscript"/>
+        </w:rPr>
+        <w:t>2</w:t>
+      </w:r>
+      <w:r>
+        <w:rPr>
+          <w:rFonts w:eastAsiaTheme="minorEastAsia"/>
+        </w:rPr>
+        <w:t xml:space="preserve">). </w:t>
+      </w:r>
+    </w:p>
+    <w:p>
+      <w:pPr>
+        <w:jc w:val="both"/>
+        <w:rPr>
+          <w:rFonts w:eastAsiaTheme="minorEastAsia"/>
+        </w:rPr>
+      </w:pPr>
+      <w:r>
+        <w:rPr>
+          <w:rFonts w:eastAsiaTheme="minorEastAsia"/>
+        </w:rPr>
+        <w:t xml:space="preserve">Hence, the expected value of the Jaccard similarity </w:t>
+      </w:r>
+      <w:r>
+        <w:rPr>
+          <w:rFonts w:eastAsiaTheme="minorEastAsia"/>
+        </w:rPr>
+        <w:t xml:space="preserve">of sets S and T </w:t>
+      </w:r>
+      <w:r>
+        <w:rPr>
+          <w:rFonts w:eastAsiaTheme="minorEastAsia"/>
+        </w:rPr>
+        <w:t xml:space="preserve">is </w:t>
+      </w:r>
+      <w:r>
+        <w:rPr>
+          <w:rFonts w:eastAsiaTheme="minorEastAsia"/>
+        </w:rPr>
+        <w:t>given by the formula</w:t>
+      </w:r>
+      <w:r>
+        <w:rPr>
+          <w:rFonts w:eastAsiaTheme="minorEastAsia"/>
+        </w:rPr>
+        <w:t>:</w:t>
+      </w:r>
+    </w:p>
+    <w:p>
+      <w:pPr>
+        <w:rPr>
+          <w:rFonts w:eastAsiaTheme="minorEastAsia"/>
+        </w:rPr>
+      </w:pPr>
+    </w:p>
+    <w:p>
+      <w:pPr>
+        <w:rPr>
+          <w:rFonts w:eastAsiaTheme="minorEastAsia"/>
+        </w:rPr>
+      </w:pPr>
+      <m:oMathPara>
+        <m:oMath>
+          <m:r>
+            <w:rPr>
+              <w:rFonts w:ascii="Cambria Math" w:eastAsiaTheme="minorEastAsia" w:hAnsi="Cambria Math"/>
+            </w:rPr>
+            <m:t>E</m:t>
+          </m:r>
+          <m:d>
+            <m:dPr>
+              <m:ctrlPr>
+                <w:rPr>
+                  <w:rFonts w:ascii="Cambria Math" w:eastAsiaTheme="minorEastAsia" w:hAnsi="Cambria Math"/>
+                  <w:i/>
+                </w:rPr>
+              </m:ctrlPr>
+            </m:dPr>
+            <m:e>
+              <m:r>
+                <w:rPr>
+                  <w:rFonts w:ascii="Cambria Math" w:eastAsiaTheme="minorEastAsia" w:hAnsi="Cambria Math"/>
+                </w:rPr>
+                <m:t>Jaccard</m:t>
+              </m:r>
+              <m:r>
+                <w:rPr>
+                  <w:rFonts w:ascii="Cambria Math" w:eastAsiaTheme="minorEastAsia" w:hAnsi="Cambria Math"/>
+                  <w:lang w:val="el-GR"/>
+                </w:rPr>
+                <m:t xml:space="preserve"> </m:t>
+              </m:r>
+              <m:r>
+                <w:rPr>
+                  <w:rFonts w:ascii="Cambria Math" w:eastAsiaTheme="minorEastAsia" w:hAnsi="Cambria Math"/>
+                </w:rPr>
+                <m:t>similarity</m:t>
+              </m:r>
+            </m:e>
+          </m:d>
+          <m:r>
+            <w:rPr>
+              <w:rFonts w:ascii="Cambria Math" w:eastAsiaTheme="minorEastAsia" w:hAnsi="Cambria Math"/>
+              <w:lang w:val="el-GR"/>
+            </w:rPr>
+            <m:t>=</m:t>
+          </m:r>
+          <m:nary>
+            <m:naryPr>
+              <m:chr m:val="∑"/>
+              <m:limLoc m:val="undOvr"/>
+              <m:ctrlPr>
+                <w:rPr>
+                  <w:rFonts w:ascii="Cambria Math" w:eastAsiaTheme="minorEastAsia" w:hAnsi="Cambria Math"/>
+                  <w:i/>
+                </w:rPr>
+              </m:ctrlPr>
+            </m:naryPr>
+            <m:sub>
+              <m:r>
+                <w:rPr>
+                  <w:rFonts w:ascii="Cambria Math" w:eastAsiaTheme="minorEastAsia" w:hAnsi="Cambria Math"/>
+                </w:rPr>
+                <m:t>k</m:t>
+              </m:r>
+              <m:r>
+                <w:rPr>
+                  <w:rFonts w:ascii="Cambria Math" w:eastAsiaTheme="minorEastAsia" w:hAnsi="Cambria Math"/>
+                  <w:lang w:val="el-GR"/>
+                </w:rPr>
+                <m:t>=0</m:t>
+              </m:r>
+            </m:sub>
+            <m:sup>
+              <m:sSub>
+                <m:sSubPr>
+                  <m:ctrlPr>
+                    <w:rPr>
+                      <w:rFonts w:ascii="Cambria Math" w:eastAsiaTheme="minorEastAsia" w:hAnsi="Cambria Math"/>
+                      <w:i/>
+                    </w:rPr>
+                  </m:ctrlPr>
+                </m:sSubPr>
+                <m:e>
+                  <m:r>
+                    <w:rPr>
+                      <w:rFonts w:ascii="Cambria Math" w:eastAsiaTheme="minorEastAsia" w:hAnsi="Cambria Math"/>
+                    </w:rPr>
+                    <m:t>m</m:t>
+                  </m:r>
+                </m:e>
+                <m:sub>
+                  <m:r>
+                    <w:rPr>
+                      <w:rFonts w:ascii="Cambria Math" w:eastAsiaTheme="minorEastAsia" w:hAnsi="Cambria Math"/>
+                      <w:lang w:val="el-GR"/>
+                    </w:rPr>
+                    <m:t>1</m:t>
+                  </m:r>
+                </m:sub>
+              </m:sSub>
+            </m:sup>
+            <m:e>
+              <m:f>
+                <m:fPr>
+                  <m:ctrlPr>
+                    <w:rPr>
+                      <w:rFonts w:ascii="Cambria Math" w:eastAsiaTheme="minorEastAsia" w:hAnsi="Cambria Math"/>
+                      <w:i/>
+                    </w:rPr>
+                  </m:ctrlPr>
+                </m:fPr>
+                <m:num>
+                  <m:r>
+                    <w:rPr>
+                      <w:rFonts w:ascii="Cambria Math" w:eastAsiaTheme="minorEastAsia" w:hAnsi="Cambria Math"/>
+                    </w:rPr>
+                    <m:t>k</m:t>
+                  </m:r>
+                </m:num>
+                <m:den>
+                  <m:sSub>
+                    <m:sSubPr>
+                      <m:ctrlPr>
+                        <w:rPr>
+                          <w:rFonts w:ascii="Cambria Math" w:eastAsiaTheme="minorEastAsia" w:hAnsi="Cambria Math"/>
+                          <w:i/>
+                        </w:rPr>
+                      </m:ctrlPr>
+                    </m:sSubPr>
+                    <m:e>
+                      <m:r>
+                        <w:rPr>
+                          <w:rFonts w:ascii="Cambria Math" w:eastAsiaTheme="minorEastAsia" w:hAnsi="Cambria Math"/>
+                        </w:rPr>
+                        <m:t>m</m:t>
+                      </m:r>
+                    </m:e>
+                    <m:sub>
+                      <m:r>
+                        <w:rPr>
+                          <w:rFonts w:ascii="Cambria Math" w:eastAsiaTheme="minorEastAsia" w:hAnsi="Cambria Math"/>
+                          <w:lang w:val="el-GR"/>
+                        </w:rPr>
+                        <m:t>1</m:t>
+                      </m:r>
+                    </m:sub>
+                  </m:sSub>
+                  <m:r>
+                    <w:rPr>
+                      <w:rFonts w:ascii="Cambria Math" w:eastAsiaTheme="minorEastAsia" w:hAnsi="Cambria Math"/>
+                      <w:lang w:val="el-GR"/>
+                    </w:rPr>
+                    <m:t xml:space="preserve">+ </m:t>
+                  </m:r>
+                  <m:sSub>
+                    <m:sSubPr>
+                      <m:ctrlPr>
+                        <w:rPr>
+                          <w:rFonts w:ascii="Cambria Math" w:eastAsiaTheme="minorEastAsia" w:hAnsi="Cambria Math"/>
+                          <w:i/>
+                        </w:rPr>
+                      </m:ctrlPr>
+                    </m:sSubPr>
+                    <m:e>
+                      <m:r>
+                        <w:rPr>
+                          <w:rFonts w:ascii="Cambria Math" w:eastAsiaTheme="minorEastAsia" w:hAnsi="Cambria Math"/>
+                        </w:rPr>
+                        <m:t>m</m:t>
+                      </m:r>
+                    </m:e>
+                    <m:sub>
+                      <m:r>
+                        <w:rPr>
+                          <w:rFonts w:ascii="Cambria Math" w:eastAsiaTheme="minorEastAsia" w:hAnsi="Cambria Math"/>
+                          <w:lang w:val="el-GR"/>
+                        </w:rPr>
+                        <m:t>2</m:t>
+                      </m:r>
+                    </m:sub>
+                  </m:sSub>
+                  <m:r>
+                    <w:rPr>
+                      <w:rFonts w:ascii="Cambria Math" w:eastAsiaTheme="minorEastAsia" w:hAnsi="Cambria Math"/>
+                      <w:lang w:val="el-GR"/>
+                    </w:rPr>
+                    <m:t>-</m:t>
+                  </m:r>
+                  <m:r>
+                    <w:rPr>
+                      <w:rFonts w:ascii="Cambria Math" w:eastAsiaTheme="minorEastAsia" w:hAnsi="Cambria Math"/>
+                    </w:rPr>
+                    <m:t>k</m:t>
+                  </m:r>
+                </m:den>
+              </m:f>
+              <m:r>
+                <w:rPr>
+                  <w:rFonts w:ascii="Cambria Math" w:eastAsiaTheme="minorEastAsia" w:hAnsi="Cambria Math"/>
+                  <w:lang w:val="el-GR"/>
+                </w:rPr>
+                <m:t xml:space="preserve"> </m:t>
+              </m:r>
+              <m:f>
+                <m:fPr>
+                  <m:ctrlPr>
+                    <w:rPr>
+                      <w:rFonts w:ascii="Cambria Math" w:hAnsi="Cambria Math"/>
+                      <w:i/>
+                    </w:rPr>
+                  </m:ctrlPr>
+                </m:fPr>
+                <m:num>
+                  <m:sSubSup>
+                    <m:sSubSupPr>
+                      <m:ctrlPr>
+                        <w:rPr>
+                          <w:rFonts w:ascii="Cambria Math" w:hAnsi="Cambria Math"/>
+                          <w:i/>
+                        </w:rPr>
+                      </m:ctrlPr>
+                    </m:sSubSupPr>
+                    <m:e>
+                      <m:r>
+                        <w:rPr>
+                          <w:rFonts w:ascii="Cambria Math" w:hAnsi="Cambria Math"/>
+                        </w:rPr>
+                        <m:t>C</m:t>
+                      </m:r>
+                    </m:e>
+                    <m:sub>
+                      <m:r>
+                        <w:rPr>
+                          <w:rFonts w:ascii="Cambria Math" w:hAnsi="Cambria Math"/>
+                        </w:rPr>
+                        <m:t>k</m:t>
+                      </m:r>
+                    </m:sub>
+                    <m:sup>
+                      <m:r>
+                        <w:rPr>
+                          <w:rFonts w:ascii="Cambria Math" w:hAnsi="Cambria Math"/>
+                        </w:rPr>
+                        <m:t>n</m:t>
+                      </m:r>
+                    </m:sup>
+                  </m:sSubSup>
+                  <m:sSubSup>
+                    <m:sSubSupPr>
+                      <m:ctrlPr>
+                        <w:rPr>
+                          <w:rFonts w:ascii="Cambria Math" w:hAnsi="Cambria Math"/>
+                          <w:i/>
+                        </w:rPr>
+                      </m:ctrlPr>
+                    </m:sSubSupPr>
+                    <m:e>
+                      <m:r>
+                        <w:rPr>
+                          <w:rFonts w:ascii="Cambria Math" w:hAnsi="Cambria Math"/>
+                        </w:rPr>
+                        <m:t>C</m:t>
+                      </m:r>
+                    </m:e>
+                    <m:sub>
+                      <m:sSub>
+                        <m:sSubPr>
+                          <m:ctrlPr>
+                            <w:rPr>
+                              <w:rFonts w:ascii="Cambria Math" w:hAnsi="Cambria Math"/>
+                              <w:i/>
+                            </w:rPr>
+                          </m:ctrlPr>
+                        </m:sSubPr>
+                        <m:e>
+                          <m:r>
+                            <w:rPr>
+                              <w:rFonts w:ascii="Cambria Math" w:hAnsi="Cambria Math"/>
+                            </w:rPr>
+                            <m:t>m</m:t>
+                          </m:r>
+                        </m:e>
+                        <m:sub>
+                          <m:r>
+                            <w:rPr>
+                              <w:rFonts w:ascii="Cambria Math" w:hAnsi="Cambria Math"/>
+                              <w:lang w:val="el-GR"/>
+                            </w:rPr>
+                            <m:t>1</m:t>
+                          </m:r>
+                        </m:sub>
+                      </m:sSub>
+                      <m:r>
+                        <w:rPr>
+                          <w:rFonts w:ascii="Cambria Math" w:hAnsi="Cambria Math"/>
+                          <w:lang w:val="el-GR"/>
+                        </w:rPr>
+                        <m:t>-</m:t>
+                      </m:r>
+                      <m:r>
+                        <w:rPr>
+                          <w:rFonts w:ascii="Cambria Math" w:hAnsi="Cambria Math"/>
+                        </w:rPr>
+                        <m:t>k</m:t>
+                      </m:r>
+                    </m:sub>
+                    <m:sup>
+                      <m:r>
+                        <w:rPr>
+                          <w:rFonts w:ascii="Cambria Math" w:hAnsi="Cambria Math"/>
+                        </w:rPr>
+                        <m:t>n</m:t>
+                      </m:r>
+                      <m:r>
+                        <w:rPr>
+                          <w:rFonts w:ascii="Cambria Math" w:hAnsi="Cambria Math"/>
+                          <w:lang w:val="el-GR"/>
+                        </w:rPr>
+                        <m:t>-</m:t>
+                      </m:r>
+                      <m:r>
+                        <w:rPr>
+                          <w:rFonts w:ascii="Cambria Math" w:hAnsi="Cambria Math"/>
+                        </w:rPr>
+                        <m:t>k</m:t>
+                      </m:r>
+                    </m:sup>
+                  </m:sSubSup>
+                  <m:sSubSup>
+                    <m:sSubSupPr>
+                      <m:ctrlPr>
+                        <w:rPr>
+                          <w:rFonts w:ascii="Cambria Math" w:hAnsi="Cambria Math"/>
+                          <w:i/>
+                        </w:rPr>
+                      </m:ctrlPr>
+                    </m:sSubSupPr>
+                    <m:e>
+                      <m:r>
+                        <w:rPr>
+                          <w:rFonts w:ascii="Cambria Math" w:hAnsi="Cambria Math"/>
+                        </w:rPr>
+                        <m:t>C</m:t>
+                      </m:r>
+                    </m:e>
+                    <m:sub>
+                      <m:sSub>
+                        <m:sSubPr>
+                          <m:ctrlPr>
+                            <w:rPr>
+                              <w:rFonts w:ascii="Cambria Math" w:hAnsi="Cambria Math"/>
+                              <w:i/>
+                            </w:rPr>
+                          </m:ctrlPr>
+                        </m:sSubPr>
+                        <m:e>
+                          <m:r>
+                            <w:rPr>
+                              <w:rFonts w:ascii="Cambria Math" w:hAnsi="Cambria Math"/>
+                            </w:rPr>
+                            <m:t>m</m:t>
+                          </m:r>
+                        </m:e>
+                        <m:sub>
+                          <m:r>
+                            <w:rPr>
+                              <w:rFonts w:ascii="Cambria Math" w:hAnsi="Cambria Math"/>
+                              <w:lang w:val="el-GR"/>
+                            </w:rPr>
+                            <m:t>2</m:t>
+                          </m:r>
+                        </m:sub>
+                      </m:sSub>
+                      <m:r>
+                        <w:rPr>
+                          <w:rFonts w:ascii="Cambria Math" w:hAnsi="Cambria Math"/>
+                          <w:lang w:val="el-GR"/>
+                        </w:rPr>
+                        <m:t>-</m:t>
+                      </m:r>
+                      <m:r>
+                        <w:rPr>
+                          <w:rFonts w:ascii="Cambria Math" w:hAnsi="Cambria Math"/>
+                        </w:rPr>
+                        <m:t>k</m:t>
+                      </m:r>
+                    </m:sub>
+                    <m:sup>
+                      <m:r>
+                        <w:rPr>
+                          <w:rFonts w:ascii="Cambria Math" w:hAnsi="Cambria Math"/>
+                        </w:rPr>
+                        <m:t>n</m:t>
+                      </m:r>
+                      <m:r>
+                        <w:rPr>
+                          <w:rFonts w:ascii="Cambria Math" w:hAnsi="Cambria Math"/>
+                          <w:lang w:val="el-GR"/>
+                        </w:rPr>
+                        <m:t>-</m:t>
+                      </m:r>
+                      <m:sSub>
+                        <m:sSubPr>
+                          <m:ctrlPr>
+                            <w:rPr>
+                              <w:rFonts w:ascii="Cambria Math" w:hAnsi="Cambria Math"/>
+                              <w:i/>
+                            </w:rPr>
+                          </m:ctrlPr>
+                        </m:sSubPr>
+                        <m:e>
+                          <m:r>
+                            <w:rPr>
+                              <w:rFonts w:ascii="Cambria Math" w:hAnsi="Cambria Math"/>
+                            </w:rPr>
+                            <m:t>m</m:t>
+                          </m:r>
+                        </m:e>
+                        <m:sub>
+                          <m:r>
+                            <w:rPr>
+                              <w:rFonts w:ascii="Cambria Math" w:hAnsi="Cambria Math"/>
+                              <w:lang w:val="el-GR"/>
+                            </w:rPr>
+                            <m:t>1</m:t>
+                          </m:r>
+                        </m:sub>
+                      </m:sSub>
+                    </m:sup>
+                  </m:sSubSup>
+                </m:num>
+                <m:den>
+                  <m:sSubSup>
+                    <m:sSubSupPr>
+                      <m:ctrlPr>
+                        <w:rPr>
+                          <w:rFonts w:ascii="Cambria Math" w:hAnsi="Cambria Math"/>
+                          <w:i/>
+                        </w:rPr>
+                      </m:ctrlPr>
+                    </m:sSubSupPr>
+                    <m:e>
+                      <m:r>
+                        <w:rPr>
+                          <w:rFonts w:ascii="Cambria Math" w:hAnsi="Cambria Math"/>
+                        </w:rPr>
+                        <m:t>C</m:t>
+                      </m:r>
+                    </m:e>
+                    <m:sub>
+                      <m:sSub>
+                        <m:sSubPr>
+                          <m:ctrlPr>
+                            <w:rPr>
+                              <w:rFonts w:ascii="Cambria Math" w:hAnsi="Cambria Math"/>
+                              <w:i/>
+                            </w:rPr>
+                          </m:ctrlPr>
+                        </m:sSubPr>
+                        <m:e>
+                          <m:r>
+                            <w:rPr>
+                              <w:rFonts w:ascii="Cambria Math" w:hAnsi="Cambria Math"/>
+                            </w:rPr>
+                            <m:t>m</m:t>
+                          </m:r>
+                        </m:e>
+                        <m:sub>
+                          <m:r>
+                            <w:rPr>
+                              <w:rFonts w:ascii="Cambria Math" w:hAnsi="Cambria Math"/>
+                              <w:lang w:val="el-GR"/>
+                            </w:rPr>
+                            <m:t>1</m:t>
+                          </m:r>
+                        </m:sub>
+                      </m:sSub>
+                    </m:sub>
+                    <m:sup>
+                      <m:r>
+                        <w:rPr>
+                          <w:rFonts w:ascii="Cambria Math" w:hAnsi="Cambria Math"/>
+                        </w:rPr>
+                        <m:t>n</m:t>
+                      </m:r>
+                    </m:sup>
+                  </m:sSubSup>
+                  <m:sSubSup>
+                    <m:sSubSupPr>
+                      <m:ctrlPr>
+                        <w:rPr>
+                          <w:rFonts w:ascii="Cambria Math" w:hAnsi="Cambria Math"/>
+                          <w:i/>
+                        </w:rPr>
+                      </m:ctrlPr>
+                    </m:sSubSupPr>
+                    <m:e>
+                      <m:r>
+                        <w:rPr>
+                          <w:rFonts w:ascii="Cambria Math" w:hAnsi="Cambria Math"/>
+                        </w:rPr>
+                        <m:t>C</m:t>
+                      </m:r>
+                    </m:e>
+                    <m:sub>
+                      <m:sSub>
+                        <m:sSubPr>
+                          <m:ctrlPr>
+                            <w:rPr>
+                              <w:rFonts w:ascii="Cambria Math" w:hAnsi="Cambria Math"/>
+                              <w:i/>
+                            </w:rPr>
+                          </m:ctrlPr>
+                        </m:sSubPr>
+                        <m:e>
+                          <m:r>
+                            <w:rPr>
+                              <w:rFonts w:ascii="Cambria Math" w:hAnsi="Cambria Math"/>
+                            </w:rPr>
+                            <m:t>m</m:t>
+                          </m:r>
+                        </m:e>
+                        <m:sub>
+                          <m:r>
+                            <w:rPr>
+                              <w:rFonts w:ascii="Cambria Math" w:hAnsi="Cambria Math"/>
+                              <w:lang w:val="el-GR"/>
+                            </w:rPr>
+                            <m:t>2</m:t>
+                          </m:r>
+                        </m:sub>
+                      </m:sSub>
+                    </m:sub>
+                    <m:sup>
+                      <m:r>
+                        <w:rPr>
+                          <w:rFonts w:ascii="Cambria Math" w:hAnsi="Cambria Math"/>
+                        </w:rPr>
+                        <m:t>n</m:t>
+                      </m:r>
+                    </m:sup>
+                  </m:sSubSup>
+                </m:den>
+              </m:f>
+              <m:r>
+                <w:rPr>
+                  <w:rFonts w:ascii="Cambria Math" w:eastAsiaTheme="minorEastAsia" w:hAnsi="Cambria Math"/>
+                  <w:lang w:val="el-GR"/>
+                </w:rPr>
+                <m:t xml:space="preserve">  </m:t>
+              </m:r>
+            </m:e>
+          </m:nary>
+          <m:r>
+            <w:rPr>
+              <w:rFonts w:ascii="Cambria Math" w:eastAsiaTheme="minorEastAsia" w:hAnsi="Cambria Math"/>
+            </w:rPr>
+            <m:t xml:space="preserve">   </m:t>
+          </m:r>
+          <m:r>
+            <w:rPr>
+              <w:rFonts w:ascii="Cambria Math" w:eastAsiaTheme="minorEastAsia" w:hAnsi="Cambria Math"/>
+            </w:rPr>
+            <m:t>QED</m:t>
+          </m:r>
+          <m:r>
+            <w:rPr>
+              <w:rFonts w:ascii="Cambria Math" w:eastAsiaTheme="minorEastAsia" w:hAnsi="Cambria Math"/>
+            </w:rPr>
+            <m:t xml:space="preserve">    </m:t>
+          </m:r>
+          <m:d>
+            <m:dPr>
+              <m:begChr m:val="["/>
+              <m:endChr m:val="]"/>
+              <m:ctrlPr>
+                <w:rPr>
+                  <w:rFonts w:ascii="Cambria Math" w:eastAsiaTheme="minorEastAsia" w:hAnsi="Cambria Math"/>
+                  <w:i/>
+                </w:rPr>
+              </m:ctrlPr>
+            </m:dPr>
+            <m:e>
+              <m:r>
+                <w:rPr>
+                  <w:rFonts w:ascii="Cambria Math" w:eastAsiaTheme="minorEastAsia" w:hAnsi="Cambria Math"/>
+                </w:rPr>
+                <m:t>4</m:t>
+              </m:r>
+            </m:e>
+          </m:d>
+        </m:oMath>
+      </m:oMathPara>
+    </w:p>
+    <w:p>
+      <w:pPr>
         <w:rPr>
           <w:rFonts w:eastAsiaTheme="minorEastAsia"/>
         </w:rPr>
@@ -2665,19 +4647,7 @@
         <w:rPr>
           <w:rFonts w:eastAsiaTheme="minorEastAsia"/>
         </w:rPr>
-        <w:t xml:space="preserve">To </w:t>
-      </w:r>
-      <w:r>
-        <w:rPr>
-          <w:rFonts w:eastAsiaTheme="minorEastAsia"/>
-        </w:rPr>
-        <w:t>overcome</w:t>
-      </w:r>
-      <w:r>
-        <w:rPr>
-          <w:rFonts w:eastAsiaTheme="minorEastAsia"/>
-        </w:rPr>
-        <w:t xml:space="preserve"> </w:t>
+        <w:t xml:space="preserve">Lifting </w:t>
       </w:r>
       <w:r>
         <w:rPr>
@@ -2727,7 +4697,7 @@
         <w:rPr>
           <w:rFonts w:eastAsiaTheme="minorEastAsia"/>
         </w:rPr>
-        <w:t>2</w:t>
+        <w:t>4</w:t>
       </w:r>
       <w:r>
         <w:rPr>
@@ -2996,7 +4966,947 @@
       </m:oMathPara>
       <w:bookmarkEnd w:id="9"/>
     </w:p>
+    <w:p>
+      <w:r>
+        <w:t>and the formula becomes</w:t>
+      </w:r>
+      <w:r>
+        <w:t>:</w:t>
+      </w:r>
+    </w:p>
     <w:p/>
+    <w:p>
+      <m:oMath>
+        <m:r>
+          <w:rPr>
+            <w:rFonts w:ascii="Cambria Math" w:eastAsiaTheme="minorEastAsia" w:hAnsi="Cambria Math"/>
+          </w:rPr>
+          <w:lastRenderedPageBreak/>
+          <m:t>E</m:t>
+        </m:r>
+        <m:d>
+          <m:dPr>
+            <m:ctrlPr>
+              <w:rPr>
+                <w:rFonts w:ascii="Cambria Math" w:eastAsiaTheme="minorEastAsia" w:hAnsi="Cambria Math"/>
+                <w:i/>
+              </w:rPr>
+            </m:ctrlPr>
+          </m:dPr>
+          <m:e>
+            <m:r>
+              <w:rPr>
+                <w:rFonts w:ascii="Cambria Math" w:eastAsiaTheme="minorEastAsia" w:hAnsi="Cambria Math"/>
+              </w:rPr>
+              <m:t>Jaccard</m:t>
+            </m:r>
+            <m:r>
+              <w:rPr>
+                <w:rFonts w:ascii="Cambria Math" w:eastAsiaTheme="minorEastAsia" w:hAnsi="Cambria Math"/>
+                <w:lang w:val="el-GR"/>
+              </w:rPr>
+              <m:t xml:space="preserve"> </m:t>
+            </m:r>
+            <m:r>
+              <w:rPr>
+                <w:rFonts w:ascii="Cambria Math" w:eastAsiaTheme="minorEastAsia" w:hAnsi="Cambria Math"/>
+              </w:rPr>
+              <m:t>similarity</m:t>
+            </m:r>
+          </m:e>
+        </m:d>
+        <m:r>
+          <w:rPr>
+            <w:rFonts w:ascii="Cambria Math" w:eastAsiaTheme="minorEastAsia" w:hAnsi="Cambria Math"/>
+            <w:lang w:val="el-GR"/>
+          </w:rPr>
+          <m:t>=</m:t>
+        </m:r>
+        <m:nary>
+          <m:naryPr>
+            <m:chr m:val="∑"/>
+            <m:limLoc m:val="undOvr"/>
+            <m:ctrlPr>
+              <w:rPr>
+                <w:rFonts w:ascii="Cambria Math" w:eastAsiaTheme="minorEastAsia" w:hAnsi="Cambria Math"/>
+                <w:i/>
+              </w:rPr>
+            </m:ctrlPr>
+          </m:naryPr>
+          <m:sub>
+            <m:r>
+              <w:rPr>
+                <w:rFonts w:ascii="Cambria Math" w:eastAsiaTheme="minorEastAsia" w:hAnsi="Cambria Math"/>
+              </w:rPr>
+              <m:t>k</m:t>
+            </m:r>
+            <m:r>
+              <w:rPr>
+                <w:rFonts w:ascii="Cambria Math" w:eastAsiaTheme="minorEastAsia" w:hAnsi="Cambria Math"/>
+                <w:lang w:val="el-GR"/>
+              </w:rPr>
+              <m:t>=0</m:t>
+            </m:r>
+          </m:sub>
+          <m:sup>
+            <m:r>
+              <m:rPr>
+                <m:sty m:val="p"/>
+              </m:rPr>
+              <w:rPr>
+                <w:rFonts w:ascii="Cambria Math" w:eastAsiaTheme="minorEastAsia" w:hAnsi="Cambria Math"/>
+              </w:rPr>
+              <m:t>min⁡</m:t>
+            </m:r>
+            <m:r>
+              <w:rPr>
+                <w:rFonts w:ascii="Cambria Math" w:eastAsiaTheme="minorEastAsia" w:hAnsi="Cambria Math"/>
+              </w:rPr>
+              <m:t>(</m:t>
+            </m:r>
+            <m:sSub>
+              <m:sSubPr>
+                <m:ctrlPr>
+                  <w:rPr>
+                    <w:rFonts w:ascii="Cambria Math" w:eastAsiaTheme="minorEastAsia" w:hAnsi="Cambria Math"/>
+                    <w:i/>
+                  </w:rPr>
+                </m:ctrlPr>
+              </m:sSubPr>
+              <m:e>
+                <m:r>
+                  <w:rPr>
+                    <w:rFonts w:ascii="Cambria Math" w:eastAsiaTheme="minorEastAsia" w:hAnsi="Cambria Math"/>
+                  </w:rPr>
+                  <m:t>m</m:t>
+                </m:r>
+              </m:e>
+              <m:sub>
+                <m:r>
+                  <w:rPr>
+                    <w:rFonts w:ascii="Cambria Math" w:eastAsiaTheme="minorEastAsia" w:hAnsi="Cambria Math"/>
+                    <w:lang w:val="el-GR"/>
+                  </w:rPr>
+                  <m:t>1</m:t>
+                </m:r>
+              </m:sub>
+            </m:sSub>
+            <m:r>
+              <w:rPr>
+                <w:rFonts w:ascii="Cambria Math" w:eastAsiaTheme="minorEastAsia" w:hAnsi="Cambria Math"/>
+              </w:rPr>
+              <m:t>,</m:t>
+            </m:r>
+            <m:sSub>
+              <m:sSubPr>
+                <m:ctrlPr>
+                  <w:rPr>
+                    <w:rFonts w:ascii="Cambria Math" w:eastAsiaTheme="minorEastAsia" w:hAnsi="Cambria Math"/>
+                    <w:i/>
+                  </w:rPr>
+                </m:ctrlPr>
+              </m:sSubPr>
+              <m:e>
+                <m:r>
+                  <w:rPr>
+                    <w:rFonts w:ascii="Cambria Math" w:eastAsiaTheme="minorEastAsia" w:hAnsi="Cambria Math"/>
+                  </w:rPr>
+                  <m:t>m</m:t>
+                </m:r>
+              </m:e>
+              <m:sub>
+                <m:r>
+                  <w:rPr>
+                    <w:rFonts w:ascii="Cambria Math" w:eastAsiaTheme="minorEastAsia" w:hAnsi="Cambria Math"/>
+                    <w:lang w:val="el-GR"/>
+                  </w:rPr>
+                  <m:t>2</m:t>
+                </m:r>
+              </m:sub>
+            </m:sSub>
+            <m:r>
+              <w:rPr>
+                <w:rFonts w:ascii="Cambria Math" w:eastAsiaTheme="minorEastAsia" w:hAnsi="Cambria Math"/>
+              </w:rPr>
+              <m:t>)</m:t>
+            </m:r>
+          </m:sup>
+          <m:e>
+            <m:f>
+              <m:fPr>
+                <m:ctrlPr>
+                  <w:rPr>
+                    <w:rFonts w:ascii="Cambria Math" w:eastAsiaTheme="minorEastAsia" w:hAnsi="Cambria Math"/>
+                    <w:i/>
+                  </w:rPr>
+                </m:ctrlPr>
+              </m:fPr>
+              <m:num>
+                <m:r>
+                  <w:rPr>
+                    <w:rFonts w:ascii="Cambria Math" w:eastAsiaTheme="minorEastAsia" w:hAnsi="Cambria Math"/>
+                  </w:rPr>
+                  <m:t>k</m:t>
+                </m:r>
+              </m:num>
+              <m:den>
+                <m:sSub>
+                  <m:sSubPr>
+                    <m:ctrlPr>
+                      <w:rPr>
+                        <w:rFonts w:ascii="Cambria Math" w:eastAsiaTheme="minorEastAsia" w:hAnsi="Cambria Math"/>
+                        <w:i/>
+                      </w:rPr>
+                    </m:ctrlPr>
+                  </m:sSubPr>
+                  <m:e>
+                    <m:r>
+                      <w:rPr>
+                        <w:rFonts w:ascii="Cambria Math" w:eastAsiaTheme="minorEastAsia" w:hAnsi="Cambria Math"/>
+                      </w:rPr>
+                      <m:t>m</m:t>
+                    </m:r>
+                  </m:e>
+                  <m:sub>
+                    <m:r>
+                      <w:rPr>
+                        <w:rFonts w:ascii="Cambria Math" w:eastAsiaTheme="minorEastAsia" w:hAnsi="Cambria Math"/>
+                        <w:lang w:val="el-GR"/>
+                      </w:rPr>
+                      <m:t>1</m:t>
+                    </m:r>
+                  </m:sub>
+                </m:sSub>
+                <m:r>
+                  <w:rPr>
+                    <w:rFonts w:ascii="Cambria Math" w:eastAsiaTheme="minorEastAsia" w:hAnsi="Cambria Math"/>
+                    <w:lang w:val="el-GR"/>
+                  </w:rPr>
+                  <m:t xml:space="preserve">+ </m:t>
+                </m:r>
+                <m:sSub>
+                  <m:sSubPr>
+                    <m:ctrlPr>
+                      <w:rPr>
+                        <w:rFonts w:ascii="Cambria Math" w:eastAsiaTheme="minorEastAsia" w:hAnsi="Cambria Math"/>
+                        <w:i/>
+                      </w:rPr>
+                    </m:ctrlPr>
+                  </m:sSubPr>
+                  <m:e>
+                    <m:r>
+                      <w:rPr>
+                        <w:rFonts w:ascii="Cambria Math" w:eastAsiaTheme="minorEastAsia" w:hAnsi="Cambria Math"/>
+                      </w:rPr>
+                      <m:t>m</m:t>
+                    </m:r>
+                  </m:e>
+                  <m:sub>
+                    <m:r>
+                      <w:rPr>
+                        <w:rFonts w:ascii="Cambria Math" w:eastAsiaTheme="minorEastAsia" w:hAnsi="Cambria Math"/>
+                        <w:lang w:val="el-GR"/>
+                      </w:rPr>
+                      <m:t>2</m:t>
+                    </m:r>
+                  </m:sub>
+                </m:sSub>
+                <m:r>
+                  <w:rPr>
+                    <w:rFonts w:ascii="Cambria Math" w:eastAsiaTheme="minorEastAsia" w:hAnsi="Cambria Math"/>
+                    <w:lang w:val="el-GR"/>
+                  </w:rPr>
+                  <m:t>-</m:t>
+                </m:r>
+                <m:r>
+                  <w:rPr>
+                    <w:rFonts w:ascii="Cambria Math" w:eastAsiaTheme="minorEastAsia" w:hAnsi="Cambria Math"/>
+                  </w:rPr>
+                  <m:t>k</m:t>
+                </m:r>
+              </m:den>
+            </m:f>
+            <m:r>
+              <w:rPr>
+                <w:rFonts w:ascii="Cambria Math" w:eastAsiaTheme="minorEastAsia" w:hAnsi="Cambria Math"/>
+                <w:lang w:val="el-GR"/>
+              </w:rPr>
+              <m:t xml:space="preserve"> </m:t>
+            </m:r>
+            <m:f>
+              <m:fPr>
+                <m:ctrlPr>
+                  <w:rPr>
+                    <w:rFonts w:ascii="Cambria Math" w:hAnsi="Cambria Math"/>
+                    <w:i/>
+                  </w:rPr>
+                </m:ctrlPr>
+              </m:fPr>
+              <m:num>
+                <m:sSubSup>
+                  <m:sSubSupPr>
+                    <m:ctrlPr>
+                      <w:rPr>
+                        <w:rFonts w:ascii="Cambria Math" w:hAnsi="Cambria Math"/>
+                        <w:i/>
+                      </w:rPr>
+                    </m:ctrlPr>
+                  </m:sSubSupPr>
+                  <m:e>
+                    <m:r>
+                      <w:rPr>
+                        <w:rFonts w:ascii="Cambria Math" w:hAnsi="Cambria Math"/>
+                      </w:rPr>
+                      <m:t>C</m:t>
+                    </m:r>
+                  </m:e>
+                  <m:sub>
+                    <m:r>
+                      <w:rPr>
+                        <w:rFonts w:ascii="Cambria Math" w:hAnsi="Cambria Math"/>
+                      </w:rPr>
+                      <m:t>k</m:t>
+                    </m:r>
+                  </m:sub>
+                  <m:sup>
+                    <m:r>
+                      <w:rPr>
+                        <w:rFonts w:ascii="Cambria Math" w:hAnsi="Cambria Math"/>
+                      </w:rPr>
+                      <m:t>n</m:t>
+                    </m:r>
+                  </m:sup>
+                </m:sSubSup>
+                <m:sSubSup>
+                  <m:sSubSupPr>
+                    <m:ctrlPr>
+                      <w:rPr>
+                        <w:rFonts w:ascii="Cambria Math" w:hAnsi="Cambria Math"/>
+                        <w:i/>
+                      </w:rPr>
+                    </m:ctrlPr>
+                  </m:sSubSupPr>
+                  <m:e>
+                    <m:r>
+                      <w:rPr>
+                        <w:rFonts w:ascii="Cambria Math" w:hAnsi="Cambria Math"/>
+                      </w:rPr>
+                      <m:t>C</m:t>
+                    </m:r>
+                  </m:e>
+                  <m:sub>
+                    <m:r>
+                      <m:rPr>
+                        <m:sty m:val="p"/>
+                      </m:rPr>
+                      <w:rPr>
+                        <w:rFonts w:ascii="Cambria Math" w:eastAsiaTheme="minorEastAsia" w:hAnsi="Cambria Math"/>
+                      </w:rPr>
+                      <m:t>min⁡</m:t>
+                    </m:r>
+                    <m:r>
+                      <w:rPr>
+                        <w:rFonts w:ascii="Cambria Math" w:eastAsiaTheme="minorEastAsia" w:hAnsi="Cambria Math"/>
+                      </w:rPr>
+                      <m:t>(</m:t>
+                    </m:r>
+                    <m:sSub>
+                      <m:sSubPr>
+                        <m:ctrlPr>
+                          <w:rPr>
+                            <w:rFonts w:ascii="Cambria Math" w:eastAsiaTheme="minorEastAsia" w:hAnsi="Cambria Math"/>
+                            <w:i/>
+                          </w:rPr>
+                        </m:ctrlPr>
+                      </m:sSubPr>
+                      <m:e>
+                        <m:r>
+                          <w:rPr>
+                            <w:rFonts w:ascii="Cambria Math" w:eastAsiaTheme="minorEastAsia" w:hAnsi="Cambria Math"/>
+                          </w:rPr>
+                          <m:t>m</m:t>
+                        </m:r>
+                      </m:e>
+                      <m:sub>
+                        <m:r>
+                          <w:rPr>
+                            <w:rFonts w:ascii="Cambria Math" w:eastAsiaTheme="minorEastAsia" w:hAnsi="Cambria Math"/>
+                            <w:lang w:val="el-GR"/>
+                          </w:rPr>
+                          <m:t>1</m:t>
+                        </m:r>
+                      </m:sub>
+                    </m:sSub>
+                    <m:r>
+                      <w:rPr>
+                        <w:rFonts w:ascii="Cambria Math" w:eastAsiaTheme="minorEastAsia" w:hAnsi="Cambria Math"/>
+                      </w:rPr>
+                      <m:t>,</m:t>
+                    </m:r>
+                    <m:sSub>
+                      <m:sSubPr>
+                        <m:ctrlPr>
+                          <w:rPr>
+                            <w:rFonts w:ascii="Cambria Math" w:eastAsiaTheme="minorEastAsia" w:hAnsi="Cambria Math"/>
+                            <w:i/>
+                          </w:rPr>
+                        </m:ctrlPr>
+                      </m:sSubPr>
+                      <m:e>
+                        <m:r>
+                          <w:rPr>
+                            <w:rFonts w:ascii="Cambria Math" w:eastAsiaTheme="minorEastAsia" w:hAnsi="Cambria Math"/>
+                          </w:rPr>
+                          <m:t>m</m:t>
+                        </m:r>
+                      </m:e>
+                      <m:sub>
+                        <m:r>
+                          <w:rPr>
+                            <w:rFonts w:ascii="Cambria Math" w:eastAsiaTheme="minorEastAsia" w:hAnsi="Cambria Math"/>
+                            <w:lang w:val="el-GR"/>
+                          </w:rPr>
+                          <m:t>2</m:t>
+                        </m:r>
+                      </m:sub>
+                    </m:sSub>
+                    <m:r>
+                      <w:rPr>
+                        <w:rFonts w:ascii="Cambria Math" w:eastAsiaTheme="minorEastAsia" w:hAnsi="Cambria Math"/>
+                      </w:rPr>
+                      <m:t>)</m:t>
+                    </m:r>
+                    <m:r>
+                      <w:rPr>
+                        <w:rFonts w:ascii="Cambria Math" w:hAnsi="Cambria Math"/>
+                        <w:lang w:val="el-GR"/>
+                      </w:rPr>
+                      <m:t>-</m:t>
+                    </m:r>
+                    <m:r>
+                      <w:rPr>
+                        <w:rFonts w:ascii="Cambria Math" w:hAnsi="Cambria Math"/>
+                      </w:rPr>
+                      <m:t>k</m:t>
+                    </m:r>
+                  </m:sub>
+                  <m:sup>
+                    <m:r>
+                      <w:rPr>
+                        <w:rFonts w:ascii="Cambria Math" w:hAnsi="Cambria Math"/>
+                      </w:rPr>
+                      <m:t>n</m:t>
+                    </m:r>
+                    <m:r>
+                      <w:rPr>
+                        <w:rFonts w:ascii="Cambria Math" w:hAnsi="Cambria Math"/>
+                        <w:lang w:val="el-GR"/>
+                      </w:rPr>
+                      <m:t>-</m:t>
+                    </m:r>
+                    <m:r>
+                      <w:rPr>
+                        <w:rFonts w:ascii="Cambria Math" w:hAnsi="Cambria Math"/>
+                      </w:rPr>
+                      <m:t>k</m:t>
+                    </m:r>
+                  </m:sup>
+                </m:sSubSup>
+                <m:sSubSup>
+                  <m:sSubSupPr>
+                    <m:ctrlPr>
+                      <w:rPr>
+                        <w:rFonts w:ascii="Cambria Math" w:hAnsi="Cambria Math"/>
+                        <w:i/>
+                      </w:rPr>
+                    </m:ctrlPr>
+                  </m:sSubSupPr>
+                  <m:e>
+                    <m:r>
+                      <w:rPr>
+                        <w:rFonts w:ascii="Cambria Math" w:hAnsi="Cambria Math"/>
+                      </w:rPr>
+                      <m:t>C</m:t>
+                    </m:r>
+                  </m:e>
+                  <m:sub>
+                    <m:r>
+                      <m:rPr>
+                        <m:sty m:val="p"/>
+                      </m:rPr>
+                      <w:rPr>
+                        <w:rFonts w:ascii="Cambria Math" w:eastAsiaTheme="minorEastAsia" w:hAnsi="Cambria Math"/>
+                      </w:rPr>
+                      <m:t>m</m:t>
+                    </m:r>
+                    <m:r>
+                      <m:rPr>
+                        <m:sty m:val="p"/>
+                      </m:rPr>
+                      <w:rPr>
+                        <w:rFonts w:ascii="Cambria Math" w:eastAsiaTheme="minorEastAsia" w:hAnsi="Cambria Math"/>
+                      </w:rPr>
+                      <m:t>ax</m:t>
+                    </m:r>
+                    <m:r>
+                      <m:rPr>
+                        <m:sty m:val="p"/>
+                      </m:rPr>
+                      <w:rPr>
+                        <w:rFonts w:ascii="Cambria Math" w:eastAsiaTheme="minorEastAsia" w:hAnsi="Cambria Math"/>
+                      </w:rPr>
+                      <m:t>⁡</m:t>
+                    </m:r>
+                    <m:r>
+                      <w:rPr>
+                        <w:rFonts w:ascii="Cambria Math" w:eastAsiaTheme="minorEastAsia" w:hAnsi="Cambria Math"/>
+                      </w:rPr>
+                      <m:t>(</m:t>
+                    </m:r>
+                    <m:sSub>
+                      <m:sSubPr>
+                        <m:ctrlPr>
+                          <w:rPr>
+                            <w:rFonts w:ascii="Cambria Math" w:eastAsiaTheme="minorEastAsia" w:hAnsi="Cambria Math"/>
+                            <w:i/>
+                          </w:rPr>
+                        </m:ctrlPr>
+                      </m:sSubPr>
+                      <m:e>
+                        <m:r>
+                          <w:rPr>
+                            <w:rFonts w:ascii="Cambria Math" w:eastAsiaTheme="minorEastAsia" w:hAnsi="Cambria Math"/>
+                          </w:rPr>
+                          <m:t>m</m:t>
+                        </m:r>
+                      </m:e>
+                      <m:sub>
+                        <m:r>
+                          <w:rPr>
+                            <w:rFonts w:ascii="Cambria Math" w:eastAsiaTheme="minorEastAsia" w:hAnsi="Cambria Math"/>
+                            <w:lang w:val="el-GR"/>
+                          </w:rPr>
+                          <m:t>1</m:t>
+                        </m:r>
+                      </m:sub>
+                    </m:sSub>
+                    <m:r>
+                      <w:rPr>
+                        <w:rFonts w:ascii="Cambria Math" w:eastAsiaTheme="minorEastAsia" w:hAnsi="Cambria Math"/>
+                      </w:rPr>
+                      <m:t>,</m:t>
+                    </m:r>
+                    <m:sSub>
+                      <m:sSubPr>
+                        <m:ctrlPr>
+                          <w:rPr>
+                            <w:rFonts w:ascii="Cambria Math" w:eastAsiaTheme="minorEastAsia" w:hAnsi="Cambria Math"/>
+                            <w:i/>
+                          </w:rPr>
+                        </m:ctrlPr>
+                      </m:sSubPr>
+                      <m:e>
+                        <m:r>
+                          <w:rPr>
+                            <w:rFonts w:ascii="Cambria Math" w:eastAsiaTheme="minorEastAsia" w:hAnsi="Cambria Math"/>
+                          </w:rPr>
+                          <m:t>m</m:t>
+                        </m:r>
+                      </m:e>
+                      <m:sub>
+                        <m:r>
+                          <w:rPr>
+                            <w:rFonts w:ascii="Cambria Math" w:eastAsiaTheme="minorEastAsia" w:hAnsi="Cambria Math"/>
+                            <w:lang w:val="el-GR"/>
+                          </w:rPr>
+                          <m:t>2</m:t>
+                        </m:r>
+                      </m:sub>
+                    </m:sSub>
+                    <m:r>
+                      <w:rPr>
+                        <w:rFonts w:ascii="Cambria Math" w:eastAsiaTheme="minorEastAsia" w:hAnsi="Cambria Math"/>
+                      </w:rPr>
+                      <m:t>)</m:t>
+                    </m:r>
+                    <m:r>
+                      <w:rPr>
+                        <w:rFonts w:ascii="Cambria Math" w:hAnsi="Cambria Math"/>
+                        <w:lang w:val="el-GR"/>
+                      </w:rPr>
+                      <m:t>-</m:t>
+                    </m:r>
+                    <m:r>
+                      <w:rPr>
+                        <w:rFonts w:ascii="Cambria Math" w:hAnsi="Cambria Math"/>
+                      </w:rPr>
+                      <m:t>k</m:t>
+                    </m:r>
+                  </m:sub>
+                  <m:sup>
+                    <m:r>
+                      <w:rPr>
+                        <w:rFonts w:ascii="Cambria Math" w:hAnsi="Cambria Math"/>
+                      </w:rPr>
+                      <m:t>n</m:t>
+                    </m:r>
+                    <m:r>
+                      <w:rPr>
+                        <w:rFonts w:ascii="Cambria Math" w:hAnsi="Cambria Math"/>
+                        <w:lang w:val="el-GR"/>
+                      </w:rPr>
+                      <m:t>-</m:t>
+                    </m:r>
+                    <m:r>
+                      <m:rPr>
+                        <m:sty m:val="p"/>
+                      </m:rPr>
+                      <w:rPr>
+                        <w:rFonts w:ascii="Cambria Math" w:eastAsiaTheme="minorEastAsia" w:hAnsi="Cambria Math"/>
+                      </w:rPr>
+                      <m:t>min⁡</m:t>
+                    </m:r>
+                    <m:r>
+                      <w:rPr>
+                        <w:rFonts w:ascii="Cambria Math" w:eastAsiaTheme="minorEastAsia" w:hAnsi="Cambria Math"/>
+                      </w:rPr>
+                      <m:t>(</m:t>
+                    </m:r>
+                    <m:sSub>
+                      <m:sSubPr>
+                        <m:ctrlPr>
+                          <w:rPr>
+                            <w:rFonts w:ascii="Cambria Math" w:eastAsiaTheme="minorEastAsia" w:hAnsi="Cambria Math"/>
+                            <w:i/>
+                          </w:rPr>
+                        </m:ctrlPr>
+                      </m:sSubPr>
+                      <m:e>
+                        <m:r>
+                          <w:rPr>
+                            <w:rFonts w:ascii="Cambria Math" w:eastAsiaTheme="minorEastAsia" w:hAnsi="Cambria Math"/>
+                          </w:rPr>
+                          <m:t>m</m:t>
+                        </m:r>
+                      </m:e>
+                      <m:sub>
+                        <m:r>
+                          <w:rPr>
+                            <w:rFonts w:ascii="Cambria Math" w:eastAsiaTheme="minorEastAsia" w:hAnsi="Cambria Math"/>
+                            <w:lang w:val="el-GR"/>
+                          </w:rPr>
+                          <m:t>1</m:t>
+                        </m:r>
+                      </m:sub>
+                    </m:sSub>
+                    <m:r>
+                      <w:rPr>
+                        <w:rFonts w:ascii="Cambria Math" w:eastAsiaTheme="minorEastAsia" w:hAnsi="Cambria Math"/>
+                      </w:rPr>
+                      <m:t>,</m:t>
+                    </m:r>
+                    <m:sSub>
+                      <m:sSubPr>
+                        <m:ctrlPr>
+                          <w:rPr>
+                            <w:rFonts w:ascii="Cambria Math" w:eastAsiaTheme="minorEastAsia" w:hAnsi="Cambria Math"/>
+                            <w:i/>
+                          </w:rPr>
+                        </m:ctrlPr>
+                      </m:sSubPr>
+                      <m:e>
+                        <m:r>
+                          <w:rPr>
+                            <w:rFonts w:ascii="Cambria Math" w:eastAsiaTheme="minorEastAsia" w:hAnsi="Cambria Math"/>
+                          </w:rPr>
+                          <m:t>m</m:t>
+                        </m:r>
+                      </m:e>
+                      <m:sub>
+                        <m:r>
+                          <w:rPr>
+                            <w:rFonts w:ascii="Cambria Math" w:eastAsiaTheme="minorEastAsia" w:hAnsi="Cambria Math"/>
+                            <w:lang w:val="el-GR"/>
+                          </w:rPr>
+                          <m:t>2</m:t>
+                        </m:r>
+                      </m:sub>
+                    </m:sSub>
+                    <m:r>
+                      <w:rPr>
+                        <w:rFonts w:ascii="Cambria Math" w:eastAsiaTheme="minorEastAsia" w:hAnsi="Cambria Math"/>
+                      </w:rPr>
+                      <m:t>)</m:t>
+                    </m:r>
+                  </m:sup>
+                </m:sSubSup>
+              </m:num>
+              <m:den>
+                <m:sSubSup>
+                  <m:sSubSupPr>
+                    <m:ctrlPr>
+                      <w:rPr>
+                        <w:rFonts w:ascii="Cambria Math" w:hAnsi="Cambria Math"/>
+                        <w:i/>
+                      </w:rPr>
+                    </m:ctrlPr>
+                  </m:sSubSupPr>
+                  <m:e>
+                    <m:r>
+                      <w:rPr>
+                        <w:rFonts w:ascii="Cambria Math" w:hAnsi="Cambria Math"/>
+                      </w:rPr>
+                      <m:t>C</m:t>
+                    </m:r>
+                  </m:e>
+                  <m:sub>
+                    <m:r>
+                      <m:rPr>
+                        <m:sty m:val="p"/>
+                      </m:rPr>
+                      <w:rPr>
+                        <w:rFonts w:ascii="Cambria Math" w:eastAsiaTheme="minorEastAsia" w:hAnsi="Cambria Math"/>
+                      </w:rPr>
+                      <m:t>min⁡</m:t>
+                    </m:r>
+                    <m:r>
+                      <w:rPr>
+                        <w:rFonts w:ascii="Cambria Math" w:eastAsiaTheme="minorEastAsia" w:hAnsi="Cambria Math"/>
+                      </w:rPr>
+                      <m:t>(</m:t>
+                    </m:r>
+                    <m:sSub>
+                      <m:sSubPr>
+                        <m:ctrlPr>
+                          <w:rPr>
+                            <w:rFonts w:ascii="Cambria Math" w:eastAsiaTheme="minorEastAsia" w:hAnsi="Cambria Math"/>
+                            <w:i/>
+                          </w:rPr>
+                        </m:ctrlPr>
+                      </m:sSubPr>
+                      <m:e>
+                        <m:r>
+                          <w:rPr>
+                            <w:rFonts w:ascii="Cambria Math" w:eastAsiaTheme="minorEastAsia" w:hAnsi="Cambria Math"/>
+                          </w:rPr>
+                          <m:t>m</m:t>
+                        </m:r>
+                      </m:e>
+                      <m:sub>
+                        <m:r>
+                          <w:rPr>
+                            <w:rFonts w:ascii="Cambria Math" w:eastAsiaTheme="minorEastAsia" w:hAnsi="Cambria Math"/>
+                            <w:lang w:val="el-GR"/>
+                          </w:rPr>
+                          <m:t>1</m:t>
+                        </m:r>
+                      </m:sub>
+                    </m:sSub>
+                    <m:r>
+                      <w:rPr>
+                        <w:rFonts w:ascii="Cambria Math" w:eastAsiaTheme="minorEastAsia" w:hAnsi="Cambria Math"/>
+                      </w:rPr>
+                      <m:t>,</m:t>
+                    </m:r>
+                    <m:sSub>
+                      <m:sSubPr>
+                        <m:ctrlPr>
+                          <w:rPr>
+                            <w:rFonts w:ascii="Cambria Math" w:eastAsiaTheme="minorEastAsia" w:hAnsi="Cambria Math"/>
+                            <w:i/>
+                          </w:rPr>
+                        </m:ctrlPr>
+                      </m:sSubPr>
+                      <m:e>
+                        <m:r>
+                          <w:rPr>
+                            <w:rFonts w:ascii="Cambria Math" w:eastAsiaTheme="minorEastAsia" w:hAnsi="Cambria Math"/>
+                          </w:rPr>
+                          <m:t>m</m:t>
+                        </m:r>
+                      </m:e>
+                      <m:sub>
+                        <m:r>
+                          <w:rPr>
+                            <w:rFonts w:ascii="Cambria Math" w:eastAsiaTheme="minorEastAsia" w:hAnsi="Cambria Math"/>
+                            <w:lang w:val="el-GR"/>
+                          </w:rPr>
+                          <m:t>2</m:t>
+                        </m:r>
+                      </m:sub>
+                    </m:sSub>
+                    <m:r>
+                      <w:rPr>
+                        <w:rFonts w:ascii="Cambria Math" w:eastAsiaTheme="minorEastAsia" w:hAnsi="Cambria Math"/>
+                      </w:rPr>
+                      <m:t>)</m:t>
+                    </m:r>
+                  </m:sub>
+                  <m:sup>
+                    <m:r>
+                      <w:rPr>
+                        <w:rFonts w:ascii="Cambria Math" w:hAnsi="Cambria Math"/>
+                      </w:rPr>
+                      <m:t>n</m:t>
+                    </m:r>
+                  </m:sup>
+                </m:sSubSup>
+                <m:sSubSup>
+                  <m:sSubSupPr>
+                    <m:ctrlPr>
+                      <w:rPr>
+                        <w:rFonts w:ascii="Cambria Math" w:hAnsi="Cambria Math"/>
+                        <w:i/>
+                      </w:rPr>
+                    </m:ctrlPr>
+                  </m:sSubSupPr>
+                  <m:e>
+                    <m:r>
+                      <w:rPr>
+                        <w:rFonts w:ascii="Cambria Math" w:hAnsi="Cambria Math"/>
+                      </w:rPr>
+                      <m:t>C</m:t>
+                    </m:r>
+                  </m:e>
+                  <m:sub>
+                    <m:r>
+                      <m:rPr>
+                        <m:sty m:val="p"/>
+                      </m:rPr>
+                      <w:rPr>
+                        <w:rFonts w:ascii="Cambria Math" w:eastAsiaTheme="minorEastAsia" w:hAnsi="Cambria Math"/>
+                      </w:rPr>
+                      <m:t>max⁡</m:t>
+                    </m:r>
+                    <m:r>
+                      <w:rPr>
+                        <w:rFonts w:ascii="Cambria Math" w:eastAsiaTheme="minorEastAsia" w:hAnsi="Cambria Math"/>
+                      </w:rPr>
+                      <m:t>(</m:t>
+                    </m:r>
+                    <m:sSub>
+                      <m:sSubPr>
+                        <m:ctrlPr>
+                          <w:rPr>
+                            <w:rFonts w:ascii="Cambria Math" w:eastAsiaTheme="minorEastAsia" w:hAnsi="Cambria Math"/>
+                            <w:i/>
+                          </w:rPr>
+                        </m:ctrlPr>
+                      </m:sSubPr>
+                      <m:e>
+                        <m:r>
+                          <w:rPr>
+                            <w:rFonts w:ascii="Cambria Math" w:eastAsiaTheme="minorEastAsia" w:hAnsi="Cambria Math"/>
+                          </w:rPr>
+                          <m:t>m</m:t>
+                        </m:r>
+                      </m:e>
+                      <m:sub>
+                        <m:r>
+                          <w:rPr>
+                            <w:rFonts w:ascii="Cambria Math" w:eastAsiaTheme="minorEastAsia" w:hAnsi="Cambria Math"/>
+                            <w:lang w:val="el-GR"/>
+                          </w:rPr>
+                          <m:t>1</m:t>
+                        </m:r>
+                      </m:sub>
+                    </m:sSub>
+                    <m:r>
+                      <w:rPr>
+                        <w:rFonts w:ascii="Cambria Math" w:eastAsiaTheme="minorEastAsia" w:hAnsi="Cambria Math"/>
+                      </w:rPr>
+                      <m:t>,</m:t>
+                    </m:r>
+                    <m:sSub>
+                      <m:sSubPr>
+                        <m:ctrlPr>
+                          <w:rPr>
+                            <w:rFonts w:ascii="Cambria Math" w:eastAsiaTheme="minorEastAsia" w:hAnsi="Cambria Math"/>
+                            <w:i/>
+                          </w:rPr>
+                        </m:ctrlPr>
+                      </m:sSubPr>
+                      <m:e>
+                        <m:r>
+                          <w:rPr>
+                            <w:rFonts w:ascii="Cambria Math" w:eastAsiaTheme="minorEastAsia" w:hAnsi="Cambria Math"/>
+                          </w:rPr>
+                          <m:t>m</m:t>
+                        </m:r>
+                      </m:e>
+                      <m:sub>
+                        <m:r>
+                          <w:rPr>
+                            <w:rFonts w:ascii="Cambria Math" w:eastAsiaTheme="minorEastAsia" w:hAnsi="Cambria Math"/>
+                            <w:lang w:val="el-GR"/>
+                          </w:rPr>
+                          <m:t>2</m:t>
+                        </m:r>
+                      </m:sub>
+                    </m:sSub>
+                    <m:r>
+                      <w:rPr>
+                        <w:rFonts w:ascii="Cambria Math" w:eastAsiaTheme="minorEastAsia" w:hAnsi="Cambria Math"/>
+                      </w:rPr>
+                      <m:t>)</m:t>
+                    </m:r>
+                  </m:sub>
+                  <m:sup>
+                    <m:r>
+                      <w:rPr>
+                        <w:rFonts w:ascii="Cambria Math" w:hAnsi="Cambria Math"/>
+                      </w:rPr>
+                      <m:t>n</m:t>
+                    </m:r>
+                  </m:sup>
+                </m:sSubSup>
+              </m:den>
+            </m:f>
+            <m:r>
+              <w:rPr>
+                <w:rFonts w:ascii="Cambria Math" w:eastAsiaTheme="minorEastAsia" w:hAnsi="Cambria Math"/>
+                <w:lang w:val="el-GR"/>
+              </w:rPr>
+              <m:t xml:space="preserve">  </m:t>
+            </m:r>
+          </m:e>
+        </m:nary>
+        <m:r>
+          <w:rPr>
+            <w:rFonts w:ascii="Cambria Math" w:eastAsiaTheme="minorEastAsia" w:hAnsi="Cambria Math"/>
+          </w:rPr>
+          <m:t xml:space="preserve"> QED      </m:t>
+        </m:r>
+        <m:d>
+          <m:dPr>
+            <m:begChr m:val="["/>
+            <m:endChr m:val="]"/>
+            <m:ctrlPr>
+              <w:rPr>
+                <w:rFonts w:ascii="Cambria Math" w:eastAsiaTheme="minorEastAsia" w:hAnsi="Cambria Math"/>
+                <w:i/>
+              </w:rPr>
+            </m:ctrlPr>
+          </m:dPr>
+          <m:e>
+            <m:r>
+              <w:rPr>
+                <w:rFonts w:ascii="Cambria Math" w:eastAsiaTheme="minorEastAsia" w:hAnsi="Cambria Math"/>
+              </w:rPr>
+              <m:t>5</m:t>
+            </m:r>
+          </m:e>
+        </m:d>
+      </m:oMath>
+      <w:r>
+        <w:t xml:space="preserve"> </w:t>
+      </w:r>
+    </w:p>
+    <w:p>
+      <w:r>
+        <w:t>NOTE: The script implements the generalized formula [5].</w:t>
+      </w:r>
+    </w:p>
     <w:sectPr>
       <w:pgSz w:w="12240" w:h="15840"/>
       <w:pgMar w:top="1440" w:right="1440" w:bottom="1440" w:left="1440" w:header="720" w:footer="720" w:gutter="0"/>
@@ -3435,7 +6345,6 @@
     <w:next w:val="Normal"/>
     <w:link w:val="Heading2Char"/>
     <w:uiPriority w:val="9"/>
-    <w:semiHidden/>
     <w:unhideWhenUsed/>
     <w:qFormat/>
     <w:rsid w:val="00512CF6"/>
@@ -3610,7 +6519,6 @@
   <w:style w:type="character" w:default="1" w:styleId="DefaultParagraphFont">
     <w:name w:val="Default Paragraph Font"/>
     <w:uiPriority w:val="1"/>
-    <w:semiHidden/>
     <w:unhideWhenUsed/>
   </w:style>
   <w:style w:type="table" w:default="1" w:styleId="TableNormal">
@@ -3652,7 +6560,6 @@
     <w:basedOn w:val="DefaultParagraphFont"/>
     <w:link w:val="Heading2"/>
     <w:uiPriority w:val="9"/>
-    <w:semiHidden/>
     <w:rsid w:val="00512CF6"/>
     <w:rPr>
       <w:rFonts w:asciiTheme="majorHAnsi" w:eastAsiaTheme="majorEastAsia" w:hAnsiTheme="majorHAnsi" w:cstheme="majorBidi"/>
